--- a/Kim11-2-13-Cozunurluk-Carpimi.docx
+++ b/Kim11-2-13-Cozunurluk-Carpimi.docx
@@ -55,7 +55,7 @@
                 <w:rFonts w:ascii="Times New Roman" w:hAnsi="Times New Roman" w:cs="Times New Roman"/>
                 <w:lang w:val="tr-TR"/>
               </w:rPr>
-              <w:t xml:space="preserve">GÖRSEL ALANI (Shutterstock’tan seçilecek)</w:t>
+              <w:t xml:space="preserve">GÖRSEL ALANI (Shutterstock)</w:t>
             </w:r>
           </w:p>
           <w:p>
@@ -87,23 +87,7 @@
                 <w:rFonts w:ascii="Times New Roman" w:hAnsi="Times New Roman" w:cs="Times New Roman"/>
                 <w:lang w:val="tr-TR"/>
               </w:rPr>
-              <w:t xml:space="preserve">Shutterstock arama: “Pamukkale travertine terraces”</w:t>
-            </w:r>
-          </w:p>
-          <w:p>
-            <w:pPr>
-              <w:jc w:val="both"/>
-              <w:rPr>
-                <w:rFonts w:ascii="Times New Roman" w:hAnsi="Times New Roman" w:cs="Times New Roman"/>
-                <w:lang w:val="tr-TR"/>
-              </w:rPr>
-            </w:pPr>
-            <w:r>
-              <w:rPr>
-                <w:rFonts w:ascii="Times New Roman" w:hAnsi="Times New Roman" w:cs="Times New Roman"/>
-                <w:lang w:val="tr-TR"/>
-              </w:rPr>
-              <w:t xml:space="preserve">Shutter ID: ……………</w:t>
+              <w:t xml:space="preserve">Shutter ID: 2813805813 (fotoğraf) — Pamukkale thermal spring and travertine terraces</w:t>
             </w:r>
           </w:p>
         </w:tc>
@@ -289,7 +273,7 @@
                 <w:rFonts w:ascii="Times New Roman" w:hAnsi="Times New Roman" w:cs="Times New Roman"/>
                 <w:lang w:val="tr-TR"/>
               </w:rPr>
-              <w:t xml:space="preserve">GÖRSEL ALANI (Shutterstock’tan seçilecek)</w:t>
+              <w:t xml:space="preserve">GÖRSEL ALANI (Shutterstock)</w:t>
             </w:r>
           </w:p>
           <w:p>
@@ -321,23 +305,7 @@
                 <w:rFonts w:ascii="Times New Roman" w:hAnsi="Times New Roman" w:cs="Times New Roman"/>
                 <w:lang w:val="tr-TR"/>
               </w:rPr>
-              <w:t xml:space="preserve">Shutterstock arama: “tooth enamel structure cross section illustration”</w:t>
-            </w:r>
-          </w:p>
-          <w:p>
-            <w:pPr>
-              <w:jc w:val="both"/>
-              <w:rPr>
-                <w:rFonts w:ascii="Times New Roman" w:hAnsi="Times New Roman" w:cs="Times New Roman"/>
-                <w:lang w:val="tr-TR"/>
-              </w:rPr>
-            </w:pPr>
-            <w:r>
-              <w:rPr>
-                <w:rFonts w:ascii="Times New Roman" w:hAnsi="Times New Roman" w:cs="Times New Roman"/>
-                <w:lang w:val="tr-TR"/>
-              </w:rPr>
-              <w:t xml:space="preserve">Shutter ID: ……………</w:t>
+              <w:t xml:space="preserve">Shutter ID: 2072502239 (vektör) — Human tooth structure cross section (enamel, dentine, pulp)</w:t>
             </w:r>
           </w:p>
         </w:tc>

--- a/Kim11-2-13-Cozunurluk-Carpimi.docx
+++ b/Kim11-2-13-Cozunurluk-Carpimi.docx
@@ -398,7 +398,7 @@
           <w:rFonts w:ascii="Times New Roman" w:hAnsi="Times New Roman" w:cs="Times New Roman"/>
           <w:lang w:val="tr-TR"/>
         </w:rPr>
-        <w:t xml:space="preserve">Gümüş klorür (AgCl) suda az çözünen bir tuzdur. Bir miktar AgCl katısı suya eklenip uzun süre karıştırıldığında kabın dibinde çözünmeden kalan katı bulunur. AgCl’nin suda çözünme denklemi aşağıda verilmiştir:</w:t>
+        <w:t xml:space="preserve">Gümüş klorür (AgCl), suda çok az çözünen tuzlara bir örnektir. Bir miktar AgCl katısı suya eklenip uzun süre karıştırıldığında kabın dibinde çözünmeden kalan katı bulunur. AgCl’nin suda çözünme denklemi aşağıda verilmiştir:</w:t>
       </w:r>
     </w:p>
     <w:p>
@@ -3175,6 +3175,142 @@
           <w:rFonts w:ascii="Times New Roman" w:hAnsi="Times New Roman" w:cs="Times New Roman"/>
           <w:lang w:val="tr-TR"/>
         </w:rPr>
+        <w:t xml:space="preserve">Çözünürlük çarpımı ifadesi yalnızca suda iyonlarına ayrışarak çözünen ve suda az çözünen iyonik katılar için yazılır. Şeker (C</w:t>
+      </w:r>
+      <w:r>
+        <w:rPr>
+          <w:rFonts w:ascii="Times New Roman" w:hAnsi="Times New Roman" w:cs="Times New Roman"/>
+          <w:vertAlign w:val="subscript"/>
+          <w:lang w:val="tr-TR"/>
+        </w:rPr>
+        <w:t xml:space="preserve">12</w:t>
+      </w:r>
+      <w:r>
+        <w:rPr>
+          <w:rFonts w:ascii="Times New Roman" w:hAnsi="Times New Roman" w:cs="Times New Roman"/>
+          <w:lang w:val="tr-TR"/>
+        </w:rPr>
+        <w:t xml:space="preserve">H</w:t>
+      </w:r>
+      <w:r>
+        <w:rPr>
+          <w:rFonts w:ascii="Times New Roman" w:hAnsi="Times New Roman" w:cs="Times New Roman"/>
+          <w:vertAlign w:val="subscript"/>
+          <w:lang w:val="tr-TR"/>
+        </w:rPr>
+        <w:t xml:space="preserve">22</w:t>
+      </w:r>
+      <w:r>
+        <w:rPr>
+          <w:rFonts w:ascii="Times New Roman" w:hAnsi="Times New Roman" w:cs="Times New Roman"/>
+          <w:lang w:val="tr-TR"/>
+        </w:rPr>
+        <w:t xml:space="preserve">O</w:t>
+      </w:r>
+      <w:r>
+        <w:rPr>
+          <w:rFonts w:ascii="Times New Roman" w:hAnsi="Times New Roman" w:cs="Times New Roman"/>
+          <w:vertAlign w:val="subscript"/>
+          <w:lang w:val="tr-TR"/>
+        </w:rPr>
+        <w:t xml:space="preserve">11</w:t>
+      </w:r>
+      <w:r>
+        <w:rPr>
+          <w:rFonts w:ascii="Times New Roman" w:hAnsi="Times New Roman" w:cs="Times New Roman"/>
+          <w:lang w:val="tr-TR"/>
+        </w:rPr>
+        <w:t xml:space="preserve">) ya da glikoz (C</w:t>
+      </w:r>
+      <w:r>
+        <w:rPr>
+          <w:rFonts w:ascii="Times New Roman" w:hAnsi="Times New Roman" w:cs="Times New Roman"/>
+          <w:vertAlign w:val="subscript"/>
+          <w:lang w:val="tr-TR"/>
+        </w:rPr>
+        <w:t xml:space="preserve">6</w:t>
+      </w:r>
+      <w:r>
+        <w:rPr>
+          <w:rFonts w:ascii="Times New Roman" w:hAnsi="Times New Roman" w:cs="Times New Roman"/>
+          <w:lang w:val="tr-TR"/>
+        </w:rPr>
+        <w:t xml:space="preserve">H</w:t>
+      </w:r>
+      <w:r>
+        <w:rPr>
+          <w:rFonts w:ascii="Times New Roman" w:hAnsi="Times New Roman" w:cs="Times New Roman"/>
+          <w:vertAlign w:val="subscript"/>
+          <w:lang w:val="tr-TR"/>
+        </w:rPr>
+        <w:t xml:space="preserve">12</w:t>
+      </w:r>
+      <w:r>
+        <w:rPr>
+          <w:rFonts w:ascii="Times New Roman" w:hAnsi="Times New Roman" w:cs="Times New Roman"/>
+          <w:lang w:val="tr-TR"/>
+        </w:rPr>
+        <w:t xml:space="preserve">O</w:t>
+      </w:r>
+      <w:r>
+        <w:rPr>
+          <w:rFonts w:ascii="Times New Roman" w:hAnsi="Times New Roman" w:cs="Times New Roman"/>
+          <w:vertAlign w:val="subscript"/>
+          <w:lang w:val="tr-TR"/>
+        </w:rPr>
+        <w:t xml:space="preserve">6</w:t>
+      </w:r>
+      <w:r>
+        <w:rPr>
+          <w:rFonts w:ascii="Times New Roman" w:hAnsi="Times New Roman" w:cs="Times New Roman"/>
+          <w:lang w:val="tr-TR"/>
+        </w:rPr>
+        <w:t xml:space="preserve">) gibi suda moleküller hâlinde çözünen maddeler iyon oluşturmadığından bu maddeler için K</w:t>
+      </w:r>
+      <w:r>
+        <w:rPr>
+          <w:rFonts w:ascii="Times New Roman" w:hAnsi="Times New Roman" w:cs="Times New Roman"/>
+          <w:vertAlign w:val="subscript"/>
+          <w:lang w:val="tr-TR"/>
+        </w:rPr>
+        <w:t xml:space="preserve">çç</w:t>
+      </w:r>
+      <w:r>
+        <w:rPr>
+          <w:rFonts w:ascii="Times New Roman" w:hAnsi="Times New Roman" w:cs="Times New Roman"/>
+          <w:lang w:val="tr-TR"/>
+        </w:rPr>
+        <w:t xml:space="preserve"> ifadesi yazılmaz. Suda çok çözünen tuzların (NaCl, KNO</w:t>
+      </w:r>
+      <w:r>
+        <w:rPr>
+          <w:rFonts w:ascii="Times New Roman" w:hAnsi="Times New Roman" w:cs="Times New Roman"/>
+          <w:vertAlign w:val="subscript"/>
+          <w:lang w:val="tr-TR"/>
+        </w:rPr>
+        <w:t xml:space="preserve">3</w:t>
+      </w:r>
+      <w:r>
+        <w:rPr>
+          <w:rFonts w:ascii="Times New Roman" w:hAnsi="Times New Roman" w:cs="Times New Roman"/>
+          <w:lang w:val="tr-TR"/>
+        </w:rPr>
+        <w:t xml:space="preserve"> vb.) çözünürlüğü ise genellikle 100 g suda çözünen kütle ile ifade edilir.</w:t>
+      </w:r>
+    </w:p>
+    <w:p>
+      <w:pPr>
+        <w:jc w:val="both"/>
+        <w:rPr>
+          <w:rFonts w:ascii="Times New Roman" w:hAnsi="Times New Roman" w:cs="Times New Roman"/>
+          <w:lang w:val="tr-TR"/>
+        </w:rPr>
+      </w:pPr>
+      <w:r>
+        <w:rPr>
+          <w:rFonts w:ascii="Times New Roman" w:hAnsi="Times New Roman" w:cs="Times New Roman"/>
+          <w:lang w:val="tr-TR"/>
+        </w:rPr>
         <w:t xml:space="preserve">Molar çözünürlük s ile gösterilirse 1 litrede s mol tuz çözündüğünde iyon derişimleri tuzun formülündeki katsayılara göre belirlenir. Örneğin AgCl için [Ag</w:t>
       </w:r>
       <w:r>
@@ -4042,6 +4178,240 @@
                 <w:lang w:val="tr-TR"/>
               </w:rPr>
               <w:t xml:space="preserve">4</w:t>
+            </w:r>
+          </w:p>
+        </w:tc>
+      </w:tr>
+      <w:tr>
+        <w:tc>
+          <w:tcPr>
+            <w:tcW w:w="1900" w:type="dxa"/>
+            <w:vAlign w:val="center"/>
+          </w:tcPr>
+          <w:p>
+            <w:pPr>
+              <w:jc w:val="center"/>
+              <w:rPr>
+                <w:rFonts w:ascii="Times New Roman" w:hAnsi="Times New Roman" w:cs="Times New Roman"/>
+                <w:lang w:val="tr-TR"/>
+              </w:rPr>
+            </w:pPr>
+            <w:r>
+              <w:rPr>
+                <w:rFonts w:ascii="Times New Roman" w:hAnsi="Times New Roman" w:cs="Times New Roman"/>
+                <w:lang w:val="tr-TR"/>
+              </w:rPr>
+              <w:t xml:space="preserve">X</w:t>
+            </w:r>
+            <w:r>
+              <w:rPr>
+                <w:rFonts w:ascii="Times New Roman" w:hAnsi="Times New Roman" w:cs="Times New Roman"/>
+                <w:vertAlign w:val="subscript"/>
+                <w:lang w:val="tr-TR"/>
+              </w:rPr>
+              <w:t xml:space="preserve">3</w:t>
+            </w:r>
+            <w:r>
+              <w:rPr>
+                <w:rFonts w:ascii="Times New Roman" w:hAnsi="Times New Roman" w:cs="Times New Roman"/>
+                <w:lang w:val="tr-TR"/>
+              </w:rPr>
+              <w:t xml:space="preserve">Y</w:t>
+            </w:r>
+            <w:r>
+              <w:rPr>
+                <w:rFonts w:ascii="Times New Roman" w:hAnsi="Times New Roman" w:cs="Times New Roman"/>
+                <w:vertAlign w:val="subscript"/>
+                <w:lang w:val="tr-TR"/>
+              </w:rPr>
+              <w:t xml:space="preserve">2</w:t>
+            </w:r>
+            <w:r>
+              <w:rPr>
+                <w:rFonts w:ascii="Times New Roman" w:hAnsi="Times New Roman" w:cs="Times New Roman"/>
+                <w:lang w:val="tr-TR"/>
+              </w:rPr>
+              <w:t xml:space="preserve"> ya da X</w:t>
+            </w:r>
+            <w:r>
+              <w:rPr>
+                <w:rFonts w:ascii="Times New Roman" w:hAnsi="Times New Roman" w:cs="Times New Roman"/>
+                <w:vertAlign w:val="subscript"/>
+                <w:lang w:val="tr-TR"/>
+              </w:rPr>
+              <w:t xml:space="preserve">2</w:t>
+            </w:r>
+            <w:r>
+              <w:rPr>
+                <w:rFonts w:ascii="Times New Roman" w:hAnsi="Times New Roman" w:cs="Times New Roman"/>
+                <w:lang w:val="tr-TR"/>
+              </w:rPr>
+              <w:t xml:space="preserve">Y</w:t>
+            </w:r>
+            <w:r>
+              <w:rPr>
+                <w:rFonts w:ascii="Times New Roman" w:hAnsi="Times New Roman" w:cs="Times New Roman"/>
+                <w:vertAlign w:val="subscript"/>
+                <w:lang w:val="tr-TR"/>
+              </w:rPr>
+              <w:t xml:space="preserve">3</w:t>
+            </w:r>
+          </w:p>
+        </w:tc>
+        <w:tc>
+          <w:tcPr>
+            <w:tcW w:w="2900" w:type="dxa"/>
+            <w:vAlign w:val="center"/>
+          </w:tcPr>
+          <w:p>
+            <w:pPr>
+              <w:jc w:val="center"/>
+              <w:rPr>
+                <w:rFonts w:ascii="Times New Roman" w:hAnsi="Times New Roman" w:cs="Times New Roman"/>
+                <w:lang w:val="tr-TR"/>
+              </w:rPr>
+            </w:pPr>
+            <w:r>
+              <w:rPr>
+                <w:rFonts w:ascii="Times New Roman" w:hAnsi="Times New Roman" w:cs="Times New Roman"/>
+                <w:lang w:val="tr-TR"/>
+              </w:rPr>
+              <w:t xml:space="preserve">Ca</w:t>
+            </w:r>
+            <w:r>
+              <w:rPr>
+                <w:rFonts w:ascii="Times New Roman" w:hAnsi="Times New Roman" w:cs="Times New Roman"/>
+                <w:vertAlign w:val="subscript"/>
+                <w:lang w:val="tr-TR"/>
+              </w:rPr>
+              <w:t xml:space="preserve">3</w:t>
+            </w:r>
+            <w:r>
+              <w:rPr>
+                <w:rFonts w:ascii="Times New Roman" w:hAnsi="Times New Roman" w:cs="Times New Roman"/>
+                <w:lang w:val="tr-TR"/>
+              </w:rPr>
+              <w:t xml:space="preserve">(PO</w:t>
+            </w:r>
+            <w:r>
+              <w:rPr>
+                <w:rFonts w:ascii="Times New Roman" w:hAnsi="Times New Roman" w:cs="Times New Roman"/>
+                <w:vertAlign w:val="subscript"/>
+                <w:lang w:val="tr-TR"/>
+              </w:rPr>
+              <w:t xml:space="preserve">4</w:t>
+            </w:r>
+            <w:r>
+              <w:rPr>
+                <w:rFonts w:ascii="Times New Roman" w:hAnsi="Times New Roman" w:cs="Times New Roman"/>
+                <w:lang w:val="tr-TR"/>
+              </w:rPr>
+              <w:t xml:space="preserve">)</w:t>
+            </w:r>
+            <w:r>
+              <w:rPr>
+                <w:rFonts w:ascii="Times New Roman" w:hAnsi="Times New Roman" w:cs="Times New Roman"/>
+                <w:vertAlign w:val="subscript"/>
+                <w:lang w:val="tr-TR"/>
+              </w:rPr>
+              <w:t xml:space="preserve">2</w:t>
+            </w:r>
+            <w:r>
+              <w:rPr>
+                <w:rFonts w:ascii="Times New Roman" w:hAnsi="Times New Roman" w:cs="Times New Roman"/>
+                <w:lang w:val="tr-TR"/>
+              </w:rPr>
+              <w:t xml:space="preserve">, Bi</w:t>
+            </w:r>
+            <w:r>
+              <w:rPr>
+                <w:rFonts w:ascii="Times New Roman" w:hAnsi="Times New Roman" w:cs="Times New Roman"/>
+                <w:vertAlign w:val="subscript"/>
+                <w:lang w:val="tr-TR"/>
+              </w:rPr>
+              <w:t xml:space="preserve">2</w:t>
+            </w:r>
+            <w:r>
+              <w:rPr>
+                <w:rFonts w:ascii="Times New Roman" w:hAnsi="Times New Roman" w:cs="Times New Roman"/>
+                <w:lang w:val="tr-TR"/>
+              </w:rPr>
+              <w:t xml:space="preserve">S</w:t>
+            </w:r>
+            <w:r>
+              <w:rPr>
+                <w:rFonts w:ascii="Times New Roman" w:hAnsi="Times New Roman" w:cs="Times New Roman"/>
+                <w:vertAlign w:val="subscript"/>
+                <w:lang w:val="tr-TR"/>
+              </w:rPr>
+              <w:t xml:space="preserve">3</w:t>
+            </w:r>
+          </w:p>
+        </w:tc>
+        <w:tc>
+          <w:tcPr>
+            <w:tcW w:w="2200" w:type="dxa"/>
+            <w:vAlign w:val="center"/>
+          </w:tcPr>
+          <w:p>
+            <w:pPr>
+              <w:jc w:val="center"/>
+              <w:rPr>
+                <w:rFonts w:ascii="Times New Roman" w:hAnsi="Times New Roman" w:cs="Times New Roman"/>
+                <w:lang w:val="tr-TR"/>
+              </w:rPr>
+            </w:pPr>
+            <w:r>
+              <w:rPr>
+                <w:rFonts w:ascii="Times New Roman" w:hAnsi="Times New Roman" w:cs="Times New Roman"/>
+                <w:lang w:val="tr-TR"/>
+              </w:rPr>
+              <w:t xml:space="preserve">Bir iyon 3s, diğer iyon 2s</w:t>
+            </w:r>
+          </w:p>
+        </w:tc>
+        <w:tc>
+          <w:tcPr>
+            <w:tcW w:w="2000" w:type="dxa"/>
+            <w:vAlign w:val="center"/>
+          </w:tcPr>
+          <w:p>
+            <w:pPr>
+              <w:jc w:val="center"/>
+              <w:rPr>
+                <w:rFonts w:ascii="Times New Roman" w:hAnsi="Times New Roman" w:cs="Times New Roman"/>
+                <w:lang w:val="tr-TR"/>
+              </w:rPr>
+            </w:pPr>
+            <w:r>
+              <w:rPr>
+                <w:rFonts w:ascii="Times New Roman" w:hAnsi="Times New Roman" w:cs="Times New Roman"/>
+                <w:lang w:val="tr-TR"/>
+              </w:rPr>
+              <w:t xml:space="preserve">K</w:t>
+            </w:r>
+            <w:r>
+              <w:rPr>
+                <w:rFonts w:ascii="Times New Roman" w:hAnsi="Times New Roman" w:cs="Times New Roman"/>
+                <w:vertAlign w:val="subscript"/>
+                <w:lang w:val="tr-TR"/>
+              </w:rPr>
+              <w:t xml:space="preserve">çç</w:t>
+            </w:r>
+            <w:r>
+              <w:rPr>
+                <w:rFonts w:ascii="Times New Roman" w:hAnsi="Times New Roman" w:cs="Times New Roman"/>
+                <w:lang w:val="tr-TR"/>
+              </w:rPr>
+              <w:t xml:space="preserve"> = 108s</w:t>
+            </w:r>
+            <w:r>
+              <w:rPr>
+                <w:rFonts w:ascii="Times New Roman" w:hAnsi="Times New Roman" w:cs="Times New Roman"/>
+                <w:vertAlign w:val="superscript"/>
+                <w:lang w:val="tr-TR"/>
+              </w:rPr>
+              <w:t xml:space="preserve">5</w:t>
             </w:r>
           </w:p>
         </w:tc>
@@ -6549,6 +6919,92 @@
           <w:lang w:val="tr-TR"/>
         </w:rPr>
         <w:t xml:space="preserve"> değerini hesaplayınız.</w:t>
+      </w:r>
+    </w:p>
+    <w:tbl>
+      <w:tblPr>
+        <w:tblW w:w="9000" w:type="dxa"/>
+        <w:jc w:val="center"/>
+        <w:tblBorders>
+          <w:top w:val="single" w:sz="8" w:space="0" w:color="7F7F7F"/>
+          <w:left w:val="single" w:sz="8" w:space="0" w:color="7F7F7F"/>
+          <w:bottom w:val="single" w:sz="8" w:space="0" w:color="7F7F7F"/>
+          <w:right w:val="single" w:sz="8" w:space="0" w:color="7F7F7F"/>
+        </w:tblBorders>
+      </w:tblPr>
+      <w:tblGrid>
+        <w:gridCol w:w="9000"/>
+      </w:tblGrid>
+      <w:tr>
+        <w:trPr>
+          <w:trHeight w:val="1400"/>
+        </w:trPr>
+        <w:tc>
+          <w:tcPr>
+            <w:tcW w:w="9000" w:type="dxa"/>
+          </w:tcPr>
+          <w:p/>
+        </w:tc>
+      </w:tr>
+    </w:tbl>
+    <w:p>
+      <w:pPr>
+        <w:jc w:val="both"/>
+        <w:rPr>
+          <w:rFonts w:ascii="Times New Roman" w:hAnsi="Times New Roman" w:cs="Times New Roman"/>
+          <w:lang w:val="tr-TR"/>
+        </w:rPr>
+      </w:pPr>
+    </w:p>
+    <w:p>
+      <w:pPr>
+        <w:pStyle w:val="ListParagraph"/>
+        <w:numPr>
+          <w:ilvl w:val="0"/>
+          <w:numId w:val="55"/>
+        </w:numPr>
+        <w:jc w:val="both"/>
+        <w:rPr>
+          <w:rFonts w:ascii="Times New Roman" w:hAnsi="Times New Roman" w:cs="Times New Roman"/>
+          <w:lang w:val="tr-TR"/>
+        </w:rPr>
+      </w:pPr>
+      <w:r>
+        <w:rPr>
+          <w:rFonts w:ascii="Times New Roman" w:hAnsi="Times New Roman" w:cs="Times New Roman"/>
+          <w:lang w:val="tr-TR"/>
+        </w:rPr>
+        <w:t xml:space="preserve">Belirli bir sıcaklıkta K</w:t>
+      </w:r>
+      <w:r>
+        <w:rPr>
+          <w:rFonts w:ascii="Times New Roman" w:hAnsi="Times New Roman" w:cs="Times New Roman"/>
+          <w:vertAlign w:val="subscript"/>
+          <w:lang w:val="tr-TR"/>
+        </w:rPr>
+        <w:t xml:space="preserve">çç</w:t>
+      </w:r>
+      <w:r>
+        <w:rPr>
+          <w:rFonts w:ascii="Times New Roman" w:hAnsi="Times New Roman" w:cs="Times New Roman"/>
+          <w:lang w:val="tr-TR"/>
+        </w:rPr>
+        <w:t xml:space="preserve"> değeri 4,9·10</w:t>
+      </w:r>
+      <w:r>
+        <w:rPr>
+          <w:rFonts w:ascii="Times New Roman" w:hAnsi="Times New Roman" w:cs="Times New Roman"/>
+          <w:vertAlign w:val="superscript"/>
+          <w:lang w:val="tr-TR"/>
+        </w:rPr>
+        <w:t xml:space="preserve">-9</w:t>
+      </w:r>
+      <w:r>
+        <w:rPr>
+          <w:rFonts w:ascii="Times New Roman" w:hAnsi="Times New Roman" w:cs="Times New Roman"/>
+          <w:lang w:val="tr-TR"/>
+        </w:rPr>
+        <w:t xml:space="preserve"> olan XY tuzunun 0,35 gramını tamamen çözmek için en az kaç litre su gerekir? (XY: 100 g/mol; çözeltinin hacmi suyun hacmine eşit kabul edilecektir.)</w:t>
       </w:r>
     </w:p>
     <w:tbl>

--- a/Kim11-2-13-Cozunurluk-Carpimi.docx
+++ b/Kim11-2-13-Cozunurluk-Carpimi.docx
@@ -2730,39 +2730,7 @@
           <w:rFonts w:ascii="Times New Roman" w:hAnsi="Times New Roman" w:cs="Times New Roman"/>
           <w:lang w:val="tr-TR"/>
         </w:rPr>
-        <w:t xml:space="preserve">Suda hiç çözünmeyen tuz yoktur. Çözünürlüğü çok düşük olan tuzlara günlük dilde “suda çözünmez” dense de bu tuzların çok küçük bir miktarı suda çözünür. Suda az çözünen iyonik bir katı suya eklendiğinde katının yüzeyindeki iyonlar su molekülleri tarafından çekilerek çözeltiye geçer. Çözeltideki iyon derişimi arttıkça iyonların katı yüzeyine çarpıp yeniden kristale bağlanması (çökelme) da hızlanır. Bir süre sonra birim zamanda çözünen ve çöken iyon sayıları eşitlenir (Görsel C). Bu durumda çözelti </w:t>
-      </w:r>
-      <w:r>
-        <w:rPr>
-          <w:rFonts w:ascii="Times New Roman" w:hAnsi="Times New Roman" w:cs="Times New Roman"/>
-          <w:b/>
-          <w:bCs/>
-          <w:lang w:val="tr-TR"/>
-        </w:rPr>
-        <w:t xml:space="preserve">doymuş</w:t>
-      </w:r>
-      <w:r>
-        <w:rPr>
-          <w:rFonts w:ascii="Times New Roman" w:hAnsi="Times New Roman" w:cs="Times New Roman"/>
-          <w:lang w:val="tr-TR"/>
-        </w:rPr>
-        <w:t xml:space="preserve"> hâldedir ve katı ile çözeltideki iyonları arasında </w:t>
-      </w:r>
-      <w:r>
-        <w:rPr>
-          <w:rFonts w:ascii="Times New Roman" w:hAnsi="Times New Roman" w:cs="Times New Roman"/>
-          <w:b/>
-          <w:bCs/>
-          <w:lang w:val="tr-TR"/>
-        </w:rPr>
-        <w:t xml:space="preserve">çözünürlük dengesi</w:t>
-      </w:r>
-      <w:r>
-        <w:rPr>
-          <w:rFonts w:ascii="Times New Roman" w:hAnsi="Times New Roman" w:cs="Times New Roman"/>
-          <w:lang w:val="tr-TR"/>
-        </w:rPr>
-        <w:t xml:space="preserve"> kurulmuştur. Bu denge dinamik bir dengedir; makroskobik özellikler değişmese de çözünme ve çökelme olayları aynı hızla sürer.</w:t>
+        <w:t xml:space="preserve">Analiz ve Keşif Atölyesi 2.13.’te kabın dibinde katı bulunan doymuş AgCl çözeltisinde çözünmenin durup durmadığını sorguladınız ve modelinizi animasyondaki bilimsel modelle karşılaştırdınız. AgCl örneğinde olduğu gibi günlük dilde “suda çözünmez” denen tuzların da çok küçük bir miktarının suda çözündüğü görülür; aslında suda hiç çözünmeyen tuz yoktur. Suda az çözünen iyonik bir katı suya eklendiğinde katının yüzeyindeki iyonlar su molekülleri tarafından çekilerek çözeltiye geçer. Çözeltideki iyon derişimi arttıkça iyonların katı yüzeyine çarpıp yeniden kristale bağlanması (çökelme) da hızlanır. Bir süre sonra birim zamanda çözünen ve çöken iyon sayıları eşitlenir (Görsel C). Bu durumda çözelti doymuş hâldedir ve katı ile çözeltideki iyonları arasında çözünürlük dengesi kurulmuştur. Bu denge dinamik bir dengedir; makroskobik özellikler değişmese de çözünme ve çökelme olayları aynı hızla sürer.</w:t>
       </w:r>
     </w:p>
     <w:p xmlns:a="http://schemas.openxmlformats.org/drawingml/2006/main" xmlns:pic="http://schemas.openxmlformats.org/drawingml/2006/picture">
@@ -2875,55 +2843,7 @@
           <w:rFonts w:ascii="Times New Roman" w:hAnsi="Times New Roman" w:cs="Times New Roman"/>
           <w:lang w:val="tr-TR"/>
         </w:rPr>
-        <w:t xml:space="preserve">Belirli bir sıcaklıkta çözebileceğinden daha az madde çözmüş olan çözeltiye </w:t>
-      </w:r>
-      <w:r>
-        <w:rPr>
-          <w:rFonts w:ascii="Times New Roman" w:hAnsi="Times New Roman" w:cs="Times New Roman"/>
-          <w:b/>
-          <w:bCs/>
-          <w:lang w:val="tr-TR"/>
-        </w:rPr>
-        <w:t xml:space="preserve">doymamış çözelti</w:t>
-      </w:r>
-      <w:r>
-        <w:rPr>
-          <w:rFonts w:ascii="Times New Roman" w:hAnsi="Times New Roman" w:cs="Times New Roman"/>
-          <w:lang w:val="tr-TR"/>
-        </w:rPr>
-        <w:t xml:space="preserve">, çözebileceği en fazla maddeyi çözmüş çözeltiye </w:t>
-      </w:r>
-      <w:r>
-        <w:rPr>
-          <w:rFonts w:ascii="Times New Roman" w:hAnsi="Times New Roman" w:cs="Times New Roman"/>
-          <w:b/>
-          <w:bCs/>
-          <w:lang w:val="tr-TR"/>
-        </w:rPr>
-        <w:t xml:space="preserve">doymuş çözelti</w:t>
-      </w:r>
-      <w:r>
-        <w:rPr>
-          <w:rFonts w:ascii="Times New Roman" w:hAnsi="Times New Roman" w:cs="Times New Roman"/>
-          <w:lang w:val="tr-TR"/>
-        </w:rPr>
-        <w:t xml:space="preserve"> denir. Bazı durumlarda, örneğin sıcakta hazırlanmış doymuş bir çözelti dikkatlice soğutulduğunda, çözelti çözünürlüğünden daha fazla madde içerebilir. Bu kararsız çözeltilere </w:t>
-      </w:r>
-      <w:r>
-        <w:rPr>
-          <w:rFonts w:ascii="Times New Roman" w:hAnsi="Times New Roman" w:cs="Times New Roman"/>
-          <w:b/>
-          <w:bCs/>
-          <w:lang w:val="tr-TR"/>
-        </w:rPr>
-        <w:t xml:space="preserve">aşırı doymuş çözelti</w:t>
-      </w:r>
-      <w:r>
-        <w:rPr>
-          <w:rFonts w:ascii="Times New Roman" w:hAnsi="Times New Roman" w:cs="Times New Roman"/>
-          <w:lang w:val="tr-TR"/>
-        </w:rPr>
-        <w:t xml:space="preserve"> denir. Aşırı doymuş çözeltiye küçük bir kristal eklendiğinde fazla madde hızla çöker.</w:t>
+        <w:t xml:space="preserve">Etkinlikte kabın dibinde çözünmeden kalan AgCl katısı, çözeltinin o sıcaklıkta daha fazla tuz çözemediğini gösterir. Önceki sınıflardan hatırlayacağınız gibi belirli bir sıcaklıkta çözebileceğinden daha az madde çözmüş olan çözeltiye doymamış çözelti, çözebileceği en fazla maddeyi çözmüş çözeltiye doymuş çözelti denir. Bazı durumlarda, örneğin sıcakta hazırlanmış doymuş bir çözelti dikkatlice soğutulduğunda, çözelti çözünürlüğünden daha fazla madde içerebilir. Bu kararsız çözeltilere aşırı doymuş çözelti denir. Aşırı doymuş çözeltiye küçük bir kristal eklendiğinde fazla madde hızla çöker.</w:t>
       </w:r>
     </w:p>
     <w:p>
@@ -2939,13 +2859,73 @@
           <w:rFonts w:ascii="Times New Roman" w:hAnsi="Times New Roman" w:cs="Times New Roman"/>
           <w:lang w:val="tr-TR"/>
         </w:rPr>
-        <w:t xml:space="preserve">Suda az çözünen bir X</w:t>
-      </w:r>
-      <w:r>
-        <w:rPr>
-          <w:rFonts w:ascii="Times New Roman" w:hAnsi="Times New Roman" w:cs="Times New Roman"/>
+        <w:t xml:space="preserve">Etkinlikte AgCl, BaSO</w:t>
+      </w:r>
+      <w:r>
+        <w:rPr>
+          <w:rFonts w:ascii="Times New Roman" w:hAnsi="Times New Roman" w:cs="Times New Roman"/>
+          <w:lang w:val="tr-TR"/>
           <w:vertAlign w:val="subscript"/>
-          <w:lang w:val="tr-TR"/>
+        </w:rPr>
+        <w:t xml:space="preserve">4</w:t>
+      </w:r>
+      <w:r>
+        <w:rPr>
+          <w:rFonts w:ascii="Times New Roman" w:hAnsi="Times New Roman" w:cs="Times New Roman"/>
+          <w:lang w:val="tr-TR"/>
+        </w:rPr>
+        <w:t xml:space="preserve"> ve Ag</w:t>
+      </w:r>
+      <w:r>
+        <w:rPr>
+          <w:rFonts w:ascii="Times New Roman" w:hAnsi="Times New Roman" w:cs="Times New Roman"/>
+          <w:lang w:val="tr-TR"/>
+          <w:vertAlign w:val="subscript"/>
+        </w:rPr>
+        <w:t xml:space="preserve">2</w:t>
+      </w:r>
+      <w:r>
+        <w:rPr>
+          <w:rFonts w:ascii="Times New Roman" w:hAnsi="Times New Roman" w:cs="Times New Roman"/>
+          <w:lang w:val="tr-TR"/>
+        </w:rPr>
+        <w:t xml:space="preserve">CrO</w:t>
+      </w:r>
+      <w:r>
+        <w:rPr>
+          <w:rFonts w:ascii="Times New Roman" w:hAnsi="Times New Roman" w:cs="Times New Roman"/>
+          <w:lang w:val="tr-TR"/>
+          <w:vertAlign w:val="subscript"/>
+        </w:rPr>
+        <w:t xml:space="preserve">4</w:t>
+      </w:r>
+      <w:r>
+        <w:rPr>
+          <w:rFonts w:ascii="Times New Roman" w:hAnsi="Times New Roman" w:cs="Times New Roman"/>
+          <w:lang w:val="tr-TR"/>
+        </w:rPr>
+        <w:t xml:space="preserve"> için yazdığınız K</w:t>
+      </w:r>
+      <w:r>
+        <w:rPr>
+          <w:rFonts w:ascii="Times New Roman" w:hAnsi="Times New Roman" w:cs="Times New Roman"/>
+          <w:lang w:val="tr-TR"/>
+          <w:vertAlign w:val="subscript"/>
+        </w:rPr>
+        <w:t xml:space="preserve">çç</w:t>
+      </w:r>
+      <w:r>
+        <w:rPr>
+          <w:rFonts w:ascii="Times New Roman" w:hAnsi="Times New Roman" w:cs="Times New Roman"/>
+          <w:lang w:val="tr-TR"/>
+        </w:rPr>
+        <w:t xml:space="preserve"> ifadelerini karşılaştırdığınızda her iyon derişiminin, çözünme denklemindeki katsayısı kadar üssü alınarak yazıldığını fark etmişsinizdir. Bu örüntü genelleştirildiğinde suda az çözünen bir X</w:t>
+      </w:r>
+      <w:r>
+        <w:rPr>
+          <w:rFonts w:ascii="Times New Roman" w:hAnsi="Times New Roman" w:cs="Times New Roman"/>
+          <w:lang w:val="tr-TR"/>
+          <w:vertAlign w:val="subscript"/>
         </w:rPr>
         <w:t xml:space="preserve">a</w:t>
       </w:r>
@@ -2959,8 +2939,8 @@
       <w:r>
         <w:rPr>
           <w:rFonts w:ascii="Times New Roman" w:hAnsi="Times New Roman" w:cs="Times New Roman"/>
+          <w:lang w:val="tr-TR"/>
           <w:vertAlign w:val="subscript"/>
-          <w:lang w:val="tr-TR"/>
         </w:rPr>
         <w:t xml:space="preserve">b</w:t>
       </w:r>
@@ -2969,7 +2949,7 @@
           <w:rFonts w:ascii="Times New Roman" w:hAnsi="Times New Roman" w:cs="Times New Roman"/>
           <w:lang w:val="tr-TR"/>
         </w:rPr>
-        <w:t xml:space="preserve"> tuzunun çözünürlük dengesi ve çözünürlük çarpımı ifadesi genel olarak aşağıdaki gibi yazılır:</w:t>
+        <w:t xml:space="preserve"> tuzunun çözünürlük dengesi ve çözünürlük çarpımı ifadesi aşağıdaki gibi yazılır:</w:t>
       </w:r>
     </w:p>
     <w:p>
@@ -3134,8 +3114,8 @@
       <w:r>
         <w:rPr>
           <w:rFonts w:ascii="Times New Roman" w:hAnsi="Times New Roman" w:cs="Times New Roman"/>
+          <w:lang w:val="tr-TR"/>
           <w:vertAlign w:val="subscript"/>
-          <w:lang w:val="tr-TR"/>
         </w:rPr>
         <w:t xml:space="preserve">çç</w:t>
       </w:r>
@@ -3149,8 +3129,8 @@
       <w:r>
         <w:rPr>
           <w:rFonts w:ascii="Times New Roman" w:hAnsi="Times New Roman" w:cs="Times New Roman"/>
+          <w:lang w:val="tr-TR"/>
           <w:vertAlign w:val="subscript"/>
-          <w:lang w:val="tr-TR"/>
         </w:rPr>
         <w:t xml:space="preserve">çç</w:t>
       </w:r>
@@ -3159,7 +3139,7 @@
           <w:rFonts w:ascii="Times New Roman" w:hAnsi="Times New Roman" w:cs="Times New Roman"/>
           <w:lang w:val="tr-TR"/>
         </w:rPr>
-        <w:t xml:space="preserve"> değeri yalnızca sıcaklığa bağlıdır.</w:t>
+        <w:t xml:space="preserve"> bir denge sabiti olduğundan, daha önce incelediğiniz diğer denge sabitleri gibi yalnızca sıcaklığa bağlıdır.</w:t>
       </w:r>
     </w:p>
     <w:p>
@@ -3311,13 +3291,58 @@
           <w:rFonts w:ascii="Times New Roman" w:hAnsi="Times New Roman" w:cs="Times New Roman"/>
           <w:lang w:val="tr-TR"/>
         </w:rPr>
-        <w:t xml:space="preserve">Molar çözünürlük s ile gösterilirse 1 litrede s mol tuz çözündüğünde iyon derişimleri tuzun formülündeki katsayılara göre belirlenir. Örneğin AgCl için [Ag</w:t>
-      </w:r>
-      <w:r>
-        <w:rPr>
-          <w:rFonts w:ascii="Times New Roman" w:hAnsi="Times New Roman" w:cs="Times New Roman"/>
+        <w:t xml:space="preserve">Etkinliğin 2. Aşamasında AgCl ve Ag</w:t>
+      </w:r>
+      <w:r>
+        <w:rPr>
+          <w:rFonts w:ascii="Times New Roman" w:hAnsi="Times New Roman" w:cs="Times New Roman"/>
+          <w:lang w:val="tr-TR"/>
+          <w:vertAlign w:val="subscript"/>
+        </w:rPr>
+        <w:t xml:space="preserve">2</w:t>
+      </w:r>
+      <w:r>
+        <w:rPr>
+          <w:rFonts w:ascii="Times New Roman" w:hAnsi="Times New Roman" w:cs="Times New Roman"/>
+          <w:lang w:val="tr-TR"/>
+        </w:rPr>
+        <w:t xml:space="preserve">CrO</w:t>
+      </w:r>
+      <w:r>
+        <w:rPr>
+          <w:rFonts w:ascii="Times New Roman" w:hAnsi="Times New Roman" w:cs="Times New Roman"/>
+          <w:lang w:val="tr-TR"/>
+          <w:vertAlign w:val="subscript"/>
+        </w:rPr>
+        <w:t xml:space="preserve">4</w:t>
+      </w:r>
+      <w:r>
+        <w:rPr>
+          <w:rFonts w:ascii="Times New Roman" w:hAnsi="Times New Roman" w:cs="Times New Roman"/>
+          <w:lang w:val="tr-TR"/>
+        </w:rPr>
+        <w:t xml:space="preserve"> için K</w:t>
+      </w:r>
+      <w:r>
+        <w:rPr>
+          <w:rFonts w:ascii="Times New Roman" w:hAnsi="Times New Roman" w:cs="Times New Roman"/>
+          <w:lang w:val="tr-TR"/>
+          <w:vertAlign w:val="subscript"/>
+        </w:rPr>
+        <w:t xml:space="preserve">çç</w:t>
+      </w:r>
+      <w:r>
+        <w:rPr>
+          <w:rFonts w:ascii="Times New Roman" w:hAnsi="Times New Roman" w:cs="Times New Roman"/>
+          <w:lang w:val="tr-TR"/>
+        </w:rPr>
+        <w:t xml:space="preserve"> ile molar çözünürlük arasında kurduğunuz ilişki, her tuz türü için aynı yolla kurulabilir. Molar çözünürlük s ile gösterilirse 1 litrede s mol tuz çözündüğünde iyon derişimleri tuzun formülündeki katsayılara göre belirlenir. Örneğin AgCl için [Ag</w:t>
+      </w:r>
+      <w:r>
+        <w:rPr>
+          <w:rFonts w:ascii="Times New Roman" w:hAnsi="Times New Roman" w:cs="Times New Roman"/>
+          <w:lang w:val="tr-TR"/>
           <w:vertAlign w:val="superscript"/>
-          <w:lang w:val="tr-TR"/>
         </w:rPr>
         <w:t xml:space="preserve">+</w:t>
       </w:r>
@@ -3331,8 +3356,8 @@
       <w:r>
         <w:rPr>
           <w:rFonts w:ascii="Times New Roman" w:hAnsi="Times New Roman" w:cs="Times New Roman"/>
+          <w:lang w:val="tr-TR"/>
           <w:vertAlign w:val="superscript"/>
-          <w:lang w:val="tr-TR"/>
         </w:rPr>
         <w:t xml:space="preserve">−</w:t>
       </w:r>
@@ -3346,8 +3371,8 @@
       <w:r>
         <w:rPr>
           <w:rFonts w:ascii="Times New Roman" w:hAnsi="Times New Roman" w:cs="Times New Roman"/>
+          <w:lang w:val="tr-TR"/>
           <w:vertAlign w:val="subscript"/>
-          <w:lang w:val="tr-TR"/>
         </w:rPr>
         <w:t xml:space="preserve">çç</w:t>
       </w:r>
@@ -3361,8 +3386,8 @@
       <w:r>
         <w:rPr>
           <w:rFonts w:ascii="Times New Roman" w:hAnsi="Times New Roman" w:cs="Times New Roman"/>
+          <w:lang w:val="tr-TR"/>
           <w:vertAlign w:val="superscript"/>
-          <w:lang w:val="tr-TR"/>
         </w:rPr>
         <w:t xml:space="preserve">2</w:t>
       </w:r>
@@ -3376,8 +3401,8 @@
       <w:r>
         <w:rPr>
           <w:rFonts w:ascii="Times New Roman" w:hAnsi="Times New Roman" w:cs="Times New Roman"/>
+          <w:lang w:val="tr-TR"/>
           <w:vertAlign w:val="subscript"/>
-          <w:lang w:val="tr-TR"/>
         </w:rPr>
         <w:t xml:space="preserve">2</w:t>
       </w:r>
@@ -3391,8 +3416,8 @@
       <w:r>
         <w:rPr>
           <w:rFonts w:ascii="Times New Roman" w:hAnsi="Times New Roman" w:cs="Times New Roman"/>
+          <w:lang w:val="tr-TR"/>
           <w:vertAlign w:val="superscript"/>
-          <w:lang w:val="tr-TR"/>
         </w:rPr>
         <w:t xml:space="preserve">2+</w:t>
       </w:r>
@@ -3406,8 +3431,8 @@
       <w:r>
         <w:rPr>
           <w:rFonts w:ascii="Times New Roman" w:hAnsi="Times New Roman" w:cs="Times New Roman"/>
+          <w:lang w:val="tr-TR"/>
           <w:vertAlign w:val="superscript"/>
-          <w:lang w:val="tr-TR"/>
         </w:rPr>
         <w:t xml:space="preserve">−</w:t>
       </w:r>
@@ -3421,8 +3446,8 @@
       <w:r>
         <w:rPr>
           <w:rFonts w:ascii="Times New Roman" w:hAnsi="Times New Roman" w:cs="Times New Roman"/>
+          <w:lang w:val="tr-TR"/>
           <w:vertAlign w:val="subscript"/>
-          <w:lang w:val="tr-TR"/>
         </w:rPr>
         <w:t xml:space="preserve">çç</w:t>
       </w:r>
@@ -3436,8 +3461,8 @@
       <w:r>
         <w:rPr>
           <w:rFonts w:ascii="Times New Roman" w:hAnsi="Times New Roman" w:cs="Times New Roman"/>
+          <w:lang w:val="tr-TR"/>
           <w:vertAlign w:val="superscript"/>
-          <w:lang w:val="tr-TR"/>
         </w:rPr>
         <w:t xml:space="preserve">2</w:t>
       </w:r>
@@ -3451,8 +3476,8 @@
       <w:r>
         <w:rPr>
           <w:rFonts w:ascii="Times New Roman" w:hAnsi="Times New Roman" w:cs="Times New Roman"/>
+          <w:lang w:val="tr-TR"/>
           <w:vertAlign w:val="superscript"/>
-          <w:lang w:val="tr-TR"/>
         </w:rPr>
         <w:t xml:space="preserve">3</w:t>
       </w:r>
@@ -3466,8 +3491,8 @@
       <w:r>
         <w:rPr>
           <w:rFonts w:ascii="Times New Roman" w:hAnsi="Times New Roman" w:cs="Times New Roman"/>
+          <w:lang w:val="tr-TR"/>
           <w:vertAlign w:val="subscript"/>
-          <w:lang w:val="tr-TR"/>
         </w:rPr>
         <w:t xml:space="preserve">çç</w:t>
       </w:r>
@@ -4439,13 +4464,13 @@
           <w:rFonts w:ascii="Times New Roman" w:hAnsi="Times New Roman" w:cs="Times New Roman"/>
           <w:lang w:val="tr-TR"/>
         </w:rPr>
-        <w:t xml:space="preserve">Aynı türdeki (iyon sayısı aynı olan) tuzlar karşılaştırılırken K</w:t>
-      </w:r>
-      <w:r>
-        <w:rPr>
-          <w:rFonts w:ascii="Times New Roman" w:hAnsi="Times New Roman" w:cs="Times New Roman"/>
+        <w:t xml:space="preserve">Etkinlikte sorguladığınız “K</w:t>
+      </w:r>
+      <w:r>
+        <w:rPr>
+          <w:rFonts w:ascii="Times New Roman" w:hAnsi="Times New Roman" w:cs="Times New Roman"/>
+          <w:lang w:val="tr-TR"/>
           <w:vertAlign w:val="subscript"/>
-          <w:lang w:val="tr-TR"/>
         </w:rPr>
         <w:t xml:space="preserve">çç</w:t>
       </w:r>
@@ -4454,13 +4479,28 @@
           <w:rFonts w:ascii="Times New Roman" w:hAnsi="Times New Roman" w:cs="Times New Roman"/>
           <w:lang w:val="tr-TR"/>
         </w:rPr>
+        <w:t xml:space="preserve"> değeri küçük olan tuzun çözünürlüğü her zaman daha azdır.” önermesinin yalnızca belirli durumlarda geçerli olduğu, hesapladığınız molar çözünürlüklerden anlaşılabilir. Aynı türdeki (iyon sayısı aynı olan) tuzlar karşılaştırılırken K</w:t>
+      </w:r>
+      <w:r>
+        <w:rPr>
+          <w:rFonts w:ascii="Times New Roman" w:hAnsi="Times New Roman" w:cs="Times New Roman"/>
+          <w:lang w:val="tr-TR"/>
+          <w:vertAlign w:val="subscript"/>
+        </w:rPr>
+        <w:t xml:space="preserve">çç</w:t>
+      </w:r>
+      <w:r>
+        <w:rPr>
+          <w:rFonts w:ascii="Times New Roman" w:hAnsi="Times New Roman" w:cs="Times New Roman"/>
+          <w:lang w:val="tr-TR"/>
+        </w:rPr>
         <w:t xml:space="preserve"> değeri büyük olan tuzun molar çözünürlüğü de büyüktür. Örneğin AgCl’nin K</w:t>
       </w:r>
       <w:r>
         <w:rPr>
           <w:rFonts w:ascii="Times New Roman" w:hAnsi="Times New Roman" w:cs="Times New Roman"/>
+          <w:lang w:val="tr-TR"/>
           <w:vertAlign w:val="subscript"/>
-          <w:lang w:val="tr-TR"/>
         </w:rPr>
         <w:t xml:space="preserve">çç</w:t>
       </w:r>
@@ -4474,8 +4514,8 @@
       <w:r>
         <w:rPr>
           <w:rFonts w:ascii="Times New Roman" w:hAnsi="Times New Roman" w:cs="Times New Roman"/>
+          <w:lang w:val="tr-TR"/>
           <w:vertAlign w:val="subscript"/>
-          <w:lang w:val="tr-TR"/>
         </w:rPr>
         <w:t xml:space="preserve">çç</w:t>
       </w:r>
@@ -4489,8 +4529,8 @@
       <w:r>
         <w:rPr>
           <w:rFonts w:ascii="Times New Roman" w:hAnsi="Times New Roman" w:cs="Times New Roman"/>
+          <w:lang w:val="tr-TR"/>
           <w:vertAlign w:val="subscript"/>
-          <w:lang w:val="tr-TR"/>
         </w:rPr>
         <w:t xml:space="preserve">2</w:t>
       </w:r>
@@ -4504,8 +4544,8 @@
       <w:r>
         <w:rPr>
           <w:rFonts w:ascii="Times New Roman" w:hAnsi="Times New Roman" w:cs="Times New Roman"/>
+          <w:lang w:val="tr-TR"/>
           <w:vertAlign w:val="subscript"/>
-          <w:lang w:val="tr-TR"/>
         </w:rPr>
         <w:t xml:space="preserve">4</w:t>
       </w:r>
@@ -4519,8 +4559,8 @@
       <w:r>
         <w:rPr>
           <w:rFonts w:ascii="Times New Roman" w:hAnsi="Times New Roman" w:cs="Times New Roman"/>
+          <w:lang w:val="tr-TR"/>
           <w:vertAlign w:val="subscript"/>
-          <w:lang w:val="tr-TR"/>
         </w:rPr>
         <w:t xml:space="preserve">çç</w:t>
       </w:r>
@@ -4534,8 +4574,8 @@
       <w:r>
         <w:rPr>
           <w:rFonts w:ascii="Times New Roman" w:hAnsi="Times New Roman" w:cs="Times New Roman"/>
+          <w:lang w:val="tr-TR"/>
           <w:vertAlign w:val="superscript"/>
-          <w:lang w:val="tr-TR"/>
         </w:rPr>
         <w:t xml:space="preserve">-12</w:t>
       </w:r>
@@ -4549,8 +4589,8 @@
       <w:r>
         <w:rPr>
           <w:rFonts w:ascii="Times New Roman" w:hAnsi="Times New Roman" w:cs="Times New Roman"/>
+          <w:lang w:val="tr-TR"/>
           <w:vertAlign w:val="superscript"/>
-          <w:lang w:val="tr-TR"/>
         </w:rPr>
         <w:t xml:space="preserve">-10</w:t>
       </w:r>
@@ -4564,8 +4604,8 @@
       <w:r>
         <w:rPr>
           <w:rFonts w:ascii="Times New Roman" w:hAnsi="Times New Roman" w:cs="Times New Roman"/>
+          <w:lang w:val="tr-TR"/>
           <w:vertAlign w:val="superscript"/>
-          <w:lang w:val="tr-TR"/>
         </w:rPr>
         <w:t xml:space="preserve">-5</w:t>
       </w:r>
@@ -4579,8 +4619,8 @@
       <w:r>
         <w:rPr>
           <w:rFonts w:ascii="Times New Roman" w:hAnsi="Times New Roman" w:cs="Times New Roman"/>
+          <w:lang w:val="tr-TR"/>
           <w:vertAlign w:val="superscript"/>
-          <w:lang w:val="tr-TR"/>
         </w:rPr>
         <w:t xml:space="preserve">-5</w:t>
       </w:r>

--- a/Kim11-2-13-Cozunurluk-Carpimi.docx
+++ b/Kim11-2-13-Cozunurluk-Carpimi.docx
@@ -197,8 +197,8 @@
       <w:r>
         <w:rPr>
           <w:rFonts w:ascii="Times New Roman" w:hAnsi="Times New Roman" w:cs="Times New Roman"/>
+          <w:lang w:val="tr-TR"/>
           <w:vertAlign w:val="subscript"/>
-          <w:lang w:val="tr-TR"/>
         </w:rPr>
         <w:t xml:space="preserve">5</w:t>
       </w:r>
@@ -212,8 +212,8 @@
       <w:r>
         <w:rPr>
           <w:rFonts w:ascii="Times New Roman" w:hAnsi="Times New Roman" w:cs="Times New Roman"/>
+          <w:lang w:val="tr-TR"/>
           <w:vertAlign w:val="subscript"/>
-          <w:lang w:val="tr-TR"/>
         </w:rPr>
         <w:t xml:space="preserve">4</w:t>
       </w:r>
@@ -227,8 +227,8 @@
       <w:r>
         <w:rPr>
           <w:rFonts w:ascii="Times New Roman" w:hAnsi="Times New Roman" w:cs="Times New Roman"/>
+          <w:lang w:val="tr-TR"/>
           <w:vertAlign w:val="subscript"/>
-          <w:lang w:val="tr-TR"/>
         </w:rPr>
         <w:t xml:space="preserve">3</w:t>
       </w:r>
@@ -237,7 +237,7 @@
           <w:rFonts w:ascii="Times New Roman" w:hAnsi="Times New Roman" w:cs="Times New Roman"/>
           <w:lang w:val="tr-TR"/>
         </w:rPr>
-        <w:t xml:space="preserve">OH] adı verilen ve suda çok az çözünen bir tuzdan oluşur. Ağızdaki tükürük ile mine tabakası arasında sürekli bir iyon alışverişi gerçekleşir: Mine yüzeyinden bazı iyonlar tükürüğe geçerken tükürükteki bazı iyonlar da yeniden mine yüzeyine bağlanır (Görsel B). Şekerli yiyecekler tüketildikten sonra ağızdaki bakterilerin oluşturduğu asitler bu dengeyi bozabilir. Peki suda “çözünmez” olarak bilinen bir tuz gerçekten hiç çözünmez mi? Suda az çözünen tuzların ne kadar çözündüğü nasıl ifade edilebilir? Bir etkinlik yaparak keşfediniz.</w:t>
+        <w:t xml:space="preserve">OH] adı verilen ve suda çok az çözünen bir tuzdan oluşur. Ağızdaki tükürük ile mine tabakası arasında sürekli bir iyon alışverişi gerçekleşir: Mine yüzeyinden bazı iyonlar tükürüğe geçerken tükürükteki bazı iyonlar da yeniden mine yüzeyine bağlanır (Görsel B). Şekerli yiyecekler tüketildikten sonra ağızdaki bakterilerin oluşturduğu asitler bu dengeyi bozabilir. Peki suda “çözünmez” olarak bilinen bir tuz gerçekten hiç çözünmez mi? Suda az çözünen tuzların ne kadar çözündüğü nasıl ifade edilebilir? Bu soruların cevabını Analiz ve Keşif Atölyesi 2.13.’te kendi oluşturacağınız bir bilimsel modelle arayınız. Etkinlikte az çözünen bir tuzun suda çözünme sürecini tanecik düzeyinde modelleyecek, modelinizi bilim insanlarının kabul ettiği modelle karşılaştırarak geliştirecek ve verilen değerlerden yola çıkarak tuzların çözünürlükleri hakkında yargıya varacaksınız. Modelinizi eleştirel bir gözle değerlendirip eksiklerini fark etmeniz analitik düşünmenizi de güçlendirecektir.</w:t>
       </w:r>
     </w:p>
     <w:tbl>
@@ -465,13 +465,13 @@
           <w:rFonts w:ascii="Times New Roman" w:hAnsi="Times New Roman" w:cs="Times New Roman"/>
           <w:lang w:val="tr-TR"/>
         </w:rPr>
-        <w:t xml:space="preserve">AgCl katısının suya eklendiği andan çözeltinin doymuş hâle geldiği ana kadar tanecik düzeyinde neler olduğunu düşününüz. Bu süreci en az üç aşamada gösteren alt mikro düzeyde bir model çiziniz. Modelinizde Ag</w:t>
-      </w:r>
-      <w:r>
-        <w:rPr>
-          <w:rFonts w:ascii="Times New Roman" w:hAnsi="Times New Roman" w:cs="Times New Roman"/>
+        <w:t xml:space="preserve">AgCl katısının suya eklendiği andan çözeltinin doymuş hâle geldiği ana kadar tanecik düzeyinde neler olduğunu düşününüz. Bu süreci açıklamak için bir model öneriniz ve önerdiğiniz modeli en az üç aşamada gösteren alt mikro düzeyde bir çizimle ifade ediniz. Modelinizde Ag</w:t>
+      </w:r>
+      <w:r>
+        <w:rPr>
+          <w:rFonts w:ascii="Times New Roman" w:hAnsi="Times New Roman" w:cs="Times New Roman"/>
+          <w:lang w:val="tr-TR"/>
           <w:vertAlign w:val="superscript"/>
-          <w:lang w:val="tr-TR"/>
         </w:rPr>
         <w:t xml:space="preserve">+</w:t>
       </w:r>
@@ -485,8 +485,8 @@
       <w:r>
         <w:rPr>
           <w:rFonts w:ascii="Times New Roman" w:hAnsi="Times New Roman" w:cs="Times New Roman"/>
+          <w:lang w:val="tr-TR"/>
           <w:vertAlign w:val="superscript"/>
-          <w:lang w:val="tr-TR"/>
         </w:rPr>
         <w:t xml:space="preserve">−</w:t>
       </w:r>
@@ -570,7 +570,7 @@
           <w:rFonts w:ascii="Times New Roman" w:hAnsi="Times New Roman" w:cs="Times New Roman"/>
           <w:lang w:val="tr-TR"/>
         </w:rPr>
-        <w:t xml:space="preserve">Modelinizi karekodda yer alan animasyonda gösterilen bilimsel modelle karşılaştırınız. Modelinizin benzer ve farklı yönlerini yazınız. Gerekirse modelinizi geliştiriniz.</w:t>
+        <w:t xml:space="preserve">Modelinizi karekodda yer alan animasyonda gösterilen bilimsel modelle karşılaştırınız. Modelinizin benzer ve farklı yönlerini yazınız. Animasyondan edindiğiniz yeni kanıtlara dayanarak modelinizin eksik ya da hatalı yönlerini eleştirel bir gözle belirleyiniz ve modelinizi yenileyiniz.</w:t>
       </w:r>
     </w:p>
     <w:p>

--- a/Kim11-2-13-Cozunurluk-Carpimi.docx
+++ b/Kim11-2-13-Cozunurluk-Carpimi.docx
@@ -55,7 +55,7 @@
                 <w:rFonts w:ascii="Times New Roman" w:hAnsi="Times New Roman" w:cs="Times New Roman"/>
                 <w:lang w:val="tr-TR"/>
               </w:rPr>
-              <w:t xml:space="preserve">GÖRSEL ALANI (Shutterstock)</w:t>
+              <w:t xml:space="preserve">GÖRSEL ALANI (Bölüm kapağı, tam sayfa; Shutterstock)</w:t>
             </w:r>
           </w:p>
           <w:p>
@@ -71,7 +71,7 @@
                 <w:rFonts w:ascii="Times New Roman" w:hAnsi="Times New Roman" w:cs="Times New Roman"/>
                 <w:lang w:val="tr-TR"/>
               </w:rPr>
-              <w:t xml:space="preserve">Tarif: Pamukkale travertenleri ya da bir mağaradaki damlataşlar; suda az çözünen kalsiyum karbonatın çözünüp yeniden çökmesiyle oluşan yapılar (yurt içinden bir görüntü tercih edilmeli).</w:t>
+              <w:t xml:space="preserve">Tarif: Su altında kalsiyum karbonattan oluşmuş mercan resifi ve deniz kabukları ya da bir mağaradaki damlataş oluşumları (tam sayfa bölüm kapağı).</w:t>
             </w:r>
           </w:p>
           <w:p>
@@ -87,7 +87,23 @@
                 <w:rFonts w:ascii="Times New Roman" w:hAnsi="Times New Roman" w:cs="Times New Roman"/>
                 <w:lang w:val="tr-TR"/>
               </w:rPr>
-              <w:t xml:space="preserve">Shutter ID: 2813805813 (fotoğraf) — Pamukkale thermal spring and travertine terraces</w:t>
+              <w:t xml:space="preserve">Shutterstock arama: “coral reef seashells underwater limestone”</w:t>
+            </w:r>
+          </w:p>
+          <w:p>
+            <w:pPr>
+              <w:jc w:val="both"/>
+              <w:rPr>
+                <w:rFonts w:ascii="Times New Roman" w:hAnsi="Times New Roman" w:cs="Times New Roman"/>
+                <w:lang w:val="tr-TR"/>
+              </w:rPr>
+            </w:pPr>
+            <w:r>
+              <w:rPr>
+                <w:rFonts w:ascii="Times New Roman" w:hAnsi="Times New Roman" w:cs="Times New Roman"/>
+                <w:lang w:val="tr-TR"/>
+              </w:rPr>
+              <w:t xml:space="preserve">Shutter ID: ……………</w:t>
             </w:r>
           </w:p>
         </w:tc>
@@ -102,6 +118,86 @@
         </w:rPr>
       </w:pPr>
     </w:p>
+    <w:tbl>
+      <w:tblPr>
+        <w:tblW w:w="9000" w:type="dxa"/>
+        <w:jc w:val="center"/>
+        <w:tblBorders>
+          <w:top w:val="single" w:sz="8" w:space="0" w:color="7F7F7F"/>
+          <w:left w:val="single" w:sz="8" w:space="0" w:color="7F7F7F"/>
+          <w:bottom w:val="single" w:sz="8" w:space="0" w:color="7F7F7F"/>
+          <w:right w:val="single" w:sz="8" w:space="0" w:color="7F7F7F"/>
+        </w:tblBorders>
+      </w:tblPr>
+      <w:tblGrid>
+        <w:gridCol w:w="9000"/>
+      </w:tblGrid>
+      <w:tr>
+        <w:tc>
+          <w:tcPr>
+            <w:tcW w:w="9000" w:type="dxa"/>
+            <w:shd w:val="clear" w:color="auto" w:fill="EDEDED"/>
+          </w:tcPr>
+          <w:p>
+            <w:pPr>
+              <w:jc w:val="both"/>
+              <w:rPr>
+                <w:rFonts w:ascii="Times New Roman" w:hAnsi="Times New Roman" w:cs="Times New Roman"/>
+                <w:lang w:val="tr-TR"/>
+              </w:rPr>
+            </w:pPr>
+            <w:r>
+              <w:rPr>
+                <w:rFonts w:ascii="Times New Roman" w:hAnsi="Times New Roman" w:cs="Times New Roman"/>
+                <w:lang w:val="tr-TR"/>
+              </w:rPr>
+              <w:t xml:space="preserve">GÖRSEL ALANI (Shutterstock)</w:t>
+            </w:r>
+          </w:p>
+          <w:p>
+            <w:pPr>
+              <w:jc w:val="both"/>
+              <w:rPr>
+                <w:rFonts w:ascii="Times New Roman" w:hAnsi="Times New Roman" w:cs="Times New Roman"/>
+                <w:lang w:val="tr-TR"/>
+              </w:rPr>
+            </w:pPr>
+            <w:r>
+              <w:rPr>
+                <w:rFonts w:ascii="Times New Roman" w:hAnsi="Times New Roman" w:cs="Times New Roman"/>
+                <w:lang w:val="tr-TR"/>
+              </w:rPr>
+              <w:t xml:space="preserve">Tarif: Pamukkale travertenleri ya da bir mağaradaki damlataşlar; suda az çözünen kalsiyum karbonatın çözünüp yeniden çökmesiyle oluşan yapılar (yurt içinden bir görüntü tercih edilmeli).</w:t>
+            </w:r>
+          </w:p>
+          <w:p>
+            <w:pPr>
+              <w:jc w:val="both"/>
+              <w:rPr>
+                <w:rFonts w:ascii="Times New Roman" w:hAnsi="Times New Roman" w:cs="Times New Roman"/>
+                <w:lang w:val="tr-TR"/>
+              </w:rPr>
+            </w:pPr>
+            <w:r>
+              <w:rPr>
+                <w:rFonts w:ascii="Times New Roman" w:hAnsi="Times New Roman" w:cs="Times New Roman"/>
+                <w:lang w:val="tr-TR"/>
+              </w:rPr>
+              <w:t xml:space="preserve">Shutter ID: 2813805813 (fotoğraf) — Pamukkale thermal spring and travertine terraces</w:t>
+            </w:r>
+          </w:p>
+        </w:tc>
+      </w:tr>
+    </w:tbl>
+    <w:p>
+      <w:pPr>
+        <w:jc w:val="both"/>
+        <w:rPr>
+          <w:rFonts w:ascii="Times New Roman" w:hAnsi="Times New Roman" w:cs="Times New Roman"/>
+          <w:lang w:val="tr-TR"/>
+        </w:rPr>
+      </w:pPr>
+    </w:p>
     <w:p>
       <w:pPr>
         <w:jc w:val="center"/>
@@ -155,7 +251,379 @@
           <w:rFonts w:ascii="Times New Roman" w:hAnsi="Times New Roman" w:cs="Times New Roman"/>
           <w:lang w:val="tr-TR"/>
         </w:rPr>
-        <w:t xml:space="preserve">) hâlinde çökmesiyle oluşmuştur. Aynı tuz, yağmur sularının etkisiyle kireç taşı kayaçlarından yavaş yavaş çözünerek mağaraların oluşmasını sağlar. Çaydanlıkların dibinde biriken kireç, böbreklerde oluşabilen taşlar ve dişlerimizin mine tabakası da suda çok az çözünen tuzlardan oluşur. Suda az çözünen bir tuz suyla temas ettiğinde gözle görülür bir değişim olmasa da tanecik düzeyinde çözünme ve çökelme süreçleri hiç durmadan devam eder. Bu bölümde suda az çözünen tuzların çözünürlüğünü bir denge süreci olarak inceleyecek, çözünürlüğü nicel olarak ifade etmeyi ve çözünürlüğe etki eden faktörleri keşfedeceksiniz.</w:t>
+        <w:t xml:space="preserve">) hâlinde çökmesiyle oluşmuştur. Aynı tuz, yağmur sularının etkisiyle kireç taşı kayaçlarından yavaş yavaş çözünerek mağaraların oluşmasını sağlar. Doğadaki bu yapılar, suda çok az çözünen bir tuzun hem çözünebildiğini hem de koşullar değiştiğinde yeniden çökebildiğini gösterir.</w:t>
+      </w:r>
+    </w:p>
+    <w:p>
+      <w:pPr>
+        <w:jc w:val="both"/>
+        <w:rPr>
+          <w:rFonts w:ascii="Times New Roman" w:hAnsi="Times New Roman" w:cs="Times New Roman"/>
+          <w:lang w:val="tr-TR"/>
+        </w:rPr>
+      </w:pPr>
+      <w:r>
+        <w:rPr>
+          <w:rFonts w:ascii="Times New Roman" w:hAnsi="Times New Roman" w:cs="Times New Roman"/>
+          <w:lang w:val="tr-TR"/>
+        </w:rPr>
+        <w:t xml:space="preserve">Suda az çözünen tuzlar günlük hayatımızda da sık sık karşımıza çıkar. Çaydanlıkların dibinde biriken kireç, böbreklerde oluşabilen taşlar ve dişlerimizin mine tabakası bu tuzlardan oluşur. Mide ve bağırsakların röntgen görüntüsü alınırken hastalara içirilen baryum sülfat ise suda çok az çözündüğü için baryum iyonlarının vücuda geçmesine izin vermez ve güvenle kullanılabilir.</w:t>
+      </w:r>
+    </w:p>
+    <w:p>
+      <w:pPr>
+        <w:jc w:val="both"/>
+        <w:rPr>
+          <w:rFonts w:ascii="Times New Roman" w:hAnsi="Times New Roman" w:cs="Times New Roman"/>
+          <w:lang w:val="tr-TR"/>
+        </w:rPr>
+      </w:pPr>
+      <w:r>
+        <w:rPr>
+          <w:rFonts w:ascii="Times New Roman" w:hAnsi="Times New Roman" w:cs="Times New Roman"/>
+          <w:lang w:val="tr-TR"/>
+        </w:rPr>
+        <w:t xml:space="preserve">Suda az çözünen bir tuz suyla temas ettiğinde gözle görülür bir değişim olmasa da tanecik düzeyinde çözünme ve çökelme süreçleri hiç durmadan devam eder. Bu süreç de önceki bölümlerde incelediğiniz dengelere benzer bir dengedir.</w:t>
+      </w:r>
+    </w:p>
+    <w:p>
+      <w:pPr>
+        <w:jc w:val="both"/>
+        <w:rPr>
+          <w:rFonts w:ascii="Times New Roman" w:hAnsi="Times New Roman" w:cs="Times New Roman"/>
+          <w:lang w:val="tr-TR"/>
+        </w:rPr>
+      </w:pPr>
+      <w:r>
+        <w:rPr>
+          <w:rFonts w:ascii="Times New Roman" w:hAnsi="Times New Roman" w:cs="Times New Roman"/>
+          <w:lang w:val="tr-TR"/>
+        </w:rPr>
+        <w:t xml:space="preserve">Bu bölümde suda az çözünen tuzların çözünürlüğünü bir denge süreci olarak inceleyecek, çözünürlüğü nicel olarak ifade etmeyi ve çözünürlüğe etki eden faktörleri keşfedeceksiniz.</w:t>
+      </w:r>
+    </w:p>
+    <w:p>
+      <w:pPr>
+        <w:keepNext/>
+        <w:shd w:val="clear" w:color="auto" w:fill="E59EDC"/>
+        <w:jc w:val="both"/>
+        <w:rPr>
+          <w:rFonts w:ascii="Times New Roman" w:hAnsi="Times New Roman" w:cs="Times New Roman"/>
+          <w:lang w:val="tr-TR"/>
+        </w:rPr>
+      </w:pPr>
+      <w:r>
+        <w:rPr>
+          <w:rFonts w:ascii="Times New Roman" w:hAnsi="Times New Roman" w:cs="Times New Roman"/>
+          <w:lang w:val="tr-TR"/>
+        </w:rPr>
+        <w:t xml:space="preserve">Düşün, Hatırla ve Hazırlan! 2.3.</w:t>
+      </w:r>
+    </w:p>
+    <w:p>
+      <w:pPr>
+        <w:pStyle w:val="ListParagraph"/>
+        <w:numPr>
+          <w:ilvl w:val="0"/>
+          <w:numId w:val="56"/>
+        </w:numPr>
+        <w:jc w:val="both"/>
+        <w:rPr>
+          <w:rFonts w:ascii="Times New Roman" w:hAnsi="Times New Roman" w:cs="Times New Roman"/>
+          <w:lang w:val="tr-TR"/>
+        </w:rPr>
+      </w:pPr>
+      <w:r>
+        <w:rPr>
+          <w:rFonts w:ascii="Times New Roman" w:hAnsi="Times New Roman" w:cs="Times New Roman"/>
+          <w:lang w:val="tr-TR"/>
+        </w:rPr>
+        <w:t xml:space="preserve">Çözünürlük nedir? Bir maddenin çözünürlüğünü etkileyen faktörleri önceki bilgilerinizi kullanarak yazınız.</w:t>
+      </w:r>
+    </w:p>
+    <w:p>
+      <w:pPr>
+        <w:ind w:left="720"/>
+        <w:jc w:val="both"/>
+        <w:rPr>
+          <w:rFonts w:ascii="Times New Roman" w:hAnsi="Times New Roman" w:cs="Times New Roman"/>
+          <w:lang w:val="tr-TR"/>
+        </w:rPr>
+      </w:pPr>
+      <w:r>
+        <w:rPr>
+          <w:rFonts w:ascii="Times New Roman" w:hAnsi="Times New Roman" w:cs="Times New Roman"/>
+          <w:lang w:val="tr-TR"/>
+        </w:rPr>
+        <w:t xml:space="preserve">……………………………………………………………………………………………</w:t>
+      </w:r>
+    </w:p>
+    <w:p>
+      <w:pPr>
+        <w:ind w:left="720"/>
+        <w:jc w:val="both"/>
+        <w:rPr>
+          <w:rFonts w:ascii="Times New Roman" w:hAnsi="Times New Roman" w:cs="Times New Roman"/>
+          <w:lang w:val="tr-TR"/>
+        </w:rPr>
+      </w:pPr>
+      <w:r>
+        <w:rPr>
+          <w:rFonts w:ascii="Times New Roman" w:hAnsi="Times New Roman" w:cs="Times New Roman"/>
+          <w:lang w:val="tr-TR"/>
+        </w:rPr>
+        <w:t xml:space="preserve">……………………………………………………………………………………………</w:t>
+      </w:r>
+    </w:p>
+    <w:p>
+      <w:pPr>
+        <w:pStyle w:val="ListParagraph"/>
+        <w:numPr>
+          <w:ilvl w:val="0"/>
+          <w:numId w:val="56"/>
+        </w:numPr>
+        <w:jc w:val="both"/>
+        <w:rPr>
+          <w:rFonts w:ascii="Times New Roman" w:hAnsi="Times New Roman" w:cs="Times New Roman"/>
+          <w:lang w:val="tr-TR"/>
+        </w:rPr>
+      </w:pPr>
+      <w:r>
+        <w:rPr>
+          <w:rFonts w:ascii="Times New Roman" w:hAnsi="Times New Roman" w:cs="Times New Roman"/>
+          <w:lang w:val="tr-TR"/>
+        </w:rPr>
+        <w:t xml:space="preserve">Doymuş, doymamış ve aşırı doymuş çözeltileri birer örnekle açıklayınız.</w:t>
+      </w:r>
+    </w:p>
+    <w:p>
+      <w:pPr>
+        <w:ind w:left="720"/>
+        <w:jc w:val="both"/>
+        <w:rPr>
+          <w:rFonts w:ascii="Times New Roman" w:hAnsi="Times New Roman" w:cs="Times New Roman"/>
+          <w:lang w:val="tr-TR"/>
+        </w:rPr>
+      </w:pPr>
+      <w:r>
+        <w:rPr>
+          <w:rFonts w:ascii="Times New Roman" w:hAnsi="Times New Roman" w:cs="Times New Roman"/>
+          <w:lang w:val="tr-TR"/>
+        </w:rPr>
+        <w:t xml:space="preserve">……………………………………………………………………………………………</w:t>
+      </w:r>
+    </w:p>
+    <w:p>
+      <w:pPr>
+        <w:ind w:left="720"/>
+        <w:jc w:val="both"/>
+        <w:rPr>
+          <w:rFonts w:ascii="Times New Roman" w:hAnsi="Times New Roman" w:cs="Times New Roman"/>
+          <w:lang w:val="tr-TR"/>
+        </w:rPr>
+      </w:pPr>
+      <w:r>
+        <w:rPr>
+          <w:rFonts w:ascii="Times New Roman" w:hAnsi="Times New Roman" w:cs="Times New Roman"/>
+          <w:lang w:val="tr-TR"/>
+        </w:rPr>
+        <w:t xml:space="preserve">……………………………………………………………………………………………</w:t>
+      </w:r>
+    </w:p>
+    <w:p>
+      <w:pPr>
+        <w:pStyle w:val="ListParagraph"/>
+        <w:numPr>
+          <w:ilvl w:val="0"/>
+          <w:numId w:val="56"/>
+        </w:numPr>
+        <w:jc w:val="both"/>
+        <w:rPr>
+          <w:rFonts w:ascii="Times New Roman" w:hAnsi="Times New Roman" w:cs="Times New Roman"/>
+          <w:lang w:val="tr-TR"/>
+        </w:rPr>
+      </w:pPr>
+      <w:r>
+        <w:rPr>
+          <w:rFonts w:ascii="Times New Roman" w:hAnsi="Times New Roman" w:cs="Times New Roman"/>
+          <w:lang w:val="tr-TR"/>
+        </w:rPr>
+        <w:t xml:space="preserve">Dibinde katısı bulunan doymuş bir tuz çözeltisinde çözünme durmuş mudur? Denge bölümünde öğrendiklerinizle ilişkilendirerek açıklayınız.</w:t>
+      </w:r>
+    </w:p>
+    <w:p>
+      <w:pPr>
+        <w:ind w:left="720"/>
+        <w:jc w:val="both"/>
+        <w:rPr>
+          <w:rFonts w:ascii="Times New Roman" w:hAnsi="Times New Roman" w:cs="Times New Roman"/>
+          <w:lang w:val="tr-TR"/>
+        </w:rPr>
+      </w:pPr>
+      <w:r>
+        <w:rPr>
+          <w:rFonts w:ascii="Times New Roman" w:hAnsi="Times New Roman" w:cs="Times New Roman"/>
+          <w:lang w:val="tr-TR"/>
+        </w:rPr>
+        <w:t xml:space="preserve">……………………………………………………………………………………………</w:t>
+      </w:r>
+    </w:p>
+    <w:p>
+      <w:pPr>
+        <w:ind w:left="720"/>
+        <w:jc w:val="both"/>
+        <w:rPr>
+          <w:rFonts w:ascii="Times New Roman" w:hAnsi="Times New Roman" w:cs="Times New Roman"/>
+          <w:lang w:val="tr-TR"/>
+        </w:rPr>
+      </w:pPr>
+      <w:r>
+        <w:rPr>
+          <w:rFonts w:ascii="Times New Roman" w:hAnsi="Times New Roman" w:cs="Times New Roman"/>
+          <w:lang w:val="tr-TR"/>
+        </w:rPr>
+        <w:t xml:space="preserve">……………………………………………………………………………………………</w:t>
+      </w:r>
+    </w:p>
+    <w:p>
+      <w:pPr>
+        <w:pStyle w:val="ListParagraph"/>
+        <w:numPr>
+          <w:ilvl w:val="0"/>
+          <w:numId w:val="56"/>
+        </w:numPr>
+        <w:jc w:val="both"/>
+        <w:rPr>
+          <w:rFonts w:ascii="Times New Roman" w:hAnsi="Times New Roman" w:cs="Times New Roman"/>
+          <w:lang w:val="tr-TR"/>
+        </w:rPr>
+      </w:pPr>
+      <w:r>
+        <w:rPr>
+          <w:rFonts w:ascii="Times New Roman" w:hAnsi="Times New Roman" w:cs="Times New Roman"/>
+          <w:lang w:val="tr-TR"/>
+        </w:rPr>
+        <w:t xml:space="preserve">İki çözelti karıştırıldığında dibe çöken bir katı (çökelek) oluşmasına günlük hayattan ya da laboratuvardan örnekler veriniz.</w:t>
+      </w:r>
+    </w:p>
+    <w:p>
+      <w:pPr>
+        <w:ind w:left="720"/>
+        <w:jc w:val="both"/>
+        <w:rPr>
+          <w:rFonts w:ascii="Times New Roman" w:hAnsi="Times New Roman" w:cs="Times New Roman"/>
+          <w:lang w:val="tr-TR"/>
+        </w:rPr>
+      </w:pPr>
+      <w:r>
+        <w:rPr>
+          <w:rFonts w:ascii="Times New Roman" w:hAnsi="Times New Roman" w:cs="Times New Roman"/>
+          <w:lang w:val="tr-TR"/>
+        </w:rPr>
+        <w:t xml:space="preserve">……………………………………………………………………………………………</w:t>
+      </w:r>
+    </w:p>
+    <w:p>
+      <w:pPr>
+        <w:ind w:left="720"/>
+        <w:jc w:val="both"/>
+        <w:rPr>
+          <w:rFonts w:ascii="Times New Roman" w:hAnsi="Times New Roman" w:cs="Times New Roman"/>
+          <w:lang w:val="tr-TR"/>
+        </w:rPr>
+      </w:pPr>
+      <w:r>
+        <w:rPr>
+          <w:rFonts w:ascii="Times New Roman" w:hAnsi="Times New Roman" w:cs="Times New Roman"/>
+          <w:lang w:val="tr-TR"/>
+        </w:rPr>
+        <w:t xml:space="preserve">……………………………………………………………………………………………</w:t>
+      </w:r>
+    </w:p>
+    <w:p>
+      <w:pPr>
+        <w:pStyle w:val="ListParagraph"/>
+        <w:ind w:left="1080"/>
+        <w:jc w:val="both"/>
+        <w:rPr>
+          <w:rFonts w:ascii="Times New Roman" w:hAnsi="Times New Roman" w:cs="Times New Roman"/>
+          <w:lang w:val="tr-TR"/>
+        </w:rPr>
+      </w:pPr>
+      <w:r>
+        <w:rPr>
+          <w:noProof/>
+          <w:lang w:val="tr-TR"/>
+        </w:rPr>
+        <mc:AlternateContent>
+          <mc:Choice Requires="wps">
+            <w:drawing>
+              <wp:anchor distT="0" distB="0" distL="114300" distR="114300" simplePos="0" relativeHeight="251659264" behindDoc="0" locked="0" layoutInCell="1" allowOverlap="1">
+                <wp:simplePos x="0" y="0"/>
+                <wp:positionH relativeFrom="column">
+                  <wp:posOffset>498916</wp:posOffset>
+                </wp:positionH>
+                <wp:positionV relativeFrom="paragraph">
+                  <wp:posOffset>170180</wp:posOffset>
+                </wp:positionV>
+                <wp:extent cx="5538486" cy="0"/>
+                <wp:effectExtent l="0" t="12700" r="24130" b="12700"/>
+                <wp:wrapNone/>
+                <wp:docPr id="900001" name="Straight Connector 1"/>
+                <wp:cNvGraphicFramePr/>
+                <a:graphic xmlns:a="http://schemas.openxmlformats.org/drawingml/2006/main">
+                  <a:graphicData uri="http://schemas.microsoft.com/office/word/2010/wordprocessingShape">
+                    <wps:wsp>
+                      <wps:cNvCnPr/>
+                      <wps:spPr>
+                        <a:xfrm flipV="1">
+                          <a:off x="0" y="0"/>
+                          <a:ext cx="5538486" cy="0"/>
+                        </a:xfrm>
+                        <a:prstGeom prst="line">
+                          <a:avLst/>
+                        </a:prstGeom>
+                        <a:ln w="19050">
+                          <a:solidFill>
+                            <a:schemeClr val="tx2">
+                              <a:lumMod val="50000"/>
+                              <a:lumOff val="50000"/>
+                            </a:schemeClr>
+                          </a:solidFill>
+                        </a:ln>
+                      </wps:spPr>
+                      <wps:style>
+                        <a:lnRef idx="1">
+                          <a:schemeClr val="accent1"/>
+                        </a:lnRef>
+                        <a:fillRef idx="0">
+                          <a:schemeClr val="accent1"/>
+                        </a:fillRef>
+                        <a:effectRef idx="0">
+                          <a:schemeClr val="accent1"/>
+                        </a:effectRef>
+                        <a:fontRef idx="minor">
+                          <a:schemeClr val="tx1"/>
+                        </a:fontRef>
+                      </wps:style>
+                      <wps:bodyPr/>
+                    </wps:wsp>
+                  </a:graphicData>
+                </a:graphic>
+                <wp14:sizeRelV relativeFrom="margin">
+                  <wp14:pctHeight>0</wp14:pctHeight>
+                </wp14:sizeRelV>
+              </wp:anchor>
+            </w:drawing>
+          </mc:Choice>
+          <mc:Fallback>
+            <w:pict>
+              <v:line id="Straight Connector 1" o:spid="_x0000_s1026" style="position:absolute;flip:y;z-index:251659264;visibility:visible;mso-wrap-style:square;mso-height-percent:0;mso-wrap-distance-left:9pt;mso-wrap-distance-top:0;mso-wrap-distance-right:9pt;mso-wrap-distance-bottom:0;mso-position-horizontal:absolute;mso-position-horizontal-relative:text;mso-position-vertical:absolute;mso-position-vertical-relative:text;mso-height-percent:0;mso-height-relative:margin" from="39.3pt,13.4pt" to="475.4pt,13.4pt" o:gfxdata="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" strokecolor="#4e95d9 [1631]" strokeweight="1.5pt">
+                <v:stroke joinstyle="miter"/>
+              </v:line>
+            </w:pict>
+          </mc:Fallback>
+        </mc:AlternateContent>
       </w:r>
     </w:p>
     <w:p>
@@ -738,7 +1206,7 @@
                 <wp:extent cx="1955800" cy="615950"/>
                 <wp:effectExtent l="0" t="0" r="12700" b="19050"/>
                 <wp:wrapTopAndBottom/>
-                <wp:docPr id="900001" name="Rectangle 7"/>
+                <wp:docPr id="900012" name="Rectangle 7"/>
                 <wp:cNvGraphicFramePr/>
                 <a:graphic xmlns:a="http://schemas.openxmlformats.org/drawingml/2006/main">
                   <a:graphicData uri="http://schemas.microsoft.com/office/word/2010/wordprocessingShape">
@@ -12629,6 +13097,97 @@
       </w:pPr>
       <w:rPr>
         <w:rFonts w:hint="default"/>
+      </w:rPr>
+    </w:lvl>
+    <w:lvl w:ilvl="1" w:tplc="04090019" w:tentative="1">
+      <w:start w:val="1"/>
+      <w:numFmt w:val="lowerLetter"/>
+      <w:lvlText w:val="%2."/>
+      <w:lvlJc w:val="left"/>
+      <w:pPr>
+        <w:ind w:left="2160" w:hanging="360"/>
+      </w:pPr>
+    </w:lvl>
+    <w:lvl w:ilvl="2" w:tplc="0409001B" w:tentative="1">
+      <w:start w:val="1"/>
+      <w:numFmt w:val="lowerRoman"/>
+      <w:lvlText w:val="%3."/>
+      <w:lvlJc w:val="right"/>
+      <w:pPr>
+        <w:ind w:left="2880" w:hanging="180"/>
+      </w:pPr>
+    </w:lvl>
+    <w:lvl w:ilvl="3" w:tplc="0409000F" w:tentative="1">
+      <w:start w:val="1"/>
+      <w:numFmt w:val="decimal"/>
+      <w:lvlText w:val="%4."/>
+      <w:lvlJc w:val="left"/>
+      <w:pPr>
+        <w:ind w:left="3600" w:hanging="360"/>
+      </w:pPr>
+    </w:lvl>
+    <w:lvl w:ilvl="4" w:tplc="04090019" w:tentative="1">
+      <w:start w:val="1"/>
+      <w:numFmt w:val="lowerLetter"/>
+      <w:lvlText w:val="%5."/>
+      <w:lvlJc w:val="left"/>
+      <w:pPr>
+        <w:ind w:left="4320" w:hanging="360"/>
+      </w:pPr>
+    </w:lvl>
+    <w:lvl w:ilvl="5" w:tplc="0409001B" w:tentative="1">
+      <w:start w:val="1"/>
+      <w:numFmt w:val="lowerRoman"/>
+      <w:lvlText w:val="%6."/>
+      <w:lvlJc w:val="right"/>
+      <w:pPr>
+        <w:ind w:left="5040" w:hanging="180"/>
+      </w:pPr>
+    </w:lvl>
+    <w:lvl w:ilvl="6" w:tplc="0409000F" w:tentative="1">
+      <w:start w:val="1"/>
+      <w:numFmt w:val="decimal"/>
+      <w:lvlText w:val="%7."/>
+      <w:lvlJc w:val="left"/>
+      <w:pPr>
+        <w:ind w:left="5760" w:hanging="360"/>
+      </w:pPr>
+    </w:lvl>
+    <w:lvl w:ilvl="7" w:tplc="04090019" w:tentative="1">
+      <w:start w:val="1"/>
+      <w:numFmt w:val="lowerLetter"/>
+      <w:lvlText w:val="%8."/>
+      <w:lvlJc w:val="left"/>
+      <w:pPr>
+        <w:ind w:left="6480" w:hanging="360"/>
+      </w:pPr>
+    </w:lvl>
+    <w:lvl w:ilvl="8" w:tplc="0409001B" w:tentative="1">
+      <w:start w:val="1"/>
+      <w:numFmt w:val="lowerRoman"/>
+      <w:lvlText w:val="%9."/>
+      <w:lvlJc w:val="right"/>
+      <w:pPr>
+        <w:ind w:left="7200" w:hanging="180"/>
+      </w:pPr>
+    </w:lvl>
+  </w:abstractNum>
+  <w:abstractNum w:abstractNumId="50" w15:restartNumberingAfterBreak="0">
+    <w:nsid w:val="B314C71E"/>
+    <w:multiLevelType w:val="hybridMultilevel"/>
+    <w:tmpl w:val="22649750"/>
+    <w:lvl w:ilvl="0" w:tplc="4C70E974">
+      <w:start w:val="1"/>
+      <w:numFmt w:val="decimal"/>
+      <w:lvlText w:val="%1."/>
+      <w:lvlJc w:val="left"/>
+      <w:pPr>
+        <w:ind w:left="1440" w:hanging="360"/>
+      </w:pPr>
+      <w:rPr>
+        <w:rFonts w:hint="default"/>
+        <w:b/>
+        <w:bCs/>
       </w:rPr>
     </w:lvl>
     <w:lvl w:ilvl="1" w:tplc="04090019" w:tentative="1">
@@ -12880,6 +13439,12 @@
   </w:num>
   <w:num xmlns:a="http://schemas.openxmlformats.org/drawingml/2006/main" xmlns:pic="http://schemas.openxmlformats.org/drawingml/2006/picture" w:numId="55">
     <w:abstractNumId w:val="3"/>
+    <w:lvlOverride w:ilvl="0">
+      <w:startOverride w:val="1"/>
+    </w:lvlOverride>
+  </w:num>
+  <w:num xmlns:a="http://schemas.openxmlformats.org/drawingml/2006/main" xmlns:pic="http://schemas.openxmlformats.org/drawingml/2006/picture" w:numId="56">
+    <w:abstractNumId w:val="50"/>
     <w:lvlOverride w:ilvl="0">
       <w:startOverride w:val="1"/>
     </w:lvlOverride>

--- a/Kim11-2-13-Cozunurluk-Carpimi.docx
+++ b/Kim11-2-13-Cozunurluk-Carpimi.docx
@@ -1354,31 +1354,6 @@
           <w:lang w:val="tr-TR"/>
         </w:rPr>
         <w:t xml:space="preserve">) değerleri verilmiştir.</w:t>
-      </w:r>
-    </w:p>
-    <w:p>
-      <w:pPr>
-        <w:jc w:val="center"/>
-        <w:rPr>
-          <w:rFonts w:ascii="Times New Roman" w:hAnsi="Times New Roman" w:cs="Times New Roman"/>
-          <w:lang w:val="tr-TR"/>
-        </w:rPr>
-      </w:pPr>
-      <w:r>
-        <w:rPr>
-          <w:rFonts w:ascii="Times New Roman" w:hAnsi="Times New Roman" w:cs="Times New Roman"/>
-          <w:b/>
-          <w:bCs/>
-          <w:lang w:val="tr-TR"/>
-        </w:rPr>
-        <w:t xml:space="preserve">Tablo:</w:t>
-      </w:r>
-      <w:r>
-        <w:rPr>
-          <w:rFonts w:ascii="Times New Roman" w:hAnsi="Times New Roman" w:cs="Times New Roman"/>
-          <w:lang w:val="tr-TR"/>
-        </w:rPr>
-        <w:t xml:space="preserve"> Suda az çözünen bazı tuzların 25 °C’deki çözünürlük çarpımları</w:t>
       </w:r>
     </w:p>
     <w:tbl>

--- a/Kim11-2-13-Cozunurluk-Carpimi.docx
+++ b/Kim11-2-13-Cozunurluk-Carpimi.docx
@@ -87,23 +87,7 @@
                 <w:rFonts w:ascii="Times New Roman" w:hAnsi="Times New Roman" w:cs="Times New Roman"/>
                 <w:lang w:val="tr-TR"/>
               </w:rPr>
-              <w:t xml:space="preserve">Shutterstock arama: “coral reef seashells underwater limestone”</w:t>
-            </w:r>
-          </w:p>
-          <w:p>
-            <w:pPr>
-              <w:jc w:val="both"/>
-              <w:rPr>
-                <w:rFonts w:ascii="Times New Roman" w:hAnsi="Times New Roman" w:cs="Times New Roman"/>
-                <w:lang w:val="tr-TR"/>
-              </w:rPr>
-            </w:pPr>
-            <w:r>
-              <w:rPr>
-                <w:rFonts w:ascii="Times New Roman" w:hAnsi="Times New Roman" w:cs="Times New Roman"/>
-                <w:lang w:val="tr-TR"/>
-              </w:rPr>
-              <w:t xml:space="preserve">Shutter ID: ……………</w:t>
+              <w:t xml:space="preserve">Shutter ID: 2760185255 (fotoğraf) — School of fish over a coral reef, blue tones</w:t>
             </w:r>
           </w:p>
         </w:tc>

--- a/Kim11-2-13-Cozunurluk-Carpimi.docx
+++ b/Kim11-2-13-Cozunurluk-Carpimi.docx
@@ -2433,42 +2433,37 @@
                 <w:rFonts w:ascii="Times New Roman" w:hAnsi="Times New Roman" w:cs="Times New Roman"/>
                 <w:lang w:val="tr-TR"/>
               </w:rPr>
-              <w:t xml:space="preserve">Suda az çözünen bir tuzun doymuş çözeltisinde katı tuz ile çözeltideki iyonları arasında dinamik bir denge kurulur. Bu dengenin denge sabitine </w:t>
-            </w:r>
-            <w:r>
-              <w:rPr>
-                <w:rFonts w:ascii="Times New Roman" w:hAnsi="Times New Roman" w:cs="Times New Roman"/>
-                <w:b/>
-                <w:bCs/>
-                <w:lang w:val="tr-TR"/>
-              </w:rPr>
-              <w:t xml:space="preserve">çözünürlük çarpımı (K</w:t>
-            </w:r>
-            <w:r>
-              <w:rPr>
-                <w:rFonts w:ascii="Times New Roman" w:hAnsi="Times New Roman" w:cs="Times New Roman"/>
-                <w:b/>
-                <w:bCs/>
+              <w:t xml:space="preserve">Suda az çözünen bir tuzun doymuş çözeltisinde katı tuz ile çözeltideki iyonları arasında dinamik bir denge kurulur. Bu dengenin denge sabitine çözünürlük çarpımı (K</w:t>
+            </w:r>
+            <w:r>
+              <w:rPr>
+                <w:rFonts w:ascii="Times New Roman" w:hAnsi="Times New Roman" w:cs="Times New Roman"/>
+                <w:lang w:val="tr-TR"/>
                 <w:vertAlign w:val="subscript"/>
-                <w:lang w:val="tr-TR"/>
               </w:rPr>
               <w:t xml:space="preserve">çç</w:t>
             </w:r>
             <w:r>
               <w:rPr>
                 <w:rFonts w:ascii="Times New Roman" w:hAnsi="Times New Roman" w:cs="Times New Roman"/>
-                <w:b/>
-                <w:bCs/>
-                <w:lang w:val="tr-TR"/>
-              </w:rPr>
-              <w:t xml:space="preserve">)</w:t>
-            </w:r>
-            <w:r>
-              <w:rPr>
-                <w:rFonts w:ascii="Times New Roman" w:hAnsi="Times New Roman" w:cs="Times New Roman"/>
-                <w:lang w:val="tr-TR"/>
-              </w:rPr>
-              <w:t xml:space="preserve"> denir. Katının derişimi sabit olduğu için denge sabiti ifadesinde yer almaz. Örneğin:</w:t>
+                <w:lang w:val="tr-TR"/>
+              </w:rPr>
+              <w:t xml:space="preserve">) denir. Diğer denge sabiti ifadelerinde olduğu gibi her iyonun derişimi, çözünme denklemindeki katsayısı kadar üssü alınarak yazılır. Saf katının derişimi sabit sıcaklıkta değişmediği için K</w:t>
+            </w:r>
+            <w:r>
+              <w:rPr>
+                <w:rFonts w:ascii="Times New Roman" w:hAnsi="Times New Roman" w:cs="Times New Roman"/>
+                <w:lang w:val="tr-TR"/>
+                <w:vertAlign w:val="subscript"/>
+              </w:rPr>
+              <w:t xml:space="preserve">çç</w:t>
+            </w:r>
+            <w:r>
+              <w:rPr>
+                <w:rFonts w:ascii="Times New Roman" w:hAnsi="Times New Roman" w:cs="Times New Roman"/>
+                <w:lang w:val="tr-TR"/>
+              </w:rPr>
+              <w:t xml:space="preserve"> ifadesinde yer almaz. Örneğin:</w:t>
             </w:r>
           </w:p>
           <w:p>
@@ -2575,23 +2570,7 @@
                 <w:rFonts w:ascii="Times New Roman" w:hAnsi="Times New Roman" w:cs="Times New Roman"/>
                 <w:lang w:val="tr-TR"/>
               </w:rPr>
-              <w:t xml:space="preserve">Belirli bir sıcaklıkta 1 litre çözeltide çözünebilen en fazla tuzun mol sayısına </w:t>
-            </w:r>
-            <w:r>
-              <w:rPr>
-                <w:rFonts w:ascii="Times New Roman" w:hAnsi="Times New Roman" w:cs="Times New Roman"/>
-                <w:b/>
-                <w:bCs/>
-                <w:lang w:val="tr-TR"/>
-              </w:rPr>
-              <w:t xml:space="preserve">molar çözünürlük (s)</w:t>
-            </w:r>
-            <w:r>
-              <w:rPr>
-                <w:rFonts w:ascii="Times New Roman" w:hAnsi="Times New Roman" w:cs="Times New Roman"/>
-                <w:lang w:val="tr-TR"/>
-              </w:rPr>
-              <w:t xml:space="preserve"> denir. Birimi mol/L’dir.</w:t>
+              <w:t xml:space="preserve">Belirli bir sıcaklıkta 1 litre doymuş çözeltide çözünmüş hâlde bulunan tuzun mol sayısına molar çözünürlük (s) denir. Birimi mol/L’dir.</w:t>
             </w:r>
           </w:p>
         </w:tc>
@@ -3157,7 +3136,144 @@
           <w:rFonts w:ascii="Times New Roman" w:hAnsi="Times New Roman" w:cs="Times New Roman"/>
           <w:lang w:val="tr-TR"/>
         </w:rPr>
-        <w:t xml:space="preserve">Analiz ve Keşif Atölyesi 2.13.’te kabın dibinde katı bulunan doymuş AgCl çözeltisinde çözünmenin durup durmadığını sorguladınız ve modelinizi animasyondaki bilimsel modelle karşılaştırdınız. AgCl örneğinde olduğu gibi günlük dilde “suda çözünmez” denen tuzların da çok küçük bir miktarının suda çözündüğü görülür; aslında suda hiç çözünmeyen tuz yoktur. Suda az çözünen iyonik bir katı suya eklendiğinde katının yüzeyindeki iyonlar su molekülleri tarafından çekilerek çözeltiye geçer. Çözeltideki iyon derişimi arttıkça iyonların katı yüzeyine çarpıp yeniden kristale bağlanması (çökelme) da hızlanır. Bir süre sonra birim zamanda çözünen ve çöken iyon sayıları eşitlenir (Görsel C). Bu durumda çözelti doymuş hâldedir ve katı ile çözeltideki iyonları arasında çözünürlük dengesi kurulmuştur. Bu denge dinamik bir dengedir; makroskobik özellikler değişmese de çözünme ve çökelme olayları aynı hızla sürer.</w:t>
+        <w:t xml:space="preserve">Analiz ve Keşif Atölyesi 2.13.’te oluşturduğunuz model, günlük dilde “suda çözünmez” denen tuzların da çok küçük bir miktarının suda çözündüğünü gösterir; aslında suda hiç çözünmeyen iyonik katı yoktur. Doğada florit minerali olarak bulunan kalsiyum florür (CaF</w:t>
+      </w:r>
+      <w:r>
+        <w:rPr>
+          <w:rFonts w:ascii="Times New Roman" w:hAnsi="Times New Roman" w:cs="Times New Roman"/>
+          <w:lang w:val="tr-TR"/>
+          <w:vertAlign w:val="subscript"/>
+        </w:rPr>
+        <w:t xml:space="preserve">2</w:t>
+      </w:r>
+      <w:r>
+        <w:rPr>
+          <w:rFonts w:ascii="Times New Roman" w:hAnsi="Times New Roman" w:cs="Times New Roman"/>
+          <w:lang w:val="tr-TR"/>
+        </w:rPr>
+        <w:t xml:space="preserve">) de suda çok az çözünen bir tuzdur. CaF</w:t>
+      </w:r>
+      <w:r>
+        <w:rPr>
+          <w:rFonts w:ascii="Times New Roman" w:hAnsi="Times New Roman" w:cs="Times New Roman"/>
+          <w:lang w:val="tr-TR"/>
+          <w:vertAlign w:val="subscript"/>
+        </w:rPr>
+        <w:t xml:space="preserve">2</w:t>
+      </w:r>
+      <w:r>
+        <w:rPr>
+          <w:rFonts w:ascii="Times New Roman" w:hAnsi="Times New Roman" w:cs="Times New Roman"/>
+          <w:lang w:val="tr-TR"/>
+        </w:rPr>
+        <w:t xml:space="preserve"> katısı suya eklendiğinde katının yüzeyindeki Ca</w:t>
+      </w:r>
+      <w:r>
+        <w:rPr>
+          <w:rFonts w:ascii="Times New Roman" w:hAnsi="Times New Roman" w:cs="Times New Roman"/>
+          <w:lang w:val="tr-TR"/>
+          <w:vertAlign w:val="superscript"/>
+        </w:rPr>
+        <w:t xml:space="preserve">2+</w:t>
+      </w:r>
+      <w:r>
+        <w:rPr>
+          <w:rFonts w:ascii="Times New Roman" w:hAnsi="Times New Roman" w:cs="Times New Roman"/>
+          <w:lang w:val="tr-TR"/>
+        </w:rPr>
+        <w:t xml:space="preserve"> ve F</w:t>
+      </w:r>
+      <w:r>
+        <w:rPr>
+          <w:rFonts w:ascii="Times New Roman" w:hAnsi="Times New Roman" w:cs="Times New Roman"/>
+          <w:lang w:val="tr-TR"/>
+          <w:vertAlign w:val="superscript"/>
+        </w:rPr>
+        <w:t xml:space="preserve">−</w:t>
+      </w:r>
+      <w:r>
+        <w:rPr>
+          <w:rFonts w:ascii="Times New Roman" w:hAnsi="Times New Roman" w:cs="Times New Roman"/>
+          <w:lang w:val="tr-TR"/>
+        </w:rPr>
+        <w:t xml:space="preserve"> iyonları su molekülleri tarafından çekilerek çözeltiye geçer. Çözeltideki iyon derişimi arttıkça iyonların katı yüzeyine çarpıp yeniden kristale bağlanması (çökelme) da hızlanır. Bir süre sonra birim zamanda çözünen ve çöken tuz miktarları eşitlenir (Görsel C). Bu durumda çözelti doymuştur ve katı ile çözeltideki iyonları arasında aşağıdaki denge kurulmuştur:</w:t>
+      </w:r>
+    </w:p>
+    <w:p>
+      <w:pPr>
+        <w:jc w:val="center"/>
+        <w:rPr>
+          <w:rFonts w:ascii="Times New Roman" w:hAnsi="Times New Roman" w:cs="Times New Roman"/>
+          <w:lang w:val="tr-TR"/>
+        </w:rPr>
+      </w:pPr>
+      <w:r>
+        <w:rPr>
+          <w:rFonts w:ascii="Times New Roman" w:hAnsi="Times New Roman" w:cs="Times New Roman"/>
+          <w:lang w:val="tr-TR"/>
+        </w:rPr>
+        <w:t xml:space="preserve">CaF</w:t>
+      </w:r>
+      <w:r>
+        <w:rPr>
+          <w:rFonts w:ascii="Times New Roman" w:hAnsi="Times New Roman" w:cs="Times New Roman"/>
+          <w:lang w:val="tr-TR"/>
+          <w:vertAlign w:val="subscript"/>
+        </w:rPr>
+        <w:t xml:space="preserve">2</w:t>
+      </w:r>
+      <w:r>
+        <w:rPr>
+          <w:rFonts w:ascii="Times New Roman" w:hAnsi="Times New Roman" w:cs="Times New Roman"/>
+          <w:lang w:val="tr-TR"/>
+        </w:rPr>
+        <w:t xml:space="preserve">(k) ⇌ Ca</w:t>
+      </w:r>
+      <w:r>
+        <w:rPr>
+          <w:rFonts w:ascii="Times New Roman" w:hAnsi="Times New Roman" w:cs="Times New Roman"/>
+          <w:lang w:val="tr-TR"/>
+          <w:vertAlign w:val="superscript"/>
+        </w:rPr>
+        <w:t xml:space="preserve">2+</w:t>
+      </w:r>
+      <w:r>
+        <w:rPr>
+          <w:rFonts w:ascii="Times New Roman" w:hAnsi="Times New Roman" w:cs="Times New Roman"/>
+          <w:lang w:val="tr-TR"/>
+        </w:rPr>
+        <w:t xml:space="preserve">(suda) + 2F</w:t>
+      </w:r>
+      <w:r>
+        <w:rPr>
+          <w:rFonts w:ascii="Times New Roman" w:hAnsi="Times New Roman" w:cs="Times New Roman"/>
+          <w:lang w:val="tr-TR"/>
+          <w:vertAlign w:val="superscript"/>
+        </w:rPr>
+        <w:t xml:space="preserve">−</w:t>
+      </w:r>
+      <w:r>
+        <w:rPr>
+          <w:rFonts w:ascii="Times New Roman" w:hAnsi="Times New Roman" w:cs="Times New Roman"/>
+          <w:lang w:val="tr-TR"/>
+        </w:rPr>
+        <w:t xml:space="preserve">(suda)</w:t>
+      </w:r>
+    </w:p>
+    <w:p>
+      <w:pPr>
+        <w:jc w:val="both"/>
+        <w:rPr>
+          <w:rFonts w:ascii="Times New Roman" w:hAnsi="Times New Roman" w:cs="Times New Roman"/>
+          <w:lang w:val="tr-TR"/>
+        </w:rPr>
+      </w:pPr>
+      <w:r>
+        <w:rPr>
+          <w:rFonts w:ascii="Times New Roman" w:hAnsi="Times New Roman" w:cs="Times New Roman"/>
+          <w:lang w:val="tr-TR"/>
+        </w:rPr>
+        <w:t xml:space="preserve">Çözünme hızının çökelme hızına eşit olduğu bu dengeye çözünürlük dengesi denir. Çözünürlük dengesi dinamik bir dengedir; çözeltinin makroskobik özellikleri değişmese de çözünme ve çökelme olayları aynı hızla sürer.</w:t>
       </w:r>
     </w:p>
     <w:p xmlns:a="http://schemas.openxmlformats.org/drawingml/2006/main" xmlns:pic="http://schemas.openxmlformats.org/drawingml/2006/picture">
@@ -3171,8 +3287,8 @@
       <w:r>
         <w:drawing>
           <wp:inline distT="0" distB="0" distL="0" distR="0">
-            <wp:extent cx="5760000" cy="2304000"/>
-            <wp:docPr id="900003" name="Grafik 900003" descr="AgCl çözünme süreç modeli"/>
+            <wp:extent cx="5760000" cy="2150400"/>
+            <wp:docPr id="900003" name="Grafik 900003" descr="CaF2 çözünme süreç modeli"/>
             <wp:cNvGraphicFramePr>
               <a:graphicFrameLocks noChangeAspect="1"/>
             </wp:cNvGraphicFramePr>
@@ -3192,7 +3308,7 @@
                   <pic:spPr>
                     <a:xfrm>
                       <a:off x="0" y="0"/>
-                      <a:ext cx="5760000" cy="2304000"/>
+                      <a:ext cx="5760000" cy="2150400"/>
                     </a:xfrm>
                     <a:prstGeom prst="rect">
                       <a:avLst/>
@@ -3216,18 +3332,24 @@
       <w:r>
         <w:rPr>
           <w:rFonts w:ascii="Times New Roman" w:hAnsi="Times New Roman" w:cs="Times New Roman"/>
-          <w:b/>
-          <w:bCs/>
-          <w:lang w:val="tr-TR"/>
-        </w:rPr>
-        <w:t xml:space="preserve">Görsel C:</w:t>
-      </w:r>
-      <w:r>
-        <w:rPr>
-          <w:rFonts w:ascii="Times New Roman" w:hAnsi="Times New Roman" w:cs="Times New Roman"/>
-          <w:lang w:val="tr-TR"/>
-        </w:rPr>
-        <w:t xml:space="preserve"> Suda az çözünen AgCl tuzunun çözünme sürecinin alt mikro düzeyde aşamalı modeli</w:t>
+          <w:lang w:val="tr-TR"/>
+        </w:rPr>
+        <w:t xml:space="preserve">Görsel C: Suda az çözünen CaF</w:t>
+      </w:r>
+      <w:r>
+        <w:rPr>
+          <w:rFonts w:ascii="Times New Roman" w:hAnsi="Times New Roman" w:cs="Times New Roman"/>
+          <w:lang w:val="tr-TR"/>
+          <w:vertAlign w:val="subscript"/>
+        </w:rPr>
+        <w:t xml:space="preserve">2</w:t>
+      </w:r>
+      <w:r>
+        <w:rPr>
+          <w:rFonts w:ascii="Times New Roman" w:hAnsi="Times New Roman" w:cs="Times New Roman"/>
+          <w:lang w:val="tr-TR"/>
+        </w:rPr>
+        <w:t xml:space="preserve"> tuzunun çözünme sürecinin alt mikro düzeyde aşamalı modeli</w:t>
       </w:r>
     </w:p>
     <w:p>
@@ -3270,7 +3392,7 @@
           <w:rFonts w:ascii="Times New Roman" w:hAnsi="Times New Roman" w:cs="Times New Roman"/>
           <w:lang w:val="tr-TR"/>
         </w:rPr>
-        <w:t xml:space="preserve">Etkinlikte kabın dibinde çözünmeden kalan AgCl katısı, çözeltinin o sıcaklıkta daha fazla tuz çözemediğini gösterir. Önceki sınıflardan hatırlayacağınız gibi belirli bir sıcaklıkta çözebileceğinden daha az madde çözmüş olan çözeltiye doymamış çözelti, çözebileceği en fazla maddeyi çözmüş çözeltiye doymuş çözelti denir. Bazı durumlarda, örneğin sıcakta hazırlanmış doymuş bir çözelti dikkatlice soğutulduğunda, çözelti çözünürlüğünden daha fazla madde içerebilir. Bu kararsız çözeltilere aşırı doymuş çözelti denir. Aşırı doymuş çözeltiye küçük bir kristal eklendiğinde fazla madde hızla çöker.</w:t>
+        <w:t xml:space="preserve">Dibinde çözünmeden kalan katı bulunan ve dengeye ulaşmış bir çözelti, o sıcaklıkta daha fazla tuz çözemez. Önceki sınıflardan hatırlayacağınız gibi belirli bir sıcaklıkta çözebileceğinden daha az madde çözmüş olan çözeltiye doymamış çözelti, çözebileceği en fazla maddeyi çözmüş çözeltiye doymuş çözelti denir. Bazı durumlarda, örneğin sıcakta hazırlanmış doymuş bir çözelti dikkatlice soğutulduğunda, çözelti çözünürlüğünden daha fazla madde içerebilir. Bu kararsız çözeltilere aşırı doymuş çözelti denir. Aşırı doymuş çözeltiye küçük bir kristal eklendiğinde fazla madde hızla çöker.</w:t>
       </w:r>
     </w:p>
     <w:p>
@@ -3286,7 +3408,7 @@
           <w:rFonts w:ascii="Times New Roman" w:hAnsi="Times New Roman" w:cs="Times New Roman"/>
           <w:lang w:val="tr-TR"/>
         </w:rPr>
-        <w:t xml:space="preserve">Etkinlikte AgCl, BaSO</w:t>
+        <w:t xml:space="preserve">Suda az çözünen bir X</w:t>
       </w:r>
       <w:r>
         <w:rPr>
@@ -3294,14 +3416,14 @@
           <w:lang w:val="tr-TR"/>
           <w:vertAlign w:val="subscript"/>
         </w:rPr>
-        <w:t xml:space="preserve">4</w:t>
-      </w:r>
-      <w:r>
-        <w:rPr>
-          <w:rFonts w:ascii="Times New Roman" w:hAnsi="Times New Roman" w:cs="Times New Roman"/>
-          <w:lang w:val="tr-TR"/>
-        </w:rPr>
-        <w:t xml:space="preserve"> ve Ag</w:t>
+        <w:t xml:space="preserve">a</w:t>
+      </w:r>
+      <w:r>
+        <w:rPr>
+          <w:rFonts w:ascii="Times New Roman" w:hAnsi="Times New Roman" w:cs="Times New Roman"/>
+          <w:lang w:val="tr-TR"/>
+        </w:rPr>
+        <w:t xml:space="preserve">Y</w:t>
       </w:r>
       <w:r>
         <w:rPr>
@@ -3309,66 +3431,6 @@
           <w:lang w:val="tr-TR"/>
           <w:vertAlign w:val="subscript"/>
         </w:rPr>
-        <w:t xml:space="preserve">2</w:t>
-      </w:r>
-      <w:r>
-        <w:rPr>
-          <w:rFonts w:ascii="Times New Roman" w:hAnsi="Times New Roman" w:cs="Times New Roman"/>
-          <w:lang w:val="tr-TR"/>
-        </w:rPr>
-        <w:t xml:space="preserve">CrO</w:t>
-      </w:r>
-      <w:r>
-        <w:rPr>
-          <w:rFonts w:ascii="Times New Roman" w:hAnsi="Times New Roman" w:cs="Times New Roman"/>
-          <w:lang w:val="tr-TR"/>
-          <w:vertAlign w:val="subscript"/>
-        </w:rPr>
-        <w:t xml:space="preserve">4</w:t>
-      </w:r>
-      <w:r>
-        <w:rPr>
-          <w:rFonts w:ascii="Times New Roman" w:hAnsi="Times New Roman" w:cs="Times New Roman"/>
-          <w:lang w:val="tr-TR"/>
-        </w:rPr>
-        <w:t xml:space="preserve"> için yazdığınız K</w:t>
-      </w:r>
-      <w:r>
-        <w:rPr>
-          <w:rFonts w:ascii="Times New Roman" w:hAnsi="Times New Roman" w:cs="Times New Roman"/>
-          <w:lang w:val="tr-TR"/>
-          <w:vertAlign w:val="subscript"/>
-        </w:rPr>
-        <w:t xml:space="preserve">çç</w:t>
-      </w:r>
-      <w:r>
-        <w:rPr>
-          <w:rFonts w:ascii="Times New Roman" w:hAnsi="Times New Roman" w:cs="Times New Roman"/>
-          <w:lang w:val="tr-TR"/>
-        </w:rPr>
-        <w:t xml:space="preserve"> ifadelerini karşılaştırdığınızda her iyon derişiminin, çözünme denklemindeki katsayısı kadar üssü alınarak yazıldığını fark etmişsinizdir. Bu örüntü genelleştirildiğinde suda az çözünen bir X</w:t>
-      </w:r>
-      <w:r>
-        <w:rPr>
-          <w:rFonts w:ascii="Times New Roman" w:hAnsi="Times New Roman" w:cs="Times New Roman"/>
-          <w:lang w:val="tr-TR"/>
-          <w:vertAlign w:val="subscript"/>
-        </w:rPr>
-        <w:t xml:space="preserve">a</w:t>
-      </w:r>
-      <w:r>
-        <w:rPr>
-          <w:rFonts w:ascii="Times New Roman" w:hAnsi="Times New Roman" w:cs="Times New Roman"/>
-          <w:lang w:val="tr-TR"/>
-        </w:rPr>
-        <w:t xml:space="preserve">Y</w:t>
-      </w:r>
-      <w:r>
-        <w:rPr>
-          <w:rFonts w:ascii="Times New Roman" w:hAnsi="Times New Roman" w:cs="Times New Roman"/>
-          <w:lang w:val="tr-TR"/>
-          <w:vertAlign w:val="subscript"/>
-        </w:rPr>
         <w:t xml:space="preserve">b</w:t>
       </w:r>
       <w:r>
@@ -3376,7 +3438,7 @@
           <w:rFonts w:ascii="Times New Roman" w:hAnsi="Times New Roman" w:cs="Times New Roman"/>
           <w:lang w:val="tr-TR"/>
         </w:rPr>
-        <w:t xml:space="preserve"> tuzunun çözünürlük dengesi ve çözünürlük çarpımı ifadesi aşağıdaki gibi yazılır:</w:t>
+        <w:t xml:space="preserve"> tuzunun çözünürlük dengesi ve çözünürlük çarpımı ifadesi genel olarak aşağıdaki gibi yazılır:</w:t>
       </w:r>
     </w:p>
     <w:p>
@@ -3536,7 +3598,7 @@
           <w:rFonts w:ascii="Times New Roman" w:hAnsi="Times New Roman" w:cs="Times New Roman"/>
           <w:lang w:val="tr-TR"/>
         </w:rPr>
-        <w:t xml:space="preserve">Çözünürlük çarpımı, sabit sıcaklıkta suda az çözünen tuzun doymuş çözeltisindeki iyon derişimlerinin, katsayılarının üssü alınarak çarpımına eşittir. Saf katının derişimi sabit olduğundan K</w:t>
+        <w:t xml:space="preserve">Bu ifadedeki derişimler doymuş çözeltideki denge derişimleridir. K</w:t>
       </w:r>
       <w:r>
         <w:rPr>
@@ -3551,7 +3613,7 @@
           <w:rFonts w:ascii="Times New Roman" w:hAnsi="Times New Roman" w:cs="Times New Roman"/>
           <w:lang w:val="tr-TR"/>
         </w:rPr>
-        <w:t xml:space="preserve"> ifadesinde yer almaz. K</w:t>
+        <w:t xml:space="preserve"> bir denge sabiti olduğundan daha önce incelediğiniz diğer denge sabitleri gibi yalnızca sıcaklığa bağlıdır; aynı sıcaklıkta bir tuzun K</w:t>
       </w:r>
       <w:r>
         <w:rPr>
@@ -3566,7 +3628,7 @@
           <w:rFonts w:ascii="Times New Roman" w:hAnsi="Times New Roman" w:cs="Times New Roman"/>
           <w:lang w:val="tr-TR"/>
         </w:rPr>
-        <w:t xml:space="preserve"> bir denge sabiti olduğundan, daha önce incelediğiniz diğer denge sabitleri gibi yalnızca sıcaklığa bağlıdır.</w:t>
+        <w:t xml:space="preserve"> değeri, çözeltideki iyon derişimleri nasıl değişirse değişsin sabittir.</w:t>
       </w:r>
     </w:p>
     <w:p>
@@ -3718,7 +3780,7 @@
           <w:rFonts w:ascii="Times New Roman" w:hAnsi="Times New Roman" w:cs="Times New Roman"/>
           <w:lang w:val="tr-TR"/>
         </w:rPr>
-        <w:t xml:space="preserve">Etkinliğin 2. Aşamasında AgCl ve Ag</w:t>
+        <w:t xml:space="preserve">Molar çözünürlük ile K</w:t>
       </w:r>
       <w:r>
         <w:rPr>
@@ -3726,6 +3788,89 @@
           <w:lang w:val="tr-TR"/>
           <w:vertAlign w:val="subscript"/>
         </w:rPr>
+        <w:t xml:space="preserve">çç</w:t>
+      </w:r>
+      <w:r>
+        <w:rPr>
+          <w:rFonts w:ascii="Times New Roman" w:hAnsi="Times New Roman" w:cs="Times New Roman"/>
+          <w:lang w:val="tr-TR"/>
+        </w:rPr>
+        <w:t xml:space="preserve"> arasındaki ilişki, çözünme denklemindeki katsayılar kullanılarak her tuz için kurulabilir. 1 litre doymuş çözeltide s mol tuz çözündüğünde iyon derişimleri tuzun formülündeki katsayılara göre belirlenir. Örneğin baryum karbonat (BaCO</w:t>
+      </w:r>
+      <w:r>
+        <w:rPr>
+          <w:rFonts w:ascii="Times New Roman" w:hAnsi="Times New Roman" w:cs="Times New Roman"/>
+          <w:lang w:val="tr-TR"/>
+          <w:vertAlign w:val="subscript"/>
+        </w:rPr>
+        <w:t xml:space="preserve">3</w:t>
+      </w:r>
+      <w:r>
+        <w:rPr>
+          <w:rFonts w:ascii="Times New Roman" w:hAnsi="Times New Roman" w:cs="Times New Roman"/>
+          <w:lang w:val="tr-TR"/>
+        </w:rPr>
+        <w:t xml:space="preserve">) için [Ba</w:t>
+      </w:r>
+      <w:r>
+        <w:rPr>
+          <w:rFonts w:ascii="Times New Roman" w:hAnsi="Times New Roman" w:cs="Times New Roman"/>
+          <w:lang w:val="tr-TR"/>
+          <w:vertAlign w:val="superscript"/>
+        </w:rPr>
+        <w:t xml:space="preserve">2+</w:t>
+      </w:r>
+      <w:r>
+        <w:rPr>
+          <w:rFonts w:ascii="Times New Roman" w:hAnsi="Times New Roman" w:cs="Times New Roman"/>
+          <w:lang w:val="tr-TR"/>
+        </w:rPr>
+        <w:t xml:space="preserve">] = [CO</w:t>
+      </w:r>
+      <w:r>
+        <w:rPr>
+          <w:rFonts w:ascii="Times New Roman" w:hAnsi="Times New Roman" w:cs="Times New Roman"/>
+          <w:lang w:val="tr-TR"/>
+          <w:vertAlign w:val="subscript"/>
+        </w:rPr>
+        <w:t xml:space="preserve">3</w:t>
+      </w:r>
+      <w:r>
+        <w:rPr>
+          <w:rFonts w:ascii="Times New Roman" w:hAnsi="Times New Roman" w:cs="Times New Roman"/>
+          <w:lang w:val="tr-TR"/>
+          <w:vertAlign w:val="superscript"/>
+        </w:rPr>
+        <w:t xml:space="preserve">2−</w:t>
+      </w:r>
+      <w:r>
+        <w:rPr>
+          <w:rFonts w:ascii="Times New Roman" w:hAnsi="Times New Roman" w:cs="Times New Roman"/>
+          <w:lang w:val="tr-TR"/>
+        </w:rPr>
+        <w:t xml:space="preserve">] = s olduğundan K</w:t>
+      </w:r>
+      <w:r>
+        <w:rPr>
+          <w:rFonts w:ascii="Times New Roman" w:hAnsi="Times New Roman" w:cs="Times New Roman"/>
+          <w:lang w:val="tr-TR"/>
+          <w:vertAlign w:val="subscript"/>
+        </w:rPr>
+        <w:t xml:space="preserve">çç</w:t>
+      </w:r>
+      <w:r>
+        <w:rPr>
+          <w:rFonts w:ascii="Times New Roman" w:hAnsi="Times New Roman" w:cs="Times New Roman"/>
+          <w:lang w:val="tr-TR"/>
+        </w:rPr>
+        <w:t xml:space="preserve"> = s</w:t>
+      </w:r>
+      <w:r>
+        <w:rPr>
+          <w:rFonts w:ascii="Times New Roman" w:hAnsi="Times New Roman" w:cs="Times New Roman"/>
+          <w:lang w:val="tr-TR"/>
+          <w:vertAlign w:val="superscript"/>
+        </w:rPr>
         <w:t xml:space="preserve">2</w:t>
       </w:r>
       <w:r>
@@ -3733,7 +3878,7 @@
           <w:rFonts w:ascii="Times New Roman" w:hAnsi="Times New Roman" w:cs="Times New Roman"/>
           <w:lang w:val="tr-TR"/>
         </w:rPr>
-        <w:t xml:space="preserve">CrO</w:t>
+        <w:t xml:space="preserve">; CaF</w:t>
       </w:r>
       <w:r>
         <w:rPr>
@@ -3741,29 +3886,14 @@
           <w:lang w:val="tr-TR"/>
           <w:vertAlign w:val="subscript"/>
         </w:rPr>
-        <w:t xml:space="preserve">4</w:t>
-      </w:r>
-      <w:r>
-        <w:rPr>
-          <w:rFonts w:ascii="Times New Roman" w:hAnsi="Times New Roman" w:cs="Times New Roman"/>
-          <w:lang w:val="tr-TR"/>
-        </w:rPr>
-        <w:t xml:space="preserve"> için K</w:t>
-      </w:r>
-      <w:r>
-        <w:rPr>
-          <w:rFonts w:ascii="Times New Roman" w:hAnsi="Times New Roman" w:cs="Times New Roman"/>
-          <w:lang w:val="tr-TR"/>
-          <w:vertAlign w:val="subscript"/>
-        </w:rPr>
-        <w:t xml:space="preserve">çç</w:t>
-      </w:r>
-      <w:r>
-        <w:rPr>
-          <w:rFonts w:ascii="Times New Roman" w:hAnsi="Times New Roman" w:cs="Times New Roman"/>
-          <w:lang w:val="tr-TR"/>
-        </w:rPr>
-        <w:t xml:space="preserve"> ile molar çözünürlük arasında kurduğunuz ilişki, her tuz türü için aynı yolla kurulabilir. Molar çözünürlük s ile gösterilirse 1 litrede s mol tuz çözündüğünde iyon derişimleri tuzun formülündeki katsayılara göre belirlenir. Örneğin AgCl için [Ag</w:t>
+        <w:t xml:space="preserve">2</w:t>
+      </w:r>
+      <w:r>
+        <w:rPr>
+          <w:rFonts w:ascii="Times New Roman" w:hAnsi="Times New Roman" w:cs="Times New Roman"/>
+          <w:lang w:val="tr-TR"/>
+        </w:rPr>
+        <w:t xml:space="preserve"> için [Ca</w:t>
       </w:r>
       <w:r>
         <w:rPr>
@@ -3771,81 +3901,6 @@
           <w:lang w:val="tr-TR"/>
           <w:vertAlign w:val="superscript"/>
         </w:rPr>
-        <w:t xml:space="preserve">+</w:t>
-      </w:r>
-      <w:r>
-        <w:rPr>
-          <w:rFonts w:ascii="Times New Roman" w:hAnsi="Times New Roman" w:cs="Times New Roman"/>
-          <w:lang w:val="tr-TR"/>
-        </w:rPr>
-        <w:t xml:space="preserve">] = [Cl</w:t>
-      </w:r>
-      <w:r>
-        <w:rPr>
-          <w:rFonts w:ascii="Times New Roman" w:hAnsi="Times New Roman" w:cs="Times New Roman"/>
-          <w:lang w:val="tr-TR"/>
-          <w:vertAlign w:val="superscript"/>
-        </w:rPr>
-        <w:t xml:space="preserve">−</w:t>
-      </w:r>
-      <w:r>
-        <w:rPr>
-          <w:rFonts w:ascii="Times New Roman" w:hAnsi="Times New Roman" w:cs="Times New Roman"/>
-          <w:lang w:val="tr-TR"/>
-        </w:rPr>
-        <w:t xml:space="preserve">] = s olduğundan K</w:t>
-      </w:r>
-      <w:r>
-        <w:rPr>
-          <w:rFonts w:ascii="Times New Roman" w:hAnsi="Times New Roman" w:cs="Times New Roman"/>
-          <w:lang w:val="tr-TR"/>
-          <w:vertAlign w:val="subscript"/>
-        </w:rPr>
-        <w:t xml:space="preserve">çç</w:t>
-      </w:r>
-      <w:r>
-        <w:rPr>
-          <w:rFonts w:ascii="Times New Roman" w:hAnsi="Times New Roman" w:cs="Times New Roman"/>
-          <w:lang w:val="tr-TR"/>
-        </w:rPr>
-        <w:t xml:space="preserve"> = s</w:t>
-      </w:r>
-      <w:r>
-        <w:rPr>
-          <w:rFonts w:ascii="Times New Roman" w:hAnsi="Times New Roman" w:cs="Times New Roman"/>
-          <w:lang w:val="tr-TR"/>
-          <w:vertAlign w:val="superscript"/>
-        </w:rPr>
-        <w:t xml:space="preserve">2</w:t>
-      </w:r>
-      <w:r>
-        <w:rPr>
-          <w:rFonts w:ascii="Times New Roman" w:hAnsi="Times New Roman" w:cs="Times New Roman"/>
-          <w:lang w:val="tr-TR"/>
-        </w:rPr>
-        <w:t xml:space="preserve">; PbI</w:t>
-      </w:r>
-      <w:r>
-        <w:rPr>
-          <w:rFonts w:ascii="Times New Roman" w:hAnsi="Times New Roman" w:cs="Times New Roman"/>
-          <w:lang w:val="tr-TR"/>
-          <w:vertAlign w:val="subscript"/>
-        </w:rPr>
-        <w:t xml:space="preserve">2</w:t>
-      </w:r>
-      <w:r>
-        <w:rPr>
-          <w:rFonts w:ascii="Times New Roman" w:hAnsi="Times New Roman" w:cs="Times New Roman"/>
-          <w:lang w:val="tr-TR"/>
-        </w:rPr>
-        <w:t xml:space="preserve"> için [Pb</w:t>
-      </w:r>
-      <w:r>
-        <w:rPr>
-          <w:rFonts w:ascii="Times New Roman" w:hAnsi="Times New Roman" w:cs="Times New Roman"/>
-          <w:lang w:val="tr-TR"/>
-          <w:vertAlign w:val="superscript"/>
-        </w:rPr>
         <w:t xml:space="preserve">2+</w:t>
       </w:r>
       <w:r>
@@ -3853,7 +3908,7 @@
           <w:rFonts w:ascii="Times New Roman" w:hAnsi="Times New Roman" w:cs="Times New Roman"/>
           <w:lang w:val="tr-TR"/>
         </w:rPr>
-        <w:t xml:space="preserve">] = s ve [I</w:t>
+        <w:t xml:space="preserve">] = s ve [F</w:t>
       </w:r>
       <w:r>
         <w:rPr>
@@ -4891,7 +4946,7 @@
           <w:rFonts w:ascii="Times New Roman" w:hAnsi="Times New Roman" w:cs="Times New Roman"/>
           <w:lang w:val="tr-TR"/>
         </w:rPr>
-        <w:t xml:space="preserve">Etkinlikte sorguladığınız “K</w:t>
+        <w:t xml:space="preserve">Aynı türdeki (formülündeki iyon sayıları aynı olan) tuzlar karşılaştırılırken K</w:t>
       </w:r>
       <w:r>
         <w:rPr>
@@ -4906,7 +4961,7 @@
           <w:rFonts w:ascii="Times New Roman" w:hAnsi="Times New Roman" w:cs="Times New Roman"/>
           <w:lang w:val="tr-TR"/>
         </w:rPr>
-        <w:t xml:space="preserve"> değeri küçük olan tuzun çözünürlüğü her zaman daha azdır.” önermesinin yalnızca belirli durumlarda geçerli olduğu, hesapladığınız molar çözünürlüklerden anlaşılabilir. Aynı türdeki (iyon sayısı aynı olan) tuzlar karşılaştırılırken K</w:t>
+        <w:t xml:space="preserve"> değeri büyük olan tuzun molar çözünürlüğü de büyüktür. Örneğin AgBr’nin K</w:t>
       </w:r>
       <w:r>
         <w:rPr>
@@ -4921,7 +4976,37 @@
           <w:rFonts w:ascii="Times New Roman" w:hAnsi="Times New Roman" w:cs="Times New Roman"/>
           <w:lang w:val="tr-TR"/>
         </w:rPr>
-        <w:t xml:space="preserve"> değeri büyük olan tuzun molar çözünürlüğü de büyüktür. Örneğin AgCl’nin K</w:t>
+        <w:t xml:space="preserve"> değeri (5,0·10</w:t>
+      </w:r>
+      <w:r>
+        <w:rPr>
+          <w:rFonts w:ascii="Times New Roman" w:hAnsi="Times New Roman" w:cs="Times New Roman"/>
+          <w:lang w:val="tr-TR"/>
+          <w:vertAlign w:val="superscript"/>
+        </w:rPr>
+        <w:t xml:space="preserve">-13</w:t>
+      </w:r>
+      <w:r>
+        <w:rPr>
+          <w:rFonts w:ascii="Times New Roman" w:hAnsi="Times New Roman" w:cs="Times New Roman"/>
+          <w:lang w:val="tr-TR"/>
+        </w:rPr>
+        <w:t xml:space="preserve">) gümüş iyodürünkinden (AgI, 8,5·10</w:t>
+      </w:r>
+      <w:r>
+        <w:rPr>
+          <w:rFonts w:ascii="Times New Roman" w:hAnsi="Times New Roman" w:cs="Times New Roman"/>
+          <w:lang w:val="tr-TR"/>
+          <w:vertAlign w:val="superscript"/>
+        </w:rPr>
+        <w:t xml:space="preserve">-17</w:t>
+      </w:r>
+      <w:r>
+        <w:rPr>
+          <w:rFonts w:ascii="Times New Roman" w:hAnsi="Times New Roman" w:cs="Times New Roman"/>
+          <w:lang w:val="tr-TR"/>
+        </w:rPr>
+        <w:t xml:space="preserve">) büyük olduğundan AgBr suda gümüş iyodürden daha fazla çözünür. Farklı türdeki tuzların K</w:t>
       </w:r>
       <w:r>
         <w:rPr>
@@ -4936,7 +5021,7 @@
           <w:rFonts w:ascii="Times New Roman" w:hAnsi="Times New Roman" w:cs="Times New Roman"/>
           <w:lang w:val="tr-TR"/>
         </w:rPr>
-        <w:t xml:space="preserve"> değeri AgBr’ninkinden büyük olduğundan AgCl suda AgBr’den daha fazla çözünür. Ancak farklı türdeki tuzlar için K</w:t>
+        <w:t xml:space="preserve"> değerleri ise doğrudan karşılaştırılamaz; bu tuzların çözünürlükleri, molar çözünürlükleri hesaplanarak karşılaştırılmalıdır. Örneğin CaF</w:t>
       </w:r>
       <w:r>
         <w:rPr>
@@ -4944,6 +5029,21 @@
           <w:lang w:val="tr-TR"/>
           <w:vertAlign w:val="subscript"/>
         </w:rPr>
+        <w:t xml:space="preserve">2</w:t>
+      </w:r>
+      <w:r>
+        <w:rPr>
+          <w:rFonts w:ascii="Times New Roman" w:hAnsi="Times New Roman" w:cs="Times New Roman"/>
+          <w:lang w:val="tr-TR"/>
+        </w:rPr>
+        <w:t xml:space="preserve">’nin K</w:t>
+      </w:r>
+      <w:r>
+        <w:rPr>
+          <w:rFonts w:ascii="Times New Roman" w:hAnsi="Times New Roman" w:cs="Times New Roman"/>
+          <w:lang w:val="tr-TR"/>
+          <w:vertAlign w:val="subscript"/>
+        </w:rPr>
         <w:t xml:space="preserve">çç</w:t>
       </w:r>
       <w:r>
@@ -4951,7 +5051,22 @@
           <w:rFonts w:ascii="Times New Roman" w:hAnsi="Times New Roman" w:cs="Times New Roman"/>
           <w:lang w:val="tr-TR"/>
         </w:rPr>
-        <w:t xml:space="preserve"> değerleri doğrudan karşılaştırılamaz; çözünürlükler hesaplanarak karşılaştırılmalıdır. Örneğin Ag</w:t>
+        <w:t xml:space="preserve"> değeri (3,9·10</w:t>
+      </w:r>
+      <w:r>
+        <w:rPr>
+          <w:rFonts w:ascii="Times New Roman" w:hAnsi="Times New Roman" w:cs="Times New Roman"/>
+          <w:lang w:val="tr-TR"/>
+          <w:vertAlign w:val="superscript"/>
+        </w:rPr>
+        <w:t xml:space="preserve">-11</w:t>
+      </w:r>
+      <w:r>
+        <w:rPr>
+          <w:rFonts w:ascii="Times New Roman" w:hAnsi="Times New Roman" w:cs="Times New Roman"/>
+          <w:lang w:val="tr-TR"/>
+        </w:rPr>
+        <w:t xml:space="preserve">) BaCO</w:t>
       </w:r>
       <w:r>
         <w:rPr>
@@ -4959,6 +5074,36 @@
           <w:lang w:val="tr-TR"/>
           <w:vertAlign w:val="subscript"/>
         </w:rPr>
+        <w:t xml:space="preserve">3</w:t>
+      </w:r>
+      <w:r>
+        <w:rPr>
+          <w:rFonts w:ascii="Times New Roman" w:hAnsi="Times New Roman" w:cs="Times New Roman"/>
+          <w:lang w:val="tr-TR"/>
+        </w:rPr>
+        <w:t xml:space="preserve">’ınkinden (5,1·10</w:t>
+      </w:r>
+      <w:r>
+        <w:rPr>
+          <w:rFonts w:ascii="Times New Roman" w:hAnsi="Times New Roman" w:cs="Times New Roman"/>
+          <w:lang w:val="tr-TR"/>
+          <w:vertAlign w:val="superscript"/>
+        </w:rPr>
+        <w:t xml:space="preserve">-9</w:t>
+      </w:r>
+      <w:r>
+        <w:rPr>
+          <w:rFonts w:ascii="Times New Roman" w:hAnsi="Times New Roman" w:cs="Times New Roman"/>
+          <w:lang w:val="tr-TR"/>
+        </w:rPr>
+        <w:t xml:space="preserve">) küçük olduğu hâlde CaF</w:t>
+      </w:r>
+      <w:r>
+        <w:rPr>
+          <w:rFonts w:ascii="Times New Roman" w:hAnsi="Times New Roman" w:cs="Times New Roman"/>
+          <w:lang w:val="tr-TR"/>
+          <w:vertAlign w:val="subscript"/>
+        </w:rPr>
         <w:t xml:space="preserve">2</w:t>
       </w:r>
       <w:r>
@@ -4966,7 +5111,22 @@
           <w:rFonts w:ascii="Times New Roman" w:hAnsi="Times New Roman" w:cs="Times New Roman"/>
           <w:lang w:val="tr-TR"/>
         </w:rPr>
-        <w:t xml:space="preserve">CrO</w:t>
+        <w:t xml:space="preserve">’nin molar çözünürlüğü (2,1·10</w:t>
+      </w:r>
+      <w:r>
+        <w:rPr>
+          <w:rFonts w:ascii="Times New Roman" w:hAnsi="Times New Roman" w:cs="Times New Roman"/>
+          <w:lang w:val="tr-TR"/>
+          <w:vertAlign w:val="superscript"/>
+        </w:rPr>
+        <w:t xml:space="preserve">-4</w:t>
+      </w:r>
+      <w:r>
+        <w:rPr>
+          <w:rFonts w:ascii="Times New Roman" w:hAnsi="Times New Roman" w:cs="Times New Roman"/>
+          <w:lang w:val="tr-TR"/>
+        </w:rPr>
+        <w:t xml:space="preserve"> mol/L) BaCO</w:t>
       </w:r>
       <w:r>
         <w:rPr>
@@ -4974,74 +5134,14 @@
           <w:lang w:val="tr-TR"/>
           <w:vertAlign w:val="subscript"/>
         </w:rPr>
-        <w:t xml:space="preserve">4</w:t>
-      </w:r>
-      <w:r>
-        <w:rPr>
-          <w:rFonts w:ascii="Times New Roman" w:hAnsi="Times New Roman" w:cs="Times New Roman"/>
-          <w:lang w:val="tr-TR"/>
-        </w:rPr>
-        <w:t xml:space="preserve">’ın K</w:t>
-      </w:r>
-      <w:r>
-        <w:rPr>
-          <w:rFonts w:ascii="Times New Roman" w:hAnsi="Times New Roman" w:cs="Times New Roman"/>
-          <w:lang w:val="tr-TR"/>
-          <w:vertAlign w:val="subscript"/>
-        </w:rPr>
-        <w:t xml:space="preserve">çç</w:t>
-      </w:r>
-      <w:r>
-        <w:rPr>
-          <w:rFonts w:ascii="Times New Roman" w:hAnsi="Times New Roman" w:cs="Times New Roman"/>
-          <w:lang w:val="tr-TR"/>
-        </w:rPr>
-        <w:t xml:space="preserve"> değeri (1,1·10</w:t>
-      </w:r>
-      <w:r>
-        <w:rPr>
-          <w:rFonts w:ascii="Times New Roman" w:hAnsi="Times New Roman" w:cs="Times New Roman"/>
-          <w:lang w:val="tr-TR"/>
-          <w:vertAlign w:val="superscript"/>
-        </w:rPr>
-        <w:t xml:space="preserve">-12</w:t>
-      </w:r>
-      <w:r>
-        <w:rPr>
-          <w:rFonts w:ascii="Times New Roman" w:hAnsi="Times New Roman" w:cs="Times New Roman"/>
-          <w:lang w:val="tr-TR"/>
-        </w:rPr>
-        <w:t xml:space="preserve">) AgCl’ninkinden (1,8·10</w:t>
-      </w:r>
-      <w:r>
-        <w:rPr>
-          <w:rFonts w:ascii="Times New Roman" w:hAnsi="Times New Roman" w:cs="Times New Roman"/>
-          <w:lang w:val="tr-TR"/>
-          <w:vertAlign w:val="superscript"/>
-        </w:rPr>
-        <w:t xml:space="preserve">-10</w:t>
-      </w:r>
-      <w:r>
-        <w:rPr>
-          <w:rFonts w:ascii="Times New Roman" w:hAnsi="Times New Roman" w:cs="Times New Roman"/>
-          <w:lang w:val="tr-TR"/>
-        </w:rPr>
-        <w:t xml:space="preserve">) küçük olduğu hâlde molar çözünürlüğü (6,5·10</w:t>
-      </w:r>
-      <w:r>
-        <w:rPr>
-          <w:rFonts w:ascii="Times New Roman" w:hAnsi="Times New Roman" w:cs="Times New Roman"/>
-          <w:lang w:val="tr-TR"/>
-          <w:vertAlign w:val="superscript"/>
-        </w:rPr>
-        <w:t xml:space="preserve">-5</w:t>
-      </w:r>
-      <w:r>
-        <w:rPr>
-          <w:rFonts w:ascii="Times New Roman" w:hAnsi="Times New Roman" w:cs="Times New Roman"/>
-          <w:lang w:val="tr-TR"/>
-        </w:rPr>
-        <w:t xml:space="preserve"> mol/L) AgCl’ninkinden (1,3·10</w:t>
+        <w:t xml:space="preserve">3</w:t>
+      </w:r>
+      <w:r>
+        <w:rPr>
+          <w:rFonts w:ascii="Times New Roman" w:hAnsi="Times New Roman" w:cs="Times New Roman"/>
+          <w:lang w:val="tr-TR"/>
+        </w:rPr>
+        <w:t xml:space="preserve">’ınkinden (7,1·10</w:t>
       </w:r>
       <w:r>
         <w:rPr>
@@ -5070,8 +5170,8 @@
       <w:r>
         <w:drawing>
           <wp:inline distT="0" distB="0" distL="0" distR="0">
-            <wp:extent cx="5040000" cy="2822400"/>
-            <wp:docPr id="900004" name="Grafik 900004" descr="Molar çözünürlük karşılaştırması"/>
+            <wp:extent cx="5040000" cy="2352000"/>
+            <wp:docPr id="900004" name="Grafik 900004" descr="Kçç ve molar çözünürlük karşılaştırması"/>
             <wp:cNvGraphicFramePr>
               <a:graphicFrameLocks noChangeAspect="1"/>
             </wp:cNvGraphicFramePr>
@@ -5091,7 +5191,7 @@
                   <pic:spPr>
                     <a:xfrm>
                       <a:off x="0" y="0"/>
-                      <a:ext cx="5040000" cy="2822400"/>
+                      <a:ext cx="5040000" cy="2352000"/>
                     </a:xfrm>
                     <a:prstGeom prst="rect">
                       <a:avLst/>
@@ -5115,18 +5215,24 @@
       <w:r>
         <w:rPr>
           <w:rFonts w:ascii="Times New Roman" w:hAnsi="Times New Roman" w:cs="Times New Roman"/>
-          <w:b/>
-          <w:bCs/>
-          <w:lang w:val="tr-TR"/>
-        </w:rPr>
-        <w:t xml:space="preserve">Grafik A:</w:t>
-      </w:r>
-      <w:r>
-        <w:rPr>
-          <w:rFonts w:ascii="Times New Roman" w:hAnsi="Times New Roman" w:cs="Times New Roman"/>
-          <w:lang w:val="tr-TR"/>
-        </w:rPr>
-        <w:t xml:space="preserve"> Suda az çözünen bazı tuzların 25 °C’deki molar çözünürlükleri (logaritmik ölçek)</w:t>
+          <w:lang w:val="tr-TR"/>
+        </w:rPr>
+        <w:t xml:space="preserve">Grafik A: Suda az çözünen bazı tuzların 25 °C’deki K</w:t>
+      </w:r>
+      <w:r>
+        <w:rPr>
+          <w:rFonts w:ascii="Times New Roman" w:hAnsi="Times New Roman" w:cs="Times New Roman"/>
+          <w:lang w:val="tr-TR"/>
+          <w:vertAlign w:val="subscript"/>
+        </w:rPr>
+        <w:t xml:space="preserve">çç</w:t>
+      </w:r>
+      <w:r>
+        <w:rPr>
+          <w:rFonts w:ascii="Times New Roman" w:hAnsi="Times New Roman" w:cs="Times New Roman"/>
+          <w:lang w:val="tr-TR"/>
+        </w:rPr>
+        <w:t xml:space="preserve"> değerleri ve molar çözünürlükleri (logaritmik ölçek)</w:t>
       </w:r>
     </w:p>
     <w:p>
@@ -7886,51 +7992,126 @@
       <w:r>
         <w:rPr>
           <w:rFonts w:ascii="Times New Roman" w:hAnsi="Times New Roman" w:cs="Times New Roman"/>
-          <w:b/>
-          <w:bCs/>
-          <w:highlight w:val="yellow"/>
-          <w:lang w:val="tr-TR"/>
-        </w:rPr>
-        <w:t xml:space="preserve">NOT: </w:t>
-      </w:r>
-      <w:r>
-        <w:rPr>
-          <w:rFonts w:ascii="Times New Roman" w:hAnsi="Times New Roman" w:cs="Times New Roman"/>
-          <w:highlight w:val="yellow"/>
-          <w:lang w:val="tr-TR"/>
-        </w:rPr>
-        <w:t xml:space="preserve">K</w:t>
-      </w:r>
-      <w:r>
-        <w:rPr>
-          <w:rFonts w:ascii="Times New Roman" w:hAnsi="Times New Roman" w:cs="Times New Roman"/>
-          <w:highlight w:val="yellow"/>
+          <w:lang w:val="tr-TR"/>
+        </w:rPr>
+        <w:t xml:space="preserve">NOT: K</w:t>
+      </w:r>
+      <w:r>
+        <w:rPr>
+          <w:rFonts w:ascii="Times New Roman" w:hAnsi="Times New Roman" w:cs="Times New Roman"/>
+          <w:lang w:val="tr-TR"/>
           <w:vertAlign w:val="subscript"/>
-          <w:lang w:val="tr-TR"/>
         </w:rPr>
         <w:t xml:space="preserve">çç</w:t>
       </w:r>
       <w:r>
         <w:rPr>
           <w:rFonts w:ascii="Times New Roman" w:hAnsi="Times New Roman" w:cs="Times New Roman"/>
-          <w:highlight w:val="yellow"/>
-          <w:lang w:val="tr-TR"/>
-        </w:rPr>
-        <w:t xml:space="preserve"> değerleri genel kimya ders kitaplarında (Petrucci vb.) 25 °C için verilen değerlerdir; yayın öncesi Petrucci ek tablosu ile karşılaştırılması önerilir. PbCl</w:t>
-      </w:r>
-      <w:r>
-        <w:rPr>
-          <w:rFonts w:ascii="Times New Roman" w:hAnsi="Times New Roman" w:cs="Times New Roman"/>
-          <w:highlight w:val="yellow"/>
+          <w:lang w:val="tr-TR"/>
+        </w:rPr>
+        <w:t xml:space="preserve"> değerleri genel kimya ders kitaplarında (Petrucci vb.) 25 °C için verilen değerlerdir; yayın öncesi Petrucci ek tablosu ile karşılaştırılması önerilir. Bilgi metnindeki AgI (8,5·10</w:t>
+      </w:r>
+      <w:r>
+        <w:rPr>
+          <w:rFonts w:ascii="Times New Roman" w:hAnsi="Times New Roman" w:cs="Times New Roman"/>
+          <w:lang w:val="tr-TR"/>
+          <w:vertAlign w:val="superscript"/>
+        </w:rPr>
+        <w:t xml:space="preserve">-17</w:t>
+      </w:r>
+      <w:r>
+        <w:rPr>
+          <w:rFonts w:ascii="Times New Roman" w:hAnsi="Times New Roman" w:cs="Times New Roman"/>
+          <w:lang w:val="tr-TR"/>
+        </w:rPr>
+        <w:t xml:space="preserve">), BaCO</w:t>
+      </w:r>
+      <w:r>
+        <w:rPr>
+          <w:rFonts w:ascii="Times New Roman" w:hAnsi="Times New Roman" w:cs="Times New Roman"/>
+          <w:lang w:val="tr-TR"/>
           <w:vertAlign w:val="subscript"/>
-          <w:lang w:val="tr-TR"/>
+        </w:rPr>
+        <w:t xml:space="preserve">3</w:t>
+      </w:r>
+      <w:r>
+        <w:rPr>
+          <w:rFonts w:ascii="Times New Roman" w:hAnsi="Times New Roman" w:cs="Times New Roman"/>
+          <w:lang w:val="tr-TR"/>
+        </w:rPr>
+        <w:t xml:space="preserve"> (5,1·10</w:t>
+      </w:r>
+      <w:r>
+        <w:rPr>
+          <w:rFonts w:ascii="Times New Roman" w:hAnsi="Times New Roman" w:cs="Times New Roman"/>
+          <w:lang w:val="tr-TR"/>
+          <w:vertAlign w:val="superscript"/>
+        </w:rPr>
+        <w:t xml:space="preserve">-9</w:t>
+      </w:r>
+      <w:r>
+        <w:rPr>
+          <w:rFonts w:ascii="Times New Roman" w:hAnsi="Times New Roman" w:cs="Times New Roman"/>
+          <w:lang w:val="tr-TR"/>
+        </w:rPr>
+        <w:t xml:space="preserve">) ve CaF</w:t>
+      </w:r>
+      <w:r>
+        <w:rPr>
+          <w:rFonts w:ascii="Times New Roman" w:hAnsi="Times New Roman" w:cs="Times New Roman"/>
+          <w:lang w:val="tr-TR"/>
+          <w:vertAlign w:val="subscript"/>
         </w:rPr>
         <w:t xml:space="preserve">2</w:t>
       </w:r>
       <w:r>
         <w:rPr>
           <w:rFonts w:ascii="Times New Roman" w:hAnsi="Times New Roman" w:cs="Times New Roman"/>
-          <w:highlight w:val="yellow"/>
+          <w:lang w:val="tr-TR"/>
+        </w:rPr>
+        <w:t xml:space="preserve"> (3,9·10</w:t>
+      </w:r>
+      <w:r>
+        <w:rPr>
+          <w:rFonts w:ascii="Times New Roman" w:hAnsi="Times New Roman" w:cs="Times New Roman"/>
+          <w:lang w:val="tr-TR"/>
+          <w:vertAlign w:val="superscript"/>
+        </w:rPr>
+        <w:t xml:space="preserve">-11</w:t>
+      </w:r>
+      <w:r>
+        <w:rPr>
+          <w:rFonts w:ascii="Times New Roman" w:hAnsi="Times New Roman" w:cs="Times New Roman"/>
+          <w:lang w:val="tr-TR"/>
+        </w:rPr>
+        <w:t xml:space="preserve">) değerleri de aynı tür tablolardan alınmıştır; özellikle CaF</w:t>
+      </w:r>
+      <w:r>
+        <w:rPr>
+          <w:rFonts w:ascii="Times New Roman" w:hAnsi="Times New Roman" w:cs="Times New Roman"/>
+          <w:lang w:val="tr-TR"/>
+          <w:vertAlign w:val="subscript"/>
+        </w:rPr>
+        <w:t xml:space="preserve">2</w:t>
+      </w:r>
+      <w:r>
+        <w:rPr>
+          <w:rFonts w:ascii="Times New Roman" w:hAnsi="Times New Roman" w:cs="Times New Roman"/>
+          <w:lang w:val="tr-TR"/>
+        </w:rPr>
+        <w:t xml:space="preserve"> için kaynaklarda farklı değerler verildiğinden yayın öncesi kontrol edilmelidir. PbCl</w:t>
+      </w:r>
+      <w:r>
+        <w:rPr>
+          <w:rFonts w:ascii="Times New Roman" w:hAnsi="Times New Roman" w:cs="Times New Roman"/>
+          <w:lang w:val="tr-TR"/>
+          <w:vertAlign w:val="subscript"/>
+        </w:rPr>
+        <w:t xml:space="preserve">2</w:t>
+      </w:r>
+      <w:r>
+        <w:rPr>
+          <w:rFonts w:ascii="Times New Roman" w:hAnsi="Times New Roman" w:cs="Times New Roman"/>
           <w:lang w:val="tr-TR"/>
         </w:rPr>
         <w:t xml:space="preserve"> ve X</w:t>
@@ -7938,16 +8119,14 @@
       <w:r>
         <w:rPr>
           <w:rFonts w:ascii="Times New Roman" w:hAnsi="Times New Roman" w:cs="Times New Roman"/>
-          <w:highlight w:val="yellow"/>
+          <w:lang w:val="tr-TR"/>
           <w:vertAlign w:val="subscript"/>
-          <w:lang w:val="tr-TR"/>
         </w:rPr>
         <w:t xml:space="preserve">2</w:t>
       </w:r>
       <w:r>
         <w:rPr>
           <w:rFonts w:ascii="Times New Roman" w:hAnsi="Times New Roman" w:cs="Times New Roman"/>
-          <w:highlight w:val="yellow"/>
           <w:lang w:val="tr-TR"/>
         </w:rPr>
         <w:t xml:space="preserve">Y sorularındaki çözünürlük değerleri öğretim amaçlıdır.</w:t>

--- a/Kim11-2-13-Cozunurluk-Carpimi.docx
+++ b/Kim11-2-13-Cozunurluk-Carpimi.docx
@@ -3287,7 +3287,7 @@
       <w:r>
         <w:drawing>
           <wp:inline distT="0" distB="0" distL="0" distR="0">
-            <wp:extent cx="5760000" cy="2150400"/>
+            <wp:extent cx="5757683" cy="2697485"/>
             <wp:docPr id="900003" name="Grafik 900003" descr="CaF2 çözünme süreç modeli"/>
             <wp:cNvGraphicFramePr>
               <a:graphicFrameLocks noChangeAspect="1"/>
@@ -3308,7 +3308,7 @@
                   <pic:spPr>
                     <a:xfrm>
                       <a:off x="0" y="0"/>
-                      <a:ext cx="5760000" cy="2150400"/>
+                      <a:ext cx="5757683" cy="2697485"/>
                     </a:xfrm>
                     <a:prstGeom prst="rect">
                       <a:avLst/>
@@ -5170,7 +5170,7 @@
       <w:r>
         <w:drawing>
           <wp:inline distT="0" distB="0" distL="0" distR="0">
-            <wp:extent cx="5040000" cy="2352000"/>
+            <wp:extent cx="5038354" cy="2350012"/>
             <wp:docPr id="900004" name="Grafik 900004" descr="Kçç ve molar çözünürlük karşılaştırması"/>
             <wp:cNvGraphicFramePr>
               <a:graphicFrameLocks noChangeAspect="1"/>
@@ -5191,7 +5191,7 @@
                   <pic:spPr>
                     <a:xfrm>
                       <a:off x="0" y="0"/>
-                      <a:ext cx="5040000" cy="2352000"/>
+                      <a:ext cx="5038354" cy="2350012"/>
                     </a:xfrm>
                     <a:prstGeom prst="rect">
                       <a:avLst/>

--- a/Kim11-2-13-Cozunurluk-Carpimi.docx
+++ b/Kim11-2-13-Cozunurluk-Carpimi.docx
@@ -107,24 +107,98 @@
         <w:tblW w:w="9000" w:type="dxa"/>
         <w:jc w:val="center"/>
         <w:tblBorders>
-          <w:top w:val="single" w:sz="8" w:space="0" w:color="7F7F7F"/>
-          <w:left w:val="single" w:sz="8" w:space="0" w:color="7F7F7F"/>
-          <w:bottom w:val="single" w:sz="8" w:space="0" w:color="7F7F7F"/>
-          <w:right w:val="single" w:sz="8" w:space="0" w:color="7F7F7F"/>
+          <w:top w:val="nil"/>
+          <w:left w:val="nil"/>
+          <w:bottom w:val="nil"/>
+          <w:right w:val="nil"/>
+          <w:insideH w:val="nil"/>
+          <w:insideV w:val="nil"/>
         </w:tblBorders>
+        <w:tblLayout w:type="fixed"/>
       </w:tblPr>
       <w:tblGrid>
-        <w:gridCol w:w="9000"/>
+        <w:gridCol w:w="4500"/>
+        <w:gridCol w:w="4500"/>
       </w:tblGrid>
       <w:tr>
         <w:tc>
           <w:tcPr>
-            <w:tcW w:w="9000" w:type="dxa"/>
-            <w:shd w:val="clear" w:color="auto" w:fill="EDEDED"/>
+            <w:tcW w:w="4500" w:type="dxa"/>
           </w:tcPr>
+          <w:tbl>
+            <w:tblPr>
+              <w:tblW w:w="4300" w:type="dxa"/>
+              <w:jc w:val="center"/>
+              <w:tblBorders>
+                <w:top w:val="single" w:sz="8" w:space="0" w:color="7F7F7F"/>
+                <w:left w:val="single" w:sz="8" w:space="0" w:color="7F7F7F"/>
+                <w:bottom w:val="single" w:sz="8" w:space="0" w:color="7F7F7F"/>
+                <w:right w:val="single" w:sz="8" w:space="0" w:color="7F7F7F"/>
+              </w:tblBorders>
+            </w:tblPr>
+            <w:tblGrid>
+              <w:gridCol w:w="4300"/>
+            </w:tblGrid>
+            <w:tr>
+              <w:tc>
+                <w:tcPr>
+                  <w:tcW w:w="4300" w:type="dxa"/>
+                  <w:shd w:val="clear" w:color="auto" w:fill="EDEDED"/>
+                </w:tcPr>
+                <w:p>
+                  <w:pPr>
+                    <w:jc w:val="both"/>
+                    <w:rPr>
+                      <w:rFonts w:ascii="Times New Roman" w:hAnsi="Times New Roman" w:cs="Times New Roman"/>
+                      <w:lang w:val="tr-TR"/>
+                    </w:rPr>
+                  </w:pPr>
+                  <w:r>
+                    <w:rPr>
+                      <w:rFonts w:ascii="Times New Roman" w:hAnsi="Times New Roman" w:cs="Times New Roman"/>
+                      <w:lang w:val="tr-TR"/>
+                    </w:rPr>
+                    <w:t xml:space="preserve">GÖRSEL ALANI (Shutterstock)</w:t>
+                  </w:r>
+                </w:p>
+                <w:p>
+                  <w:pPr>
+                    <w:jc w:val="both"/>
+                    <w:rPr>
+                      <w:rFonts w:ascii="Times New Roman" w:hAnsi="Times New Roman" w:cs="Times New Roman"/>
+                      <w:lang w:val="tr-TR"/>
+                    </w:rPr>
+                  </w:pPr>
+                  <w:r>
+                    <w:rPr>
+                      <w:rFonts w:ascii="Times New Roman" w:hAnsi="Times New Roman" w:cs="Times New Roman"/>
+                      <w:lang w:val="tr-TR"/>
+                    </w:rPr>
+                    <w:t xml:space="preserve">Tarif: Pamukkale travertenleri ya da bir mağaradaki damlataşlar; suda az çözünen kalsiyum karbonatın çözünüp yeniden çökmesiyle oluşan yapılar (yurt içinden bir görüntü tercih edilmeli).</w:t>
+                  </w:r>
+                </w:p>
+                <w:p>
+                  <w:pPr>
+                    <w:jc w:val="both"/>
+                    <w:rPr>
+                      <w:rFonts w:ascii="Times New Roman" w:hAnsi="Times New Roman" w:cs="Times New Roman"/>
+                      <w:lang w:val="tr-TR"/>
+                    </w:rPr>
+                  </w:pPr>
+                  <w:r>
+                    <w:rPr>
+                      <w:rFonts w:ascii="Times New Roman" w:hAnsi="Times New Roman" w:cs="Times New Roman"/>
+                      <w:lang w:val="tr-TR"/>
+                    </w:rPr>
+                    <w:t xml:space="preserve">Shutter ID: 2813805813 (fotoğraf) — Pamukkale thermal spring and travertine terraces</w:t>
+                  </w:r>
+                </w:p>
+              </w:tc>
+            </w:tr>
+          </w:tbl>
           <w:p>
             <w:pPr>
-              <w:jc w:val="both"/>
+              <w:jc w:val="center"/>
               <w:rPr>
                 <w:rFonts w:ascii="Times New Roman" w:hAnsi="Times New Roman" w:cs="Times New Roman"/>
                 <w:lang w:val="tr-TR"/>
@@ -133,14 +207,99 @@
             <w:r>
               <w:rPr>
                 <w:rFonts w:ascii="Times New Roman" w:hAnsi="Times New Roman" w:cs="Times New Roman"/>
-                <w:lang w:val="tr-TR"/>
-              </w:rPr>
-              <w:t xml:space="preserve">GÖRSEL ALANI (Shutterstock)</w:t>
+                <w:b/>
+                <w:bCs/>
+                <w:lang w:val="tr-TR"/>
+              </w:rPr>
+              <w:t xml:space="preserve">Görsel A:</w:t>
+            </w:r>
+            <w:r>
+              <w:rPr>
+                <w:rFonts w:ascii="Times New Roman" w:hAnsi="Times New Roman" w:cs="Times New Roman"/>
+                <w:lang w:val="tr-TR"/>
+              </w:rPr>
+              <w:t xml:space="preserve"> Pamukkale travertenleri</w:t>
             </w:r>
           </w:p>
+        </w:tc>
+        <w:tc>
+          <w:tcPr>
+            <w:tcW w:w="4500" w:type="dxa"/>
+          </w:tcPr>
+          <w:tbl>
+            <w:tblPr>
+              <w:tblW w:w="4300" w:type="dxa"/>
+              <w:jc w:val="center"/>
+              <w:tblBorders>
+                <w:top w:val="single" w:sz="8" w:space="0" w:color="7F7F7F"/>
+                <w:left w:val="single" w:sz="8" w:space="0" w:color="7F7F7F"/>
+                <w:bottom w:val="single" w:sz="8" w:space="0" w:color="7F7F7F"/>
+                <w:right w:val="single" w:sz="8" w:space="0" w:color="7F7F7F"/>
+              </w:tblBorders>
+            </w:tblPr>
+            <w:tblGrid>
+              <w:gridCol w:w="4300"/>
+            </w:tblGrid>
+            <w:tr>
+              <w:tc>
+                <w:tcPr>
+                  <w:tcW w:w="4300" w:type="dxa"/>
+                  <w:shd w:val="clear" w:color="auto" w:fill="EDEDED"/>
+                </w:tcPr>
+                <w:p>
+                  <w:pPr>
+                    <w:jc w:val="both"/>
+                    <w:rPr>
+                      <w:rFonts w:ascii="Times New Roman" w:hAnsi="Times New Roman" w:cs="Times New Roman"/>
+                      <w:lang w:val="tr-TR"/>
+                    </w:rPr>
+                  </w:pPr>
+                  <w:r>
+                    <w:rPr>
+                      <w:rFonts w:ascii="Times New Roman" w:hAnsi="Times New Roman" w:cs="Times New Roman"/>
+                      <w:lang w:val="tr-TR"/>
+                    </w:rPr>
+                    <w:t xml:space="preserve">GÖRSEL ALANI (Shutterstock)</w:t>
+                  </w:r>
+                </w:p>
+                <w:p>
+                  <w:pPr>
+                    <w:jc w:val="both"/>
+                    <w:rPr>
+                      <w:rFonts w:ascii="Times New Roman" w:hAnsi="Times New Roman" w:cs="Times New Roman"/>
+                      <w:lang w:val="tr-TR"/>
+                    </w:rPr>
+                  </w:pPr>
+                  <w:r>
+                    <w:rPr>
+                      <w:rFonts w:ascii="Times New Roman" w:hAnsi="Times New Roman" w:cs="Times New Roman"/>
+                      <w:lang w:val="tr-TR"/>
+                    </w:rPr>
+                    <w:t xml:space="preserve">Tarif: Tokat Ballıca Mağarası’nda sarkıt ve dikitler.</w:t>
+                  </w:r>
+                </w:p>
+                <w:p>
+                  <w:pPr>
+                    <w:jc w:val="both"/>
+                    <w:rPr>
+                      <w:rFonts w:ascii="Times New Roman" w:hAnsi="Times New Roman" w:cs="Times New Roman"/>
+                      <w:lang w:val="tr-TR"/>
+                    </w:rPr>
+                  </w:pPr>
+                  <w:r>
+                    <w:rPr>
+                      <w:rFonts w:ascii="Times New Roman" w:hAnsi="Times New Roman" w:cs="Times New Roman"/>
+                      <w:lang w:val="tr-TR"/>
+                    </w:rPr>
+                    <w:t xml:space="preserve">Shutter ID: 2678640755 (fotoğraf) — Ballıca Cave in Tokat, Turkey, stalactite and stalagmite formations</w:t>
+                  </w:r>
+                </w:p>
+              </w:tc>
+            </w:tr>
+          </w:tbl>
           <w:p>
             <w:pPr>
-              <w:jc w:val="both"/>
+              <w:jc w:val="center"/>
               <w:rPr>
                 <w:rFonts w:ascii="Times New Roman" w:hAnsi="Times New Roman" w:cs="Times New Roman"/>
                 <w:lang w:val="tr-TR"/>
@@ -149,25 +308,18 @@
             <w:r>
               <w:rPr>
                 <w:rFonts w:ascii="Times New Roman" w:hAnsi="Times New Roman" w:cs="Times New Roman"/>
-                <w:lang w:val="tr-TR"/>
-              </w:rPr>
-              <w:t xml:space="preserve">Tarif: Pamukkale travertenleri ya da bir mağaradaki damlataşlar; suda az çözünen kalsiyum karbonatın çözünüp yeniden çökmesiyle oluşan yapılar (yurt içinden bir görüntü tercih edilmeli).</w:t>
-            </w:r>
-          </w:p>
-          <w:p>
-            <w:pPr>
-              <w:jc w:val="both"/>
-              <w:rPr>
-                <w:rFonts w:ascii="Times New Roman" w:hAnsi="Times New Roman" w:cs="Times New Roman"/>
-                <w:lang w:val="tr-TR"/>
-              </w:rPr>
-            </w:pPr>
-            <w:r>
-              <w:rPr>
-                <w:rFonts w:ascii="Times New Roman" w:hAnsi="Times New Roman" w:cs="Times New Roman"/>
-                <w:lang w:val="tr-TR"/>
-              </w:rPr>
-              <w:t xml:space="preserve">Shutter ID: 2813805813 (fotoğraf) — Pamukkale thermal spring and travertine terraces</w:t>
+                <w:b/>
+                <w:bCs/>
+                <w:lang w:val="tr-TR"/>
+              </w:rPr>
+              <w:t xml:space="preserve">Görsel B:</w:t>
+            </w:r>
+            <w:r>
+              <w:rPr>
+                <w:rFonts w:ascii="Times New Roman" w:hAnsi="Times New Roman" w:cs="Times New Roman"/>
+                <w:lang w:val="tr-TR"/>
+              </w:rPr>
+              <w:t xml:space="preserve"> Ballıca Mağarası’nda sarkıt ve dikitler</w:t>
             </w:r>
           </w:p>
         </w:tc>
@@ -181,40 +333,6 @@
           <w:lang w:val="tr-TR"/>
         </w:rPr>
       </w:pPr>
-    </w:p>
-    <w:p>
-      <w:pPr>
-        <w:jc w:val="center"/>
-        <w:rPr>
-          <w:rFonts w:ascii="Times New Roman" w:hAnsi="Times New Roman" w:cs="Times New Roman"/>
-          <w:lang w:val="tr-TR"/>
-        </w:rPr>
-      </w:pPr>
-      <w:r>
-        <w:rPr>
-          <w:rFonts w:ascii="Times New Roman" w:hAnsi="Times New Roman" w:cs="Times New Roman"/>
-          <w:b/>
-          <w:bCs/>
-          <w:lang w:val="tr-TR"/>
-        </w:rPr>
-        <w:t xml:space="preserve">Görsel A:</w:t>
-      </w:r>
-      <w:r>
-        <w:rPr>
-          <w:rFonts w:ascii="Times New Roman" w:hAnsi="Times New Roman" w:cs="Times New Roman"/>
-          <w:lang w:val="tr-TR"/>
-        </w:rPr>
-        <w:t xml:space="preserve"> Pamukkale travertenleri</w:t>
-      </w:r>
-    </w:p>
-    <w:p>
-      <w:pPr>
-        <w:jc w:val="both"/>
-        <w:rPr>
-          <w:rFonts w:ascii="Times New Roman" w:hAnsi="Times New Roman" w:cs="Times New Roman"/>
-          <w:lang w:val="tr-TR"/>
-        </w:rPr>
-      </w:pPr>
       <w:r>
         <w:rPr>
           <w:rFonts w:ascii="Times New Roman" w:hAnsi="Times New Roman" w:cs="Times New Roman"/>
@@ -235,7 +353,7 @@
           <w:rFonts w:ascii="Times New Roman" w:hAnsi="Times New Roman" w:cs="Times New Roman"/>
           <w:lang w:val="tr-TR"/>
         </w:rPr>
-        <w:t xml:space="preserve">) hâlinde çökmesiyle oluşmuştur. Aynı tuz, yağmur sularının etkisiyle kireç taşı kayaçlarından yavaş yavaş çözünerek mağaraların oluşmasını sağlar. Doğadaki bu yapılar, suda çok az çözünen bir tuzun hem çözünebildiğini hem de koşullar değiştiğinde yeniden çökebildiğini gösterir.</w:t>
+        <w:t xml:space="preserve">) hâlinde çökmesiyle oluşmuştur. Aynı tuz, yağmur sularının etkisiyle kireç taşı kayaçlarından yavaş yavaş çözünerek mağaraların oluşmasını sağlar (Görsel B). Doğadaki bu yapılar, suda çok az çözünen bir tuzun hem çözünebildiğini hem de koşullar değiştiğinde yeniden çökebildiğini gösterir.</w:t>
       </w:r>
     </w:p>
     <w:p>
@@ -644,7 +762,7 @@
           <w:rFonts w:ascii="Times New Roman" w:hAnsi="Times New Roman" w:cs="Times New Roman"/>
           <w:lang w:val="tr-TR"/>
         </w:rPr>
-        <w:t xml:space="preserve">Dişler neden çürür? Çocukların dişleri yetişkinlere göre neden daha fazla çürür? Dişlerin dış yüzeyini kaplayan mine tabakası büyük ölçüde hidroksiapatit [Ca</w:t>
+        <w:t xml:space="preserve">Dişler neden çürür? Çocukların dişleri yetişkinlere göre neden daha fazla çürür (Görsel C)? Dişlerin dış yüzeyini kaplayan mine tabakası büyük ölçüde hidroksiapatit [Ca</w:t>
       </w:r>
       <w:r>
         <w:rPr>
@@ -689,7 +807,7 @@
           <w:rFonts w:ascii="Times New Roman" w:hAnsi="Times New Roman" w:cs="Times New Roman"/>
           <w:lang w:val="tr-TR"/>
         </w:rPr>
-        <w:t xml:space="preserve">OH] adı verilen ve suda çok az çözünen bir tuzdan oluşur. Ağızdaki tükürük ile mine tabakası arasında sürekli bir iyon alışverişi gerçekleşir: Mine yüzeyinden bazı iyonlar tükürüğe geçerken tükürükteki bazı iyonlar da yeniden mine yüzeyine bağlanır (Görsel B). Şekerli yiyecekler tüketildikten sonra ağızdaki bakterilerin oluşturduğu asitler bu dengeyi bozabilir. Peki suda “çözünmez” olarak bilinen bir tuz gerçekten hiç çözünmez mi? Suda az çözünen tuzların ne kadar çözündüğü nasıl ifade edilebilir? Bu soruların cevabını Analiz ve Keşif Atölyesi 2.13.’te kendi oluşturacağınız bir bilimsel modelle arayınız. Etkinlikte az çözünen bir tuzun suda çözünme sürecini tanecik düzeyinde modelleyecek, modelinizi bilim insanlarının kabul ettiği modelle karşılaştırarak geliştirecek ve verilen değerlerden yola çıkarak tuzların çözünürlükleri hakkında yargıya varacaksınız. Modelinizi eleştirel bir gözle değerlendirip eksiklerini fark etmeniz analitik düşünmenizi de güçlendirecektir.</w:t>
+        <w:t xml:space="preserve">OH] adı verilen ve suda çok az çözünen bir tuzdan oluşur. Ağızdaki tükürük ile mine tabakası arasında sürekli bir iyon alışverişi gerçekleşir: Mine yüzeyinden bazı iyonlar tükürüğe geçerken tükürükteki bazı iyonlar da yeniden mine yüzeyine bağlanır (Görsel D). Şekerli yiyecekler tüketildikten sonra ağızdaki bakterilerin oluşturduğu asitler bu dengeyi bozabilir. Peki suda “çözünmez” olarak bilinen bir tuz gerçekten hiç çözünmez mi? Suda az çözünen tuzların ne kadar çözündüğü nasıl ifade edilebilir? Bu soruların cevabını Analiz ve Keşif Atölyesi 2.13.’te kendi oluşturacağınız bir bilimsel modelle arayınız. Etkinlikte az çözünen bir tuzun suda çözünme sürecini tanecik düzeyinde modelleyecek, modelinizi bilim insanlarının kabul ettiği modelle karşılaştırarak geliştirecek ve verilen değerlerden yola çıkarak tuzların çözünürlükleri hakkında yargıya varacaksınız. Modelinizi eleştirel bir gözle değerlendirip eksiklerini fark etmeniz analitik düşünmenizi de güçlendirecektir.</w:t>
       </w:r>
     </w:p>
     <w:tbl>
@@ -697,24 +815,98 @@
         <w:tblW w:w="9000" w:type="dxa"/>
         <w:jc w:val="center"/>
         <w:tblBorders>
-          <w:top w:val="single" w:sz="8" w:space="0" w:color="7F7F7F"/>
-          <w:left w:val="single" w:sz="8" w:space="0" w:color="7F7F7F"/>
-          <w:bottom w:val="single" w:sz="8" w:space="0" w:color="7F7F7F"/>
-          <w:right w:val="single" w:sz="8" w:space="0" w:color="7F7F7F"/>
+          <w:top w:val="nil"/>
+          <w:left w:val="nil"/>
+          <w:bottom w:val="nil"/>
+          <w:right w:val="nil"/>
+          <w:insideH w:val="nil"/>
+          <w:insideV w:val="nil"/>
         </w:tblBorders>
+        <w:tblLayout w:type="fixed"/>
       </w:tblPr>
       <w:tblGrid>
-        <w:gridCol w:w="9000"/>
+        <w:gridCol w:w="4500"/>
+        <w:gridCol w:w="4500"/>
       </w:tblGrid>
       <w:tr>
         <w:tc>
           <w:tcPr>
-            <w:tcW w:w="9000" w:type="dxa"/>
-            <w:shd w:val="clear" w:color="auto" w:fill="EDEDED"/>
+            <w:tcW w:w="4500" w:type="dxa"/>
           </w:tcPr>
+          <w:tbl>
+            <w:tblPr>
+              <w:tblW w:w="4300" w:type="dxa"/>
+              <w:jc w:val="center"/>
+              <w:tblBorders>
+                <w:top w:val="single" w:sz="8" w:space="0" w:color="7F7F7F"/>
+                <w:left w:val="single" w:sz="8" w:space="0" w:color="7F7F7F"/>
+                <w:bottom w:val="single" w:sz="8" w:space="0" w:color="7F7F7F"/>
+                <w:right w:val="single" w:sz="8" w:space="0" w:color="7F7F7F"/>
+              </w:tblBorders>
+            </w:tblPr>
+            <w:tblGrid>
+              <w:gridCol w:w="4300"/>
+            </w:tblGrid>
+            <w:tr>
+              <w:tc>
+                <w:tcPr>
+                  <w:tcW w:w="4300" w:type="dxa"/>
+                  <w:shd w:val="clear" w:color="auto" w:fill="EDEDED"/>
+                </w:tcPr>
+                <w:p>
+                  <w:pPr>
+                    <w:jc w:val="both"/>
+                    <w:rPr>
+                      <w:rFonts w:ascii="Times New Roman" w:hAnsi="Times New Roman" w:cs="Times New Roman"/>
+                      <w:lang w:val="tr-TR"/>
+                    </w:rPr>
+                  </w:pPr>
+                  <w:r>
+                    <w:rPr>
+                      <w:rFonts w:ascii="Times New Roman" w:hAnsi="Times New Roman" w:cs="Times New Roman"/>
+                      <w:lang w:val="tr-TR"/>
+                    </w:rPr>
+                    <w:t xml:space="preserve">GÖRSEL ALANI (Shutterstock)</w:t>
+                  </w:r>
+                </w:p>
+                <w:p>
+                  <w:pPr>
+                    <w:jc w:val="both"/>
+                    <w:rPr>
+                      <w:rFonts w:ascii="Times New Roman" w:hAnsi="Times New Roman" w:cs="Times New Roman"/>
+                      <w:lang w:val="tr-TR"/>
+                    </w:rPr>
+                  </w:pPr>
+                  <w:r>
+                    <w:rPr>
+                      <w:rFonts w:ascii="Times New Roman" w:hAnsi="Times New Roman" w:cs="Times New Roman"/>
+                      <w:lang w:val="tr-TR"/>
+                    </w:rPr>
+                    <w:t xml:space="preserve">Tarif: Banyoda aynaya bakarak dişlerini fırçalayan bir çocuk.</w:t>
+                  </w:r>
+                </w:p>
+                <w:p>
+                  <w:pPr>
+                    <w:jc w:val="both"/>
+                    <w:rPr>
+                      <w:rFonts w:ascii="Times New Roman" w:hAnsi="Times New Roman" w:cs="Times New Roman"/>
+                      <w:lang w:val="tr-TR"/>
+                    </w:rPr>
+                  </w:pPr>
+                  <w:r>
+                    <w:rPr>
+                      <w:rFonts w:ascii="Times New Roman" w:hAnsi="Times New Roman" w:cs="Times New Roman"/>
+                      <w:lang w:val="tr-TR"/>
+                    </w:rPr>
+                    <w:t xml:space="preserve">Shutter ID: 2601219685 (fotoğraf) — Young boy brushing teeth in bathroom, smiling at reflection in mirror</w:t>
+                  </w:r>
+                </w:p>
+              </w:tc>
+            </w:tr>
+          </w:tbl>
           <w:p>
             <w:pPr>
-              <w:jc w:val="both"/>
+              <w:jc w:val="center"/>
               <w:rPr>
                 <w:rFonts w:ascii="Times New Roman" w:hAnsi="Times New Roman" w:cs="Times New Roman"/>
                 <w:lang w:val="tr-TR"/>
@@ -723,14 +915,99 @@
             <w:r>
               <w:rPr>
                 <w:rFonts w:ascii="Times New Roman" w:hAnsi="Times New Roman" w:cs="Times New Roman"/>
-                <w:lang w:val="tr-TR"/>
-              </w:rPr>
-              <w:t xml:space="preserve">GÖRSEL ALANI (Shutterstock)</w:t>
+                <w:b/>
+                <w:bCs/>
+                <w:lang w:val="tr-TR"/>
+              </w:rPr>
+              <w:t xml:space="preserve">Görsel C:</w:t>
+            </w:r>
+            <w:r>
+              <w:rPr>
+                <w:rFonts w:ascii="Times New Roman" w:hAnsi="Times New Roman" w:cs="Times New Roman"/>
+                <w:lang w:val="tr-TR"/>
+              </w:rPr>
+              <w:t xml:space="preserve"> Dişlerini fırçalayan bir çocuk</w:t>
             </w:r>
           </w:p>
+        </w:tc>
+        <w:tc>
+          <w:tcPr>
+            <w:tcW w:w="4500" w:type="dxa"/>
+          </w:tcPr>
+          <w:tbl>
+            <w:tblPr>
+              <w:tblW w:w="4300" w:type="dxa"/>
+              <w:jc w:val="center"/>
+              <w:tblBorders>
+                <w:top w:val="single" w:sz="8" w:space="0" w:color="7F7F7F"/>
+                <w:left w:val="single" w:sz="8" w:space="0" w:color="7F7F7F"/>
+                <w:bottom w:val="single" w:sz="8" w:space="0" w:color="7F7F7F"/>
+                <w:right w:val="single" w:sz="8" w:space="0" w:color="7F7F7F"/>
+              </w:tblBorders>
+            </w:tblPr>
+            <w:tblGrid>
+              <w:gridCol w:w="4300"/>
+            </w:tblGrid>
+            <w:tr>
+              <w:tc>
+                <w:tcPr>
+                  <w:tcW w:w="4300" w:type="dxa"/>
+                  <w:shd w:val="clear" w:color="auto" w:fill="EDEDED"/>
+                </w:tcPr>
+                <w:p>
+                  <w:pPr>
+                    <w:jc w:val="both"/>
+                    <w:rPr>
+                      <w:rFonts w:ascii="Times New Roman" w:hAnsi="Times New Roman" w:cs="Times New Roman"/>
+                      <w:lang w:val="tr-TR"/>
+                    </w:rPr>
+                  </w:pPr>
+                  <w:r>
+                    <w:rPr>
+                      <w:rFonts w:ascii="Times New Roman" w:hAnsi="Times New Roman" w:cs="Times New Roman"/>
+                      <w:lang w:val="tr-TR"/>
+                    </w:rPr>
+                    <w:t xml:space="preserve">GÖRSEL ALANI (Shutterstock)</w:t>
+                  </w:r>
+                </w:p>
+                <w:p>
+                  <w:pPr>
+                    <w:jc w:val="both"/>
+                    <w:rPr>
+                      <w:rFonts w:ascii="Times New Roman" w:hAnsi="Times New Roman" w:cs="Times New Roman"/>
+                      <w:lang w:val="tr-TR"/>
+                    </w:rPr>
+                  </w:pPr>
+                  <w:r>
+                    <w:rPr>
+                      <w:rFonts w:ascii="Times New Roman" w:hAnsi="Times New Roman" w:cs="Times New Roman"/>
+                      <w:lang w:val="tr-TR"/>
+                    </w:rPr>
+                    <w:t xml:space="preserve">Tarif: Dişin kesitini gösteren ve mine tabakasını belirten bir illüstrasyon; mümkünse mine yüzeyinde iyon alışverişini temsil eden küçük oklar eklenebilir (vektörel).</w:t>
+                  </w:r>
+                </w:p>
+                <w:p>
+                  <w:pPr>
+                    <w:jc w:val="both"/>
+                    <w:rPr>
+                      <w:rFonts w:ascii="Times New Roman" w:hAnsi="Times New Roman" w:cs="Times New Roman"/>
+                      <w:lang w:val="tr-TR"/>
+                    </w:rPr>
+                  </w:pPr>
+                  <w:r>
+                    <w:rPr>
+                      <w:rFonts w:ascii="Times New Roman" w:hAnsi="Times New Roman" w:cs="Times New Roman"/>
+                      <w:lang w:val="tr-TR"/>
+                    </w:rPr>
+                    <w:t xml:space="preserve">Shutter ID: 2072502239 (vektör) — Human tooth structure cross section (enamel, dentine, pulp)</w:t>
+                  </w:r>
+                </w:p>
+              </w:tc>
+            </w:tr>
+          </w:tbl>
           <w:p>
             <w:pPr>
-              <w:jc w:val="both"/>
+              <w:jc w:val="center"/>
               <w:rPr>
                 <w:rFonts w:ascii="Times New Roman" w:hAnsi="Times New Roman" w:cs="Times New Roman"/>
                 <w:lang w:val="tr-TR"/>
@@ -739,64 +1016,23 @@
             <w:r>
               <w:rPr>
                 <w:rFonts w:ascii="Times New Roman" w:hAnsi="Times New Roman" w:cs="Times New Roman"/>
-                <w:lang w:val="tr-TR"/>
-              </w:rPr>
-              <w:t xml:space="preserve">Tarif: Dişin kesitini gösteren ve mine tabakasını belirten bir illüstrasyon; mümkünse mine yüzeyinde iyon alışverişini temsil eden küçük oklar eklenebilir (vektörel).</w:t>
-            </w:r>
-          </w:p>
-          <w:p>
-            <w:pPr>
-              <w:jc w:val="both"/>
-              <w:rPr>
-                <w:rFonts w:ascii="Times New Roman" w:hAnsi="Times New Roman" w:cs="Times New Roman"/>
-                <w:lang w:val="tr-TR"/>
-              </w:rPr>
-            </w:pPr>
-            <w:r>
-              <w:rPr>
-                <w:rFonts w:ascii="Times New Roman" w:hAnsi="Times New Roman" w:cs="Times New Roman"/>
-                <w:lang w:val="tr-TR"/>
-              </w:rPr>
-              <w:t xml:space="preserve">Shutter ID: 2072502239 (vektör) — Human tooth structure cross section (enamel, dentine, pulp)</w:t>
+                <w:b/>
+                <w:bCs/>
+                <w:lang w:val="tr-TR"/>
+              </w:rPr>
+              <w:t xml:space="preserve">Görsel D:</w:t>
+            </w:r>
+            <w:r>
+              <w:rPr>
+                <w:rFonts w:ascii="Times New Roman" w:hAnsi="Times New Roman" w:cs="Times New Roman"/>
+                <w:lang w:val="tr-TR"/>
+              </w:rPr>
+              <w:t xml:space="preserve"> Diş minesinin yapısı</w:t>
             </w:r>
           </w:p>
         </w:tc>
       </w:tr>
     </w:tbl>
-    <w:p>
-      <w:pPr>
-        <w:jc w:val="both"/>
-        <w:rPr>
-          <w:rFonts w:ascii="Times New Roman" w:hAnsi="Times New Roman" w:cs="Times New Roman"/>
-          <w:lang w:val="tr-TR"/>
-        </w:rPr>
-      </w:pPr>
-    </w:p>
-    <w:p>
-      <w:pPr>
-        <w:jc w:val="center"/>
-        <w:rPr>
-          <w:rFonts w:ascii="Times New Roman" w:hAnsi="Times New Roman" w:cs="Times New Roman"/>
-          <w:lang w:val="tr-TR"/>
-        </w:rPr>
-      </w:pPr>
-      <w:r>
-        <w:rPr>
-          <w:rFonts w:ascii="Times New Roman" w:hAnsi="Times New Roman" w:cs="Times New Roman"/>
-          <w:b/>
-          <w:bCs/>
-          <w:lang w:val="tr-TR"/>
-        </w:rPr>
-        <w:t xml:space="preserve">Görsel B:</w:t>
-      </w:r>
-      <w:r>
-        <w:rPr>
-          <w:rFonts w:ascii="Times New Roman" w:hAnsi="Times New Roman" w:cs="Times New Roman"/>
-          <w:lang w:val="tr-TR"/>
-        </w:rPr>
-        <w:t xml:space="preserve"> Diş minesinin yapısı</w:t>
-      </w:r>
-    </w:p>
     <w:p>
       <w:pPr>
         <w:keepNext/>
@@ -3196,7 +3432,7 @@
           <w:rFonts w:ascii="Times New Roman" w:hAnsi="Times New Roman" w:cs="Times New Roman"/>
           <w:lang w:val="tr-TR"/>
         </w:rPr>
-        <w:t xml:space="preserve"> iyonları su molekülleri tarafından çekilerek çözeltiye geçer. Çözeltideki iyon derişimi arttıkça iyonların katı yüzeyine çarpıp yeniden kristale bağlanması (çökelme) da hızlanır. Bir süre sonra birim zamanda çözünen ve çöken tuz miktarları eşitlenir (Görsel C). Bu durumda çözelti doymuştur ve katı ile çözeltideki iyonları arasında aşağıdaki denge kurulmuştur:</w:t>
+        <w:t xml:space="preserve"> iyonları su molekülleri tarafından çekilerek çözeltiye geçer. Çözeltideki iyon derişimi arttıkça iyonların katı yüzeyine çarpıp yeniden kristale bağlanması (çökelme) da hızlanır. Bir süre sonra birim zamanda çözünen ve çöken tuz miktarları eşitlenir (Görsel E). Bu durumda çözelti doymuştur ve katı ile çözeltideki iyonları arasında aşağıdaki denge kurulmuştur:</w:t>
       </w:r>
     </w:p>
     <w:p>
@@ -3334,7 +3570,7 @@
           <w:rFonts w:ascii="Times New Roman" w:hAnsi="Times New Roman" w:cs="Times New Roman"/>
           <w:lang w:val="tr-TR"/>
         </w:rPr>
-        <w:t xml:space="preserve">Görsel C: Suda az çözünen CaF</w:t>
+        <w:t xml:space="preserve">Görsel E: Suda az çözünen CaF</w:t>
       </w:r>
       <w:r>
         <w:rPr>

--- a/Kim11-2-13-Cozunurluk-Carpimi.docx
+++ b/Kim11-2-13-Cozunurluk-Carpimi.docx
@@ -8228,6 +8228,7 @@
       <w:r>
         <w:rPr>
           <w:rFonts w:ascii="Times New Roman" w:hAnsi="Times New Roman" w:cs="Times New Roman"/>
+          <w:highlight w:val="yellow"/>
           <w:lang w:val="tr-TR"/>
         </w:rPr>
         <w:t xml:space="preserve">NOT: K</w:t>
@@ -8236,6 +8237,7 @@
         <w:rPr>
           <w:rFonts w:ascii="Times New Roman" w:hAnsi="Times New Roman" w:cs="Times New Roman"/>
           <w:lang w:val="tr-TR"/>
+          <w:highlight w:val="yellow"/>
           <w:vertAlign w:val="subscript"/>
         </w:rPr>
         <w:t xml:space="preserve">çç</w:t>
@@ -8243,6 +8245,7 @@
       <w:r>
         <w:rPr>
           <w:rFonts w:ascii="Times New Roman" w:hAnsi="Times New Roman" w:cs="Times New Roman"/>
+          <w:highlight w:val="yellow"/>
           <w:lang w:val="tr-TR"/>
         </w:rPr>
         <w:t xml:space="preserve"> değerleri genel kimya ders kitaplarında (Petrucci vb.) 25 °C için verilen değerlerdir; yayın öncesi Petrucci ek tablosu ile karşılaştırılması önerilir. Bilgi metnindeki AgI (8,5·10</w:t>
@@ -8251,6 +8254,7 @@
         <w:rPr>
           <w:rFonts w:ascii="Times New Roman" w:hAnsi="Times New Roman" w:cs="Times New Roman"/>
           <w:lang w:val="tr-TR"/>
+          <w:highlight w:val="yellow"/>
           <w:vertAlign w:val="superscript"/>
         </w:rPr>
         <w:t xml:space="preserve">-17</w:t>
@@ -8258,6 +8262,7 @@
       <w:r>
         <w:rPr>
           <w:rFonts w:ascii="Times New Roman" w:hAnsi="Times New Roman" w:cs="Times New Roman"/>
+          <w:highlight w:val="yellow"/>
           <w:lang w:val="tr-TR"/>
         </w:rPr>
         <w:t xml:space="preserve">), BaCO</w:t>
@@ -8266,6 +8271,7 @@
         <w:rPr>
           <w:rFonts w:ascii="Times New Roman" w:hAnsi="Times New Roman" w:cs="Times New Roman"/>
           <w:lang w:val="tr-TR"/>
+          <w:highlight w:val="yellow"/>
           <w:vertAlign w:val="subscript"/>
         </w:rPr>
         <w:t xml:space="preserve">3</w:t>
@@ -8273,6 +8279,7 @@
       <w:r>
         <w:rPr>
           <w:rFonts w:ascii="Times New Roman" w:hAnsi="Times New Roman" w:cs="Times New Roman"/>
+          <w:highlight w:val="yellow"/>
           <w:lang w:val="tr-TR"/>
         </w:rPr>
         <w:t xml:space="preserve"> (5,1·10</w:t>
@@ -8281,6 +8288,7 @@
         <w:rPr>
           <w:rFonts w:ascii="Times New Roman" w:hAnsi="Times New Roman" w:cs="Times New Roman"/>
           <w:lang w:val="tr-TR"/>
+          <w:highlight w:val="yellow"/>
           <w:vertAlign w:val="superscript"/>
         </w:rPr>
         <w:t xml:space="preserve">-9</w:t>
@@ -8288,6 +8296,7 @@
       <w:r>
         <w:rPr>
           <w:rFonts w:ascii="Times New Roman" w:hAnsi="Times New Roman" w:cs="Times New Roman"/>
+          <w:highlight w:val="yellow"/>
           <w:lang w:val="tr-TR"/>
         </w:rPr>
         <w:t xml:space="preserve">) ve CaF</w:t>
@@ -8296,6 +8305,7 @@
         <w:rPr>
           <w:rFonts w:ascii="Times New Roman" w:hAnsi="Times New Roman" w:cs="Times New Roman"/>
           <w:lang w:val="tr-TR"/>
+          <w:highlight w:val="yellow"/>
           <w:vertAlign w:val="subscript"/>
         </w:rPr>
         <w:t xml:space="preserve">2</w:t>
@@ -8303,6 +8313,7 @@
       <w:r>
         <w:rPr>
           <w:rFonts w:ascii="Times New Roman" w:hAnsi="Times New Roman" w:cs="Times New Roman"/>
+          <w:highlight w:val="yellow"/>
           <w:lang w:val="tr-TR"/>
         </w:rPr>
         <w:t xml:space="preserve"> (3,9·10</w:t>
@@ -8311,6 +8322,7 @@
         <w:rPr>
           <w:rFonts w:ascii="Times New Roman" w:hAnsi="Times New Roman" w:cs="Times New Roman"/>
           <w:lang w:val="tr-TR"/>
+          <w:highlight w:val="yellow"/>
           <w:vertAlign w:val="superscript"/>
         </w:rPr>
         <w:t xml:space="preserve">-11</w:t>
@@ -8318,6 +8330,7 @@
       <w:r>
         <w:rPr>
           <w:rFonts w:ascii="Times New Roman" w:hAnsi="Times New Roman" w:cs="Times New Roman"/>
+          <w:highlight w:val="yellow"/>
           <w:lang w:val="tr-TR"/>
         </w:rPr>
         <w:t xml:space="preserve">) değerleri de aynı tür tablolardan alınmıştır; özellikle CaF</w:t>
@@ -8326,6 +8339,7 @@
         <w:rPr>
           <w:rFonts w:ascii="Times New Roman" w:hAnsi="Times New Roman" w:cs="Times New Roman"/>
           <w:lang w:val="tr-TR"/>
+          <w:highlight w:val="yellow"/>
           <w:vertAlign w:val="subscript"/>
         </w:rPr>
         <w:t xml:space="preserve">2</w:t>
@@ -8333,6 +8347,7 @@
       <w:r>
         <w:rPr>
           <w:rFonts w:ascii="Times New Roman" w:hAnsi="Times New Roman" w:cs="Times New Roman"/>
+          <w:highlight w:val="yellow"/>
           <w:lang w:val="tr-TR"/>
         </w:rPr>
         <w:t xml:space="preserve"> için kaynaklarda farklı değerler verildiğinden yayın öncesi kontrol edilmelidir. PbCl</w:t>
@@ -8341,6 +8356,7 @@
         <w:rPr>
           <w:rFonts w:ascii="Times New Roman" w:hAnsi="Times New Roman" w:cs="Times New Roman"/>
           <w:lang w:val="tr-TR"/>
+          <w:highlight w:val="yellow"/>
           <w:vertAlign w:val="subscript"/>
         </w:rPr>
         <w:t xml:space="preserve">2</w:t>
@@ -8348,6 +8364,7 @@
       <w:r>
         <w:rPr>
           <w:rFonts w:ascii="Times New Roman" w:hAnsi="Times New Roman" w:cs="Times New Roman"/>
+          <w:highlight w:val="yellow"/>
           <w:lang w:val="tr-TR"/>
         </w:rPr>
         <w:t xml:space="preserve"> ve X</w:t>
@@ -8356,6 +8373,7 @@
         <w:rPr>
           <w:rFonts w:ascii="Times New Roman" w:hAnsi="Times New Roman" w:cs="Times New Roman"/>
           <w:lang w:val="tr-TR"/>
+          <w:highlight w:val="yellow"/>
           <w:vertAlign w:val="subscript"/>
         </w:rPr>
         <w:t xml:space="preserve">2</w:t>
@@ -8363,6 +8381,7 @@
       <w:r>
         <w:rPr>
           <w:rFonts w:ascii="Times New Roman" w:hAnsi="Times New Roman" w:cs="Times New Roman"/>
+          <w:highlight w:val="yellow"/>
           <w:lang w:val="tr-TR"/>
         </w:rPr>
         <w:t xml:space="preserve">Y sorularındaki çözünürlük değerleri öğretim amaçlıdır.</w:t>

--- a/Kim11-2-13-Cozunurluk-Carpimi.docx
+++ b/Kim11-2-13-Cozunurluk-Carpimi.docx
@@ -968,6 +968,45 @@
                       <w:lang w:val="tr-TR"/>
                     </w:rPr>
                     <w:t xml:space="preserve">GÖRSEL ALANI (Shutterstock)</w:t>
+                  </w:r>
+                </w:p>
+                <w:p>
+                  <w:pPr>
+                    <w:jc w:val="center"/>
+                  </w:pPr>
+                  <w:r>
+                    <w:drawing>
+                      <wp:inline xmlns:a="http://schemas.openxmlformats.org/drawingml/2006/main" xmlns:pic="http://schemas.openxmlformats.org/drawingml/2006/picture">
+                        <wp:extent cx="2514158" cy="2354928"/>
+                        <wp:docPr id="900013" name="Picture 900013"/>
+                        <wp:cNvGraphicFramePr>
+                          <a:graphicFrameLocks noChangeAspect="1"/>
+                        </wp:cNvGraphicFramePr>
+                        <a:graphic>
+                          <a:graphicData uri="http://schemas.openxmlformats.org/drawingml/2006/picture">
+                            <pic:pic>
+                              <pic:nvPicPr>
+                                <pic:cNvPr id="0" name="2072502239_d.jpg"/>
+                                <pic:cNvPicPr/>
+                              </pic:nvPicPr>
+                              <pic:blipFill>
+                                <a:blip r:embed="rId11"/>
+                                <a:stretch>
+                                  <a:fillRect/>
+                                </a:stretch>
+                              </pic:blipFill>
+                              <pic:spPr>
+                                <a:xfrm>
+                                  <a:off x="0" y="0"/>
+                                  <a:ext cx="2514158" cy="2354928"/>
+                                </a:xfrm>
+                                <a:prstGeom prst="rect"/>
+                              </pic:spPr>
+                            </pic:pic>
+                          </a:graphicData>
+                        </a:graphic>
+                      </wp:inline>
+                    </w:drawing>
                   </w:r>
                 </w:p>
                 <w:p>

--- a/Kim11-2-13-Cozunurluk-Carpimi.docx
+++ b/Kim11-2-13-Cozunurluk-Carpimi.docx
@@ -934,116 +934,60 @@
           <w:tcPr>
             <w:tcW w:w="4500" w:type="dxa"/>
           </w:tcPr>
-          <w:tbl>
-            <w:tblPr>
-              <w:tblW w:w="4300" w:type="dxa"/>
+          <w:p>
+            <w:pPr>
               <w:jc w:val="center"/>
-              <w:tblBorders>
-                <w:top w:val="single" w:sz="8" w:space="0" w:color="7F7F7F"/>
-                <w:left w:val="single" w:sz="8" w:space="0" w:color="7F7F7F"/>
-                <w:bottom w:val="single" w:sz="8" w:space="0" w:color="7F7F7F"/>
-                <w:right w:val="single" w:sz="8" w:space="0" w:color="7F7F7F"/>
-              </w:tblBorders>
-            </w:tblPr>
-            <w:tblGrid>
-              <w:gridCol w:w="4300"/>
-            </w:tblGrid>
-            <w:tr>
-              <w:tc>
-                <w:tcPr>
-                  <w:tcW w:w="4300" w:type="dxa"/>
-                  <w:shd w:val="clear" w:color="auto" w:fill="EDEDED"/>
-                </w:tcPr>
-                <w:p>
-                  <w:pPr>
-                    <w:jc w:val="both"/>
-                    <w:rPr>
-                      <w:rFonts w:ascii="Times New Roman" w:hAnsi="Times New Roman" w:cs="Times New Roman"/>
-                      <w:lang w:val="tr-TR"/>
-                    </w:rPr>
-                  </w:pPr>
-                  <w:r>
-                    <w:rPr>
-                      <w:rFonts w:ascii="Times New Roman" w:hAnsi="Times New Roman" w:cs="Times New Roman"/>
-                      <w:lang w:val="tr-TR"/>
-                    </w:rPr>
-                    <w:t xml:space="preserve">GÖRSEL ALANI (Shutterstock)</w:t>
-                  </w:r>
-                </w:p>
-                <w:p>
-                  <w:pPr>
-                    <w:jc w:val="center"/>
-                  </w:pPr>
-                  <w:r>
-                    <w:drawing>
-                      <wp:inline xmlns:a="http://schemas.openxmlformats.org/drawingml/2006/main" xmlns:pic="http://schemas.openxmlformats.org/drawingml/2006/picture">
-                        <wp:extent cx="2514158" cy="2354928"/>
-                        <wp:docPr id="900013" name="Picture 900013"/>
-                        <wp:cNvGraphicFramePr>
-                          <a:graphicFrameLocks noChangeAspect="1"/>
-                        </wp:cNvGraphicFramePr>
-                        <a:graphic>
-                          <a:graphicData uri="http://schemas.openxmlformats.org/drawingml/2006/picture">
-                            <pic:pic>
-                              <pic:nvPicPr>
-                                <pic:cNvPr id="0" name="2072502239_d.jpg"/>
-                                <pic:cNvPicPr/>
-                              </pic:nvPicPr>
-                              <pic:blipFill>
-                                <a:blip r:embed="rId11"/>
-                                <a:stretch>
-                                  <a:fillRect/>
-                                </a:stretch>
-                              </pic:blipFill>
-                              <pic:spPr>
-                                <a:xfrm>
-                                  <a:off x="0" y="0"/>
-                                  <a:ext cx="2514158" cy="2354928"/>
-                                </a:xfrm>
-                                <a:prstGeom prst="rect"/>
-                              </pic:spPr>
-                            </pic:pic>
-                          </a:graphicData>
-                        </a:graphic>
-                      </wp:inline>
-                    </w:drawing>
-                  </w:r>
-                </w:p>
-                <w:p>
-                  <w:pPr>
-                    <w:jc w:val="both"/>
-                    <w:rPr>
-                      <w:rFonts w:ascii="Times New Roman" w:hAnsi="Times New Roman" w:cs="Times New Roman"/>
-                      <w:lang w:val="tr-TR"/>
-                    </w:rPr>
-                  </w:pPr>
-                  <w:r>
-                    <w:rPr>
-                      <w:rFonts w:ascii="Times New Roman" w:hAnsi="Times New Roman" w:cs="Times New Roman"/>
-                      <w:lang w:val="tr-TR"/>
-                    </w:rPr>
-                    <w:t xml:space="preserve">Tarif: Dişin kesitini gösteren ve mine tabakasını belirten bir illüstrasyon; mümkünse mine yüzeyinde iyon alışverişini temsil eden küçük oklar eklenebilir (vektörel).</w:t>
-                  </w:r>
-                </w:p>
-                <w:p>
-                  <w:pPr>
-                    <w:jc w:val="both"/>
-                    <w:rPr>
-                      <w:rFonts w:ascii="Times New Roman" w:hAnsi="Times New Roman" w:cs="Times New Roman"/>
-                      <w:lang w:val="tr-TR"/>
-                    </w:rPr>
-                  </w:pPr>
-                  <w:r>
-                    <w:rPr>
-                      <w:rFonts w:ascii="Times New Roman" w:hAnsi="Times New Roman" w:cs="Times New Roman"/>
-                      <w:lang w:val="tr-TR"/>
-                    </w:rPr>
-                    <w:t xml:space="preserve">Shutter ID: 2072502239 (vektör) — Human tooth structure cross section (enamel, dentine, pulp)</w:t>
-                  </w:r>
-                </w:p>
-              </w:tc>
-            </w:tr>
-          </w:tbl>
+            </w:pPr>
+            <w:r>
+              <w:drawing>
+                <wp:inline xmlns:a="http://schemas.openxmlformats.org/drawingml/2006/main" xmlns:pic="http://schemas.openxmlformats.org/drawingml/2006/picture">
+                  <wp:extent cx="2113878" cy="1979999"/>
+                  <wp:docPr id="900013" name="Picture 900013"/>
+                  <wp:cNvGraphicFramePr>
+                    <a:graphicFrameLocks noChangeAspect="1"/>
+                  </wp:cNvGraphicFramePr>
+                  <a:graphic>
+                    <a:graphicData uri="http://schemas.openxmlformats.org/drawingml/2006/picture">
+                      <pic:pic>
+                        <pic:nvPicPr>
+                          <pic:cNvPr id="0" name="2072502239_d.jpg"/>
+                          <pic:cNvPicPr/>
+                        </pic:nvPicPr>
+                        <pic:blipFill>
+                          <a:blip r:embed="rId11"/>
+                          <a:stretch>
+                            <a:fillRect/>
+                          </a:stretch>
+                        </pic:blipFill>
+                        <pic:spPr>
+                          <a:xfrm>
+                            <a:off x="0" y="0"/>
+                            <a:ext cx="2113878" cy="1979999"/>
+                          </a:xfrm>
+                          <a:prstGeom prst="rect"/>
+                        </pic:spPr>
+                      </pic:pic>
+                    </a:graphicData>
+                  </a:graphic>
+                </wp:inline>
+              </w:drawing>
+            </w:r>
+          </w:p>
+          <w:p>
+            <w:pPr>
+              <w:jc w:val="center"/>
+            </w:pPr>
+            <w:r>
+              <w:rPr>
+                <w:rFonts w:ascii="Times New Roman" w:hAnsi="Times New Roman" w:cs="Times New Roman"/>
+                <w:b/>
+                <w:bCs/>
+                <w:highlight w:val="yellow"/>
+                <w:lang w:val="tr-TR"/>
+              </w:rPr>
+              <w:t xml:space="preserve">Shutter id: 2072502239</w:t>
+            </w:r>
+          </w:p>
           <w:p>
             <w:pPr>
               <w:jc w:val="center"/>

--- a/Kim11-2-13-Cozunurluk-Carpimi.docx
+++ b/Kim11-2-13-Cozunurluk-Carpimi.docx
@@ -22,85 +22,59 @@
         <w:t xml:space="preserve">BÖLÜM: Çözünürlük Dengesi</w:t>
       </w:r>
     </w:p>
-    <w:tbl>
-      <w:tblPr>
-        <w:tblW w:w="9000" w:type="dxa"/>
+    <w:p>
+      <w:pPr>
         <w:jc w:val="center"/>
-        <w:tblBorders>
-          <w:top w:val="single" w:sz="8" w:space="0" w:color="7F7F7F"/>
-          <w:left w:val="single" w:sz="8" w:space="0" w:color="7F7F7F"/>
-          <w:bottom w:val="single" w:sz="8" w:space="0" w:color="7F7F7F"/>
-          <w:right w:val="single" w:sz="8" w:space="0" w:color="7F7F7F"/>
-        </w:tblBorders>
-      </w:tblPr>
-      <w:tblGrid>
-        <w:gridCol w:w="9000"/>
-      </w:tblGrid>
-      <w:tr>
-        <w:tc>
-          <w:tcPr>
-            <w:tcW w:w="9000" w:type="dxa"/>
-            <w:shd w:val="clear" w:color="auto" w:fill="EDEDED"/>
-          </w:tcPr>
-          <w:p>
-            <w:pPr>
-              <w:jc w:val="both"/>
-              <w:rPr>
-                <w:rFonts w:ascii="Times New Roman" w:hAnsi="Times New Roman" w:cs="Times New Roman"/>
-                <w:lang w:val="tr-TR"/>
-              </w:rPr>
-            </w:pPr>
-            <w:r>
-              <w:rPr>
-                <w:rFonts w:ascii="Times New Roman" w:hAnsi="Times New Roman" w:cs="Times New Roman"/>
-                <w:lang w:val="tr-TR"/>
-              </w:rPr>
-              <w:t xml:space="preserve">GÖRSEL ALANI (Bölüm kapağı, tam sayfa; Shutterstock)</w:t>
-            </w:r>
-          </w:p>
-          <w:p>
-            <w:pPr>
-              <w:jc w:val="both"/>
-              <w:rPr>
-                <w:rFonts w:ascii="Times New Roman" w:hAnsi="Times New Roman" w:cs="Times New Roman"/>
-                <w:lang w:val="tr-TR"/>
-              </w:rPr>
-            </w:pPr>
-            <w:r>
-              <w:rPr>
-                <w:rFonts w:ascii="Times New Roman" w:hAnsi="Times New Roman" w:cs="Times New Roman"/>
-                <w:lang w:val="tr-TR"/>
-              </w:rPr>
-              <w:t xml:space="preserve">Tarif: Su altında kalsiyum karbonattan oluşmuş mercan resifi ve deniz kabukları ya da bir mağaradaki damlataş oluşumları (tam sayfa bölüm kapağı).</w:t>
-            </w:r>
-          </w:p>
-          <w:p>
-            <w:pPr>
-              <w:jc w:val="both"/>
-              <w:rPr>
-                <w:rFonts w:ascii="Times New Roman" w:hAnsi="Times New Roman" w:cs="Times New Roman"/>
-                <w:lang w:val="tr-TR"/>
-              </w:rPr>
-            </w:pPr>
-            <w:r>
-              <w:rPr>
-                <w:rFonts w:ascii="Times New Roman" w:hAnsi="Times New Roman" w:cs="Times New Roman"/>
-                <w:lang w:val="tr-TR"/>
-              </w:rPr>
-              <w:t xml:space="preserve">Shutter ID: 2760185255 (fotoğraf) — School of fish over a coral reef, blue tones</w:t>
-            </w:r>
-          </w:p>
-        </w:tc>
-      </w:tr>
-    </w:tbl>
+      </w:pPr>
+      <w:r>
+        <w:drawing>
+          <wp:inline xmlns:a="http://schemas.openxmlformats.org/drawingml/2006/main" xmlns:pic="http://schemas.openxmlformats.org/drawingml/2006/picture">
+            <wp:extent cx="5400000" cy="3967200"/>
+            <wp:docPr id="900014" name="Picture 900014"/>
+            <wp:cNvGraphicFramePr>
+              <a:graphicFrameLocks noChangeAspect="1"/>
+            </wp:cNvGraphicFramePr>
+            <a:graphic>
+              <a:graphicData uri="http://schemas.openxmlformats.org/drawingml/2006/picture">
+                <pic:pic>
+                  <pic:nvPicPr>
+                    <pic:cNvPr id="0" name="2760185255_d.jpg"/>
+                    <pic:cNvPicPr/>
+                  </pic:nvPicPr>
+                  <pic:blipFill>
+                    <a:blip r:embed="rId12"/>
+                    <a:stretch>
+                      <a:fillRect/>
+                    </a:stretch>
+                  </pic:blipFill>
+                  <pic:spPr>
+                    <a:xfrm>
+                      <a:off x="0" y="0"/>
+                      <a:ext cx="5400000" cy="3967200"/>
+                    </a:xfrm>
+                    <a:prstGeom prst="rect"/>
+                  </pic:spPr>
+                </pic:pic>
+              </a:graphicData>
+            </a:graphic>
+          </wp:inline>
+        </w:drawing>
+      </w:r>
+    </w:p>
     <w:p>
       <w:pPr>
-        <w:jc w:val="both"/>
-        <w:rPr>
-          <w:rFonts w:ascii="Times New Roman" w:hAnsi="Times New Roman" w:cs="Times New Roman"/>
-          <w:lang w:val="tr-TR"/>
-        </w:rPr>
-      </w:pPr>
+        <w:jc w:val="center"/>
+      </w:pPr>
+      <w:r>
+        <w:rPr>
+          <w:rFonts w:ascii="Times New Roman" w:hAnsi="Times New Roman" w:cs="Times New Roman"/>
+          <w:b/>
+          <w:bCs/>
+          <w:highlight w:val="yellow"/>
+          <w:lang w:val="tr-TR"/>
+        </w:rPr>
+        <w:t xml:space="preserve">Shutter id: 2760185255 (bölüm kapağı, tam sayfa)</w:t>
+      </w:r>
     </w:p>
     <w:tbl>
       <w:tblPr>
@@ -125,77 +99,60 @@
           <w:tcPr>
             <w:tcW w:w="4500" w:type="dxa"/>
           </w:tcPr>
-          <w:tbl>
-            <w:tblPr>
-              <w:tblW w:w="4300" w:type="dxa"/>
+          <w:p>
+            <w:pPr>
               <w:jc w:val="center"/>
-              <w:tblBorders>
-                <w:top w:val="single" w:sz="8" w:space="0" w:color="7F7F7F"/>
-                <w:left w:val="single" w:sz="8" w:space="0" w:color="7F7F7F"/>
-                <w:bottom w:val="single" w:sz="8" w:space="0" w:color="7F7F7F"/>
-                <w:right w:val="single" w:sz="8" w:space="0" w:color="7F7F7F"/>
-              </w:tblBorders>
-            </w:tblPr>
-            <w:tblGrid>
-              <w:gridCol w:w="4300"/>
-            </w:tblGrid>
-            <w:tr>
-              <w:tc>
-                <w:tcPr>
-                  <w:tcW w:w="4300" w:type="dxa"/>
-                  <w:shd w:val="clear" w:color="auto" w:fill="EDEDED"/>
-                </w:tcPr>
-                <w:p>
-                  <w:pPr>
-                    <w:jc w:val="both"/>
-                    <w:rPr>
-                      <w:rFonts w:ascii="Times New Roman" w:hAnsi="Times New Roman" w:cs="Times New Roman"/>
-                      <w:lang w:val="tr-TR"/>
-                    </w:rPr>
-                  </w:pPr>
-                  <w:r>
-                    <w:rPr>
-                      <w:rFonts w:ascii="Times New Roman" w:hAnsi="Times New Roman" w:cs="Times New Roman"/>
-                      <w:lang w:val="tr-TR"/>
-                    </w:rPr>
-                    <w:t xml:space="preserve">GÖRSEL ALANI (Shutterstock)</w:t>
-                  </w:r>
-                </w:p>
-                <w:p>
-                  <w:pPr>
-                    <w:jc w:val="both"/>
-                    <w:rPr>
-                      <w:rFonts w:ascii="Times New Roman" w:hAnsi="Times New Roman" w:cs="Times New Roman"/>
-                      <w:lang w:val="tr-TR"/>
-                    </w:rPr>
-                  </w:pPr>
-                  <w:r>
-                    <w:rPr>
-                      <w:rFonts w:ascii="Times New Roman" w:hAnsi="Times New Roman" w:cs="Times New Roman"/>
-                      <w:lang w:val="tr-TR"/>
-                    </w:rPr>
-                    <w:t xml:space="preserve">Tarif: Pamukkale travertenleri ya da bir mağaradaki damlataşlar; suda az çözünen kalsiyum karbonatın çözünüp yeniden çökmesiyle oluşan yapılar (yurt içinden bir görüntü tercih edilmeli).</w:t>
-                  </w:r>
-                </w:p>
-                <w:p>
-                  <w:pPr>
-                    <w:jc w:val="both"/>
-                    <w:rPr>
-                      <w:rFonts w:ascii="Times New Roman" w:hAnsi="Times New Roman" w:cs="Times New Roman"/>
-                      <w:lang w:val="tr-TR"/>
-                    </w:rPr>
-                  </w:pPr>
-                  <w:r>
-                    <w:rPr>
-                      <w:rFonts w:ascii="Times New Roman" w:hAnsi="Times New Roman" w:cs="Times New Roman"/>
-                      <w:lang w:val="tr-TR"/>
-                    </w:rPr>
-                    <w:t xml:space="preserve">Shutter ID: 2813805813 (fotoğraf) — Pamukkale thermal spring and travertine terraces</w:t>
-                  </w:r>
-                </w:p>
-              </w:tc>
-            </w:tr>
-          </w:tbl>
+            </w:pPr>
+            <w:r>
+              <w:drawing>
+                <wp:inline xmlns:a="http://schemas.openxmlformats.org/drawingml/2006/main" xmlns:pic="http://schemas.openxmlformats.org/drawingml/2006/picture">
+                  <wp:extent cx="2664000" cy="1957152"/>
+                  <wp:docPr id="900015" name="Picture 900015"/>
+                  <wp:cNvGraphicFramePr>
+                    <a:graphicFrameLocks noChangeAspect="1"/>
+                  </wp:cNvGraphicFramePr>
+                  <a:graphic>
+                    <a:graphicData uri="http://schemas.openxmlformats.org/drawingml/2006/picture">
+                      <pic:pic>
+                        <pic:nvPicPr>
+                          <pic:cNvPr id="0" name="2813805813_d.jpg"/>
+                          <pic:cNvPicPr/>
+                        </pic:nvPicPr>
+                        <pic:blipFill>
+                          <a:blip r:embed="rId13"/>
+                          <a:stretch>
+                            <a:fillRect/>
+                          </a:stretch>
+                        </pic:blipFill>
+                        <pic:spPr>
+                          <a:xfrm>
+                            <a:off x="0" y="0"/>
+                            <a:ext cx="2664000" cy="1957152"/>
+                          </a:xfrm>
+                          <a:prstGeom prst="rect"/>
+                        </pic:spPr>
+                      </pic:pic>
+                    </a:graphicData>
+                  </a:graphic>
+                </wp:inline>
+              </w:drawing>
+            </w:r>
+          </w:p>
+          <w:p>
+            <w:pPr>
+              <w:jc w:val="center"/>
+            </w:pPr>
+            <w:r>
+              <w:rPr>
+                <w:rFonts w:ascii="Times New Roman" w:hAnsi="Times New Roman" w:cs="Times New Roman"/>
+                <w:b/>
+                <w:bCs/>
+                <w:highlight w:val="yellow"/>
+                <w:lang w:val="tr-TR"/>
+              </w:rPr>
+              <w:t xml:space="preserve">Shutter id: 2813805813</w:t>
+            </w:r>
+          </w:p>
           <w:p>
             <w:pPr>
               <w:jc w:val="center"/>
@@ -226,77 +183,60 @@
           <w:tcPr>
             <w:tcW w:w="4500" w:type="dxa"/>
           </w:tcPr>
-          <w:tbl>
-            <w:tblPr>
-              <w:tblW w:w="4300" w:type="dxa"/>
+          <w:p>
+            <w:pPr>
               <w:jc w:val="center"/>
-              <w:tblBorders>
-                <w:top w:val="single" w:sz="8" w:space="0" w:color="7F7F7F"/>
-                <w:left w:val="single" w:sz="8" w:space="0" w:color="7F7F7F"/>
-                <w:bottom w:val="single" w:sz="8" w:space="0" w:color="7F7F7F"/>
-                <w:right w:val="single" w:sz="8" w:space="0" w:color="7F7F7F"/>
-              </w:tblBorders>
-            </w:tblPr>
-            <w:tblGrid>
-              <w:gridCol w:w="4300"/>
-            </w:tblGrid>
-            <w:tr>
-              <w:tc>
-                <w:tcPr>
-                  <w:tcW w:w="4300" w:type="dxa"/>
-                  <w:shd w:val="clear" w:color="auto" w:fill="EDEDED"/>
-                </w:tcPr>
-                <w:p>
-                  <w:pPr>
-                    <w:jc w:val="both"/>
-                    <w:rPr>
-                      <w:rFonts w:ascii="Times New Roman" w:hAnsi="Times New Roman" w:cs="Times New Roman"/>
-                      <w:lang w:val="tr-TR"/>
-                    </w:rPr>
-                  </w:pPr>
-                  <w:r>
-                    <w:rPr>
-                      <w:rFonts w:ascii="Times New Roman" w:hAnsi="Times New Roman" w:cs="Times New Roman"/>
-                      <w:lang w:val="tr-TR"/>
-                    </w:rPr>
-                    <w:t xml:space="preserve">GÖRSEL ALANI (Shutterstock)</w:t>
-                  </w:r>
-                </w:p>
-                <w:p>
-                  <w:pPr>
-                    <w:jc w:val="both"/>
-                    <w:rPr>
-                      <w:rFonts w:ascii="Times New Roman" w:hAnsi="Times New Roman" w:cs="Times New Roman"/>
-                      <w:lang w:val="tr-TR"/>
-                    </w:rPr>
-                  </w:pPr>
-                  <w:r>
-                    <w:rPr>
-                      <w:rFonts w:ascii="Times New Roman" w:hAnsi="Times New Roman" w:cs="Times New Roman"/>
-                      <w:lang w:val="tr-TR"/>
-                    </w:rPr>
-                    <w:t xml:space="preserve">Tarif: Tokat Ballıca Mağarası’nda sarkıt ve dikitler.</w:t>
-                  </w:r>
-                </w:p>
-                <w:p>
-                  <w:pPr>
-                    <w:jc w:val="both"/>
-                    <w:rPr>
-                      <w:rFonts w:ascii="Times New Roman" w:hAnsi="Times New Roman" w:cs="Times New Roman"/>
-                      <w:lang w:val="tr-TR"/>
-                    </w:rPr>
-                  </w:pPr>
-                  <w:r>
-                    <w:rPr>
-                      <w:rFonts w:ascii="Times New Roman" w:hAnsi="Times New Roman" w:cs="Times New Roman"/>
-                      <w:lang w:val="tr-TR"/>
-                    </w:rPr>
-                    <w:t xml:space="preserve">Shutter ID: 2678640755 (fotoğraf) — Ballıca Cave in Tokat, Turkey, stalactite and stalagmite formations</w:t>
-                  </w:r>
-                </w:p>
-              </w:tc>
-            </w:tr>
-          </w:tbl>
+            </w:pPr>
+            <w:r>
+              <w:drawing>
+                <wp:inline xmlns:a="http://schemas.openxmlformats.org/drawingml/2006/main" xmlns:pic="http://schemas.openxmlformats.org/drawingml/2006/picture">
+                  <wp:extent cx="2664000" cy="1953600"/>
+                  <wp:docPr id="900016" name="Picture 900016"/>
+                  <wp:cNvGraphicFramePr>
+                    <a:graphicFrameLocks noChangeAspect="1"/>
+                  </wp:cNvGraphicFramePr>
+                  <a:graphic>
+                    <a:graphicData uri="http://schemas.openxmlformats.org/drawingml/2006/picture">
+                      <pic:pic>
+                        <pic:nvPicPr>
+                          <pic:cNvPr id="0" name="2678640755_d.jpg"/>
+                          <pic:cNvPicPr/>
+                        </pic:nvPicPr>
+                        <pic:blipFill>
+                          <a:blip r:embed="rId14"/>
+                          <a:stretch>
+                            <a:fillRect/>
+                          </a:stretch>
+                        </pic:blipFill>
+                        <pic:spPr>
+                          <a:xfrm>
+                            <a:off x="0" y="0"/>
+                            <a:ext cx="2664000" cy="1953600"/>
+                          </a:xfrm>
+                          <a:prstGeom prst="rect"/>
+                        </pic:spPr>
+                      </pic:pic>
+                    </a:graphicData>
+                  </a:graphic>
+                </wp:inline>
+              </w:drawing>
+            </w:r>
+          </w:p>
+          <w:p>
+            <w:pPr>
+              <w:jc w:val="center"/>
+            </w:pPr>
+            <w:r>
+              <w:rPr>
+                <w:rFonts w:ascii="Times New Roman" w:hAnsi="Times New Roman" w:cs="Times New Roman"/>
+                <w:b/>
+                <w:bCs/>
+                <w:highlight w:val="yellow"/>
+                <w:lang w:val="tr-TR"/>
+              </w:rPr>
+              <w:t xml:space="preserve">Shutter id: 2678640755</w:t>
+            </w:r>
+          </w:p>
           <w:p>
             <w:pPr>
               <w:jc w:val="center"/>
@@ -833,77 +773,60 @@
           <w:tcPr>
             <w:tcW w:w="4500" w:type="dxa"/>
           </w:tcPr>
-          <w:tbl>
-            <w:tblPr>
-              <w:tblW w:w="4300" w:type="dxa"/>
+          <w:p>
+            <w:pPr>
               <w:jc w:val="center"/>
-              <w:tblBorders>
-                <w:top w:val="single" w:sz="8" w:space="0" w:color="7F7F7F"/>
-                <w:left w:val="single" w:sz="8" w:space="0" w:color="7F7F7F"/>
-                <w:bottom w:val="single" w:sz="8" w:space="0" w:color="7F7F7F"/>
-                <w:right w:val="single" w:sz="8" w:space="0" w:color="7F7F7F"/>
-              </w:tblBorders>
-            </w:tblPr>
-            <w:tblGrid>
-              <w:gridCol w:w="4300"/>
-            </w:tblGrid>
-            <w:tr>
-              <w:tc>
-                <w:tcPr>
-                  <w:tcW w:w="4300" w:type="dxa"/>
-                  <w:shd w:val="clear" w:color="auto" w:fill="EDEDED"/>
-                </w:tcPr>
-                <w:p>
-                  <w:pPr>
-                    <w:jc w:val="both"/>
-                    <w:rPr>
-                      <w:rFonts w:ascii="Times New Roman" w:hAnsi="Times New Roman" w:cs="Times New Roman"/>
-                      <w:lang w:val="tr-TR"/>
-                    </w:rPr>
-                  </w:pPr>
-                  <w:r>
-                    <w:rPr>
-                      <w:rFonts w:ascii="Times New Roman" w:hAnsi="Times New Roman" w:cs="Times New Roman"/>
-                      <w:lang w:val="tr-TR"/>
-                    </w:rPr>
-                    <w:t xml:space="preserve">GÖRSEL ALANI (Shutterstock)</w:t>
-                  </w:r>
-                </w:p>
-                <w:p>
-                  <w:pPr>
-                    <w:jc w:val="both"/>
-                    <w:rPr>
-                      <w:rFonts w:ascii="Times New Roman" w:hAnsi="Times New Roman" w:cs="Times New Roman"/>
-                      <w:lang w:val="tr-TR"/>
-                    </w:rPr>
-                  </w:pPr>
-                  <w:r>
-                    <w:rPr>
-                      <w:rFonts w:ascii="Times New Roman" w:hAnsi="Times New Roman" w:cs="Times New Roman"/>
-                      <w:lang w:val="tr-TR"/>
-                    </w:rPr>
-                    <w:t xml:space="preserve">Tarif: Banyoda aynaya bakarak dişlerini fırçalayan bir çocuk.</w:t>
-                  </w:r>
-                </w:p>
-                <w:p>
-                  <w:pPr>
-                    <w:jc w:val="both"/>
-                    <w:rPr>
-                      <w:rFonts w:ascii="Times New Roman" w:hAnsi="Times New Roman" w:cs="Times New Roman"/>
-                      <w:lang w:val="tr-TR"/>
-                    </w:rPr>
-                  </w:pPr>
-                  <w:r>
-                    <w:rPr>
-                      <w:rFonts w:ascii="Times New Roman" w:hAnsi="Times New Roman" w:cs="Times New Roman"/>
-                      <w:lang w:val="tr-TR"/>
-                    </w:rPr>
-                    <w:t xml:space="preserve">Shutter ID: 2601219685 (fotoğraf) — Young boy brushing teeth in bathroom, smiling at reflection in mirror</w:t>
-                  </w:r>
-                </w:p>
-              </w:tc>
-            </w:tr>
-          </w:tbl>
+            </w:pPr>
+            <w:r>
+              <w:drawing>
+                <wp:inline xmlns:a="http://schemas.openxmlformats.org/drawingml/2006/main" xmlns:pic="http://schemas.openxmlformats.org/drawingml/2006/picture">
+                  <wp:extent cx="2664000" cy="1953600"/>
+                  <wp:docPr id="900017" name="Picture 900017"/>
+                  <wp:cNvGraphicFramePr>
+                    <a:graphicFrameLocks noChangeAspect="1"/>
+                  </wp:cNvGraphicFramePr>
+                  <a:graphic>
+                    <a:graphicData uri="http://schemas.openxmlformats.org/drawingml/2006/picture">
+                      <pic:pic>
+                        <pic:nvPicPr>
+                          <pic:cNvPr id="0" name="2601219685_d.jpg"/>
+                          <pic:cNvPicPr/>
+                        </pic:nvPicPr>
+                        <pic:blipFill>
+                          <a:blip r:embed="rId15"/>
+                          <a:stretch>
+                            <a:fillRect/>
+                          </a:stretch>
+                        </pic:blipFill>
+                        <pic:spPr>
+                          <a:xfrm>
+                            <a:off x="0" y="0"/>
+                            <a:ext cx="2664000" cy="1953600"/>
+                          </a:xfrm>
+                          <a:prstGeom prst="rect"/>
+                        </pic:spPr>
+                      </pic:pic>
+                    </a:graphicData>
+                  </a:graphic>
+                </wp:inline>
+              </w:drawing>
+            </w:r>
+          </w:p>
+          <w:p>
+            <w:pPr>
+              <w:jc w:val="center"/>
+            </w:pPr>
+            <w:r>
+              <w:rPr>
+                <w:rFonts w:ascii="Times New Roman" w:hAnsi="Times New Roman" w:cs="Times New Roman"/>
+                <w:b/>
+                <w:bCs/>
+                <w:highlight w:val="yellow"/>
+                <w:lang w:val="tr-TR"/>
+              </w:rPr>
+              <w:t xml:space="preserve">Shutter id: 2601219685</w:t>
+            </w:r>
+          </w:p>
           <w:p>
             <w:pPr>
               <w:jc w:val="center"/>

--- a/Kim11-2-13-Cozunurluk-Carpimi.docx
+++ b/Kim11-2-13-Cozunurluk-Carpimi.docx
@@ -5396,7 +5396,7 @@
           <w:bCs/>
           <w:lang w:val="tr-TR"/>
         </w:rPr>
-        <w:t xml:space="preserve">Bilgi Köşesi 2.4.</w:t>
+        <w:t xml:space="preserve">Bilgi Köşesi 2.3.</w:t>
       </w:r>
     </w:p>
     <w:p>

--- a/Kim11-2-13-Cozunurluk-Carpimi.docx
+++ b/Kim11-2-13-Cozunurluk-Carpimi.docx
@@ -3429,7 +3429,7 @@
       <w:r>
         <w:drawing>
           <wp:inline distT="0" distB="0" distL="0" distR="0">
-            <wp:extent cx="5757683" cy="2697485"/>
+            <wp:extent cx="5398018" cy="2517653"/>
             <wp:docPr id="900003" name="Grafik 900003" descr="CaF2 çözünme süreç modeli"/>
             <wp:cNvGraphicFramePr>
               <a:graphicFrameLocks noChangeAspect="1"/>
@@ -3450,7 +3450,7 @@
                   <pic:spPr>
                     <a:xfrm>
                       <a:off x="0" y="0"/>
-                      <a:ext cx="5757683" cy="2697485"/>
+                      <a:ext cx="5398018" cy="2517653"/>
                     </a:xfrm>
                     <a:prstGeom prst="rect">
                       <a:avLst/>
@@ -3518,7 +3518,7 @@
           <w:highlight w:val="yellow"/>
           <w:lang w:val="tr-TR"/>
         </w:rPr>
-        <w:t xml:space="preserve">Taslak modeldir; yayınevi tarafından su moleküllerinin iyonları sardığı (hidratasyon) ayrıntı da eklenerek vektörel olarak yeniden çizilebilir.</w:t>
+        <w:t>Kristal, florit (CaF2) yapısının bir kesitiyle çizilmiştir: F− iyonları kare örgü oluşturur, Ca2+ iyonları karelerin dama düzenindeki merkezlerindedir (Ca2+ : F− = 1 : 2); iyon boyutları gerçek iyon yarıçaplarıyla orantılıdır. Görsel yeniden çizilirse bu düzen ve oran korunmalıdır.</w:t>
       </w:r>
     </w:p>
     <w:p>

--- a/Kim11-2-13-Cozunurluk-Carpimi.docx
+++ b/Kim11-2-13-Cozunurluk-Carpimi.docx
@@ -824,7 +824,7 @@
                 <w:highlight w:val="yellow"/>
                 <w:lang w:val="tr-TR"/>
               </w:rPr>
-              <w:t xml:space="preserve">Shutter id: 2601219685</w:t>
+              <w:t xml:space="preserve">Shutter id: 2704537031</w:t>
             </w:r>
           </w:p>
           <w:p>
